--- a/downloads/workbook/ai-4-week-13.docx
+++ b/downloads/workbook/ai-4-week-13.docx
@@ -1557,6 +1557,178 @@
         <w:t>Project connection: For your Responsible Plant Classifier, save the input, procedure, observed result and limitation of this check. Label this worked example as practice; use a different, previously unreviewed case when checking independent understanding.</w:t>
       </w:r>
     </w:p>
+    <w:p>
+      <w:pPr>
+        <w:pStyle w:val="Heading1"/>
+      </w:pPr>
+      <w:r>
+        <w:t>24. Project portfolio milestone</w:t>
+      </w:r>
+    </w:p>
+    <w:p>
+      <w:r>
+        <w:t>Project: Responsible Plant Classifier</w:t>
+      </w:r>
+    </w:p>
+    <w:p>
+      <w:r>
+        <w:t>Current milestone: Test changed cases. Keep normal, boundary and failure cases; compare expected and observed results.</w:t>
+      </w:r>
+    </w:p>
+    <w:p>
+      <w:r>
+        <w:t>For your Responsible Plant Classifier, save the input, procedure, observed result and limitation of this check. Label this worked example as practice; use a different, previously unreviewed case when checking independent understanding.</w:t>
+      </w:r>
+    </w:p>
+    <w:tbl>
+      <w:tblPr>
+        <w:tblStyle w:val="LightShading-Accent1"/>
+        <w:tblW w:type="auto" w:w="0"/>
+        <w:tblLook w:firstColumn="1" w:firstRow="1" w:lastColumn="0" w:lastRow="0" w:noHBand="0" w:noVBand="1" w:val="04A0"/>
+      </w:tblPr>
+      <w:tblGrid>
+        <w:gridCol w:w="5112"/>
+        <w:gridCol w:w="5112"/>
+      </w:tblGrid>
+      <w:tr>
+        <w:trPr>
+          <w:tblHeader/>
+        </w:trPr>
+        <w:tc>
+          <w:tcPr>
+            <w:tcW w:type="dxa" w:w="5112"/>
+          </w:tcPr>
+          <w:p>
+            <w:r>
+              <w:t>Evidence to keep</w:t>
+            </w:r>
+          </w:p>
+        </w:tc>
+        <w:tc>
+          <w:tcPr>
+            <w:tcW w:type="dxa" w:w="5112"/>
+          </w:tcPr>
+          <w:p>
+            <w:r>
+              <w:t>My record</w:t>
+            </w:r>
+          </w:p>
+        </w:tc>
+      </w:tr>
+      <w:tr>
+        <w:tc>
+          <w:tcPr>
+            <w:tcW w:type="dxa" w:w="5112"/>
+          </w:tcPr>
+          <w:p>
+            <w:r>
+              <w:t>This week’s input and deciding step</w:t>
+            </w:r>
+          </w:p>
+        </w:tc>
+        <w:tc>
+          <w:tcPr>
+            <w:tcW w:type="dxa" w:w="5112"/>
+          </w:tcPr>
+          <w:p>
+            <w:r/>
+          </w:p>
+        </w:tc>
+      </w:tr>
+      <w:tr>
+        <w:tc>
+          <w:tcPr>
+            <w:tcW w:type="dxa" w:w="5112"/>
+          </w:tcPr>
+          <w:p>
+            <w:r>
+              <w:t>Prediction and actual result (or labelled paper trace)</w:t>
+            </w:r>
+          </w:p>
+        </w:tc>
+        <w:tc>
+          <w:tcPr>
+            <w:tcW w:type="dxa" w:w="5112"/>
+          </w:tcPr>
+          <w:p>
+            <w:r/>
+          </w:p>
+        </w:tc>
+      </w:tr>
+      <w:tr>
+        <w:tc>
+          <w:tcPr>
+            <w:tcW w:type="dxa" w:w="5112"/>
+          </w:tcPr>
+          <w:p>
+            <w:r>
+              <w:t>One change since the previous checkpoint and why</w:t>
+            </w:r>
+          </w:p>
+        </w:tc>
+        <w:tc>
+          <w:tcPr>
+            <w:tcW w:type="dxa" w:w="5112"/>
+          </w:tcPr>
+          <w:p>
+            <w:r/>
+          </w:p>
+        </w:tc>
+      </w:tr>
+      <w:tr>
+        <w:tc>
+          <w:tcPr>
+            <w:tcW w:type="dxa" w:w="5112"/>
+          </w:tcPr>
+          <w:p>
+            <w:r>
+              <w:t>One error or limit and the next test</w:t>
+            </w:r>
+          </w:p>
+        </w:tc>
+        <w:tc>
+          <w:tcPr>
+            <w:tcW w:type="dxa" w:w="5112"/>
+          </w:tcPr>
+          <w:p>
+            <w:r/>
+          </w:p>
+        </w:tc>
+      </w:tr>
+    </w:tbl>
+    <w:p>
+      <w:pPr>
+        <w:pStyle w:val="Heading3"/>
+      </w:pPr>
+      <w:r>
+        <w:t>Explain what this week adds to your project. Reuse last week’s record rather than starting again.</w:t>
+      </w:r>
+    </w:p>
+    <w:p>
+      <w:r>
+        <w:t>________________________________________________________________</w:t>
+      </w:r>
+    </w:p>
+    <w:p>
+      <w:r>
+        <w:t>________________________________________________________________</w:t>
+      </w:r>
+    </w:p>
+    <w:p>
+      <w:r>
+        <w:t>________________________________________________________________</w:t>
+      </w:r>
+    </w:p>
+    <w:p>
+      <w:r>
+        <w:t>________________________________________________________________</w:t>
+      </w:r>
+    </w:p>
+    <w:p>
+      <w:r>
+        <w:t>________________________________________________________________</w:t>
+      </w:r>
+    </w:p>
     <w:sectPr>
       <w:pgSz w:w="12240" w:h="15840"/>
       <w:pgMar w:top="936" w:right="1008" w:bottom="936" w:left="1008" w:header="720" w:footer="720" w:gutter="0"/>

--- a/downloads/workbook/ai-4-week-13.docx
+++ b/downloads/workbook/ai-4-week-13.docx
@@ -1729,6 +1729,248 @@
         <w:t>________________________________________________________________</w:t>
       </w:r>
     </w:p>
+    <w:p>
+      <w:pPr>
+        <w:pStyle w:val="Heading1"/>
+      </w:pPr>
+      <w:r>
+        <w:t>25. Supported practice and learning evidence</w:t>
+      </w:r>
+    </w:p>
+    <w:p>
+      <w:r>
+        <w:t>Use this supported practice once, in the browser or on paper. Keep the reserved independent assessment for a separate first attempt before teacher feedback.</w:t>
+      </w:r>
+    </w:p>
+    <w:p>
+      <w:r>
+        <w:t>Separate a reproducible fitted pipeline from merely displaying predictions.</w:t>
+      </w:r>
+    </w:p>
+    <w:p>
+      <w:pPr>
+        <w:pStyle w:val="Heading3"/>
+      </w:pPr>
+      <w:r>
+        <w:t>Practice 1: explain the deciding evidence</w:t>
+      </w:r>
+    </w:p>
+    <w:p>
+      <w:r>
+        <w:t>Which labelled step matches this detail? Distances 30 and 10 mm select the spotted training record.</w:t>
+      </w:r>
+    </w:p>
+    <w:p>
+      <w:r>
+        <w:t>1. Predict neighbour</w:t>
+      </w:r>
+    </w:p>
+    <w:p>
+      <w:r>
+        <w:t>2. Fit transform</w:t>
+      </w:r>
+    </w:p>
+    <w:p>
+      <w:r>
+        <w:t>3. Transform query</w:t>
+      </w:r>
+    </w:p>
+    <w:p>
+      <w:pPr>
+        <w:pStyle w:val="Heading3"/>
+      </w:pPr>
+      <w:r>
+        <w:t>My selected conclusion, deciding fact and explanation</w:t>
+      </w:r>
+    </w:p>
+    <w:p>
+      <w:r>
+        <w:t>________________________________________________________________</w:t>
+      </w:r>
+    </w:p>
+    <w:p>
+      <w:r>
+        <w:t>________________________________________________________________</w:t>
+      </w:r>
+    </w:p>
+    <w:p>
+      <w:r>
+        <w:t>________________________________________________________________</w:t>
+      </w:r>
+    </w:p>
+    <w:p>
+      <w:r>
+        <w:t>________________________________________________________________</w:t>
+      </w:r>
+    </w:p>
+    <w:p>
+      <w:r>
+        <w:t>________________________________________________________________</w:t>
+      </w:r>
+    </w:p>
+    <w:p>
+      <w:r>
+        <w:t>Hint if needed: Read the steps in the pictorial case. Match the supplied detail to the stage that performs or records it.</w:t>
+      </w:r>
+    </w:p>
+    <w:p>
+      <w:r>
+        <w:t>After your attempt, compare with the supported explanation: Predict neighbour Distances 30 and 10 mm select the spotted training record. Read the picture in order. Distances 30 and 10 mm select the spotted training record. The arrows show which recorded input or intermediate result each decision uses. Explain the deciding step aloud before checking the changed case; pointing to the final answer alone does not show how it follows.</w:t>
+      </w:r>
+    </w:p>
+    <w:p>
+      <w:pPr>
+        <w:pStyle w:val="Heading3"/>
+      </w:pPr>
+      <w:r>
+        <w:t>Practice 2: explain the deciding evidence</w:t>
+      </w:r>
+    </w:p>
+    <w:p>
+      <w:r>
+        <w:t>Changed-case practice: Transform training but leave query numerically at 5. Which conclusion is supported by the supplied facts?</w:t>
+      </w:r>
+    </w:p>
+    <w:p>
+      <w:r>
+        <w:t>1. Distances become 15 and 55, incorrectly selecting healthy.</w:t>
+      </w:r>
+    </w:p>
+    <w:p>
+      <w:r>
+        <w:t>2. We can decide the result without examining the changed input or the procedure.</w:t>
+      </w:r>
+    </w:p>
+    <w:p>
+      <w:r>
+        <w:t>3. This one example guarantees correct results for every future input.</w:t>
+      </w:r>
+    </w:p>
+    <w:p>
+      <w:pPr>
+        <w:pStyle w:val="Heading3"/>
+      </w:pPr>
+      <w:r>
+        <w:t>My selected conclusion, deciding fact and explanation</w:t>
+      </w:r>
+    </w:p>
+    <w:p>
+      <w:r>
+        <w:t>________________________________________________________________</w:t>
+      </w:r>
+    </w:p>
+    <w:p>
+      <w:r>
+        <w:t>________________________________________________________________</w:t>
+      </w:r>
+    </w:p>
+    <w:p>
+      <w:r>
+        <w:t>________________________________________________________________</w:t>
+      </w:r>
+    </w:p>
+    <w:p>
+      <w:r>
+        <w:t>________________________________________________________________</w:t>
+      </w:r>
+    </w:p>
+    <w:p>
+      <w:r>
+        <w:t>________________________________________________________________</w:t>
+      </w:r>
+    </w:p>
+    <w:p>
+      <w:r>
+        <w:t>Hint if needed: Use the changed condition and the deciding step in the pictorial trace. The answer must say what follows from those facts.</w:t>
+      </w:r>
+    </w:p>
+    <w:p>
+      <w:r>
+        <w:t>After your attempt, compare with the supported explanation: Distances become 15 and 55, incorrectly selecting healthy. The query is now compared in inconsistent units; the changed result is a pipeline defect.</w:t>
+      </w:r>
+    </w:p>
+    <w:p>
+      <w:pPr>
+        <w:pStyle w:val="Heading3"/>
+      </w:pPr>
+      <w:r>
+        <w:t>Repair a missing building block</w:t>
+      </w:r>
+    </w:p>
+    <w:p>
+      <w:r>
+        <w:t>Review Nearest Neighbors (ai-4/12). Goal: Compute absolute distances and rank training neighbours. Short practice: Why is the k=1 outcome at length5 not uniquely determined without a tie rule? Point to the relevant step in the picture, then write the changed result and the rule or evidence that supports it.. Return to this week and explain what you changed.</w:t>
+      </w:r>
+    </w:p>
+    <w:p>
+      <w:r>
+        <w:t>Review Baselines First (ai-4/10). Goal: Fit a majority label baseline using training labels only. Short practice: Can the candidate’s training accuracy replace this validation comparison? Point to the relevant step in the picture, then write the changed result and the rule or evidence that supports it.. Return to this week and explain what you changed.</w:t>
+      </w:r>
+    </w:p>
+    <w:p>
+      <w:r>
+        <w:t>Review Sampling and Intended Use (ai-4/7). Goal: Inspect row meaning missing values and repeated records. Short practice: Which collection would address the intended-use gap most directly? Point to the relevant step in the picture, then write the changed result and the rule or evidence that supports it.. Return to this week and explain what you changed.</w:t>
+      </w:r>
+    </w:p>
+    <w:p>
+      <w:pPr>
+        <w:pStyle w:val="Heading3"/>
+      </w:pPr>
+      <w:r>
+        <w:t>Predict, run and debug</w:t>
+      </w:r>
+    </w:p>
+    <w:p>
+      <w:r>
+        <w:t>The browser lab lets you edit the supported Python examples already included in this lesson. Predict first, run, inspect the actual output or error, change one input, then run again. Keep code, predictions, actual results and a reasoned revision together. On paper, label your result as a trace rather than an execution.</w:t>
+      </w:r>
+    </w:p>
+    <w:p>
+      <w:pPr>
+        <w:pStyle w:val="Heading3"/>
+      </w:pPr>
+      <w:r>
+        <w:t>Keep your completed work</w:t>
+      </w:r>
+    </w:p>
+    <w:p>
+      <w:r>
+        <w:t>Use Download completed work in the hosted lesson to export your answers, reflections, practice feedback and code-run evidence. Open the HTML copy to read or print it. Drafts stay in this browser when storage is available; clear drafts on a shared device.</w:t>
+      </w:r>
+    </w:p>
+    <w:p>
+      <w:pPr>
+        <w:pStyle w:val="Heading3"/>
+      </w:pPr>
+      <w:r>
+        <w:t>What I repaired, the evidence I kept and the next test</w:t>
+      </w:r>
+    </w:p>
+    <w:p>
+      <w:r>
+        <w:t>________________________________________________________________</w:t>
+      </w:r>
+    </w:p>
+    <w:p>
+      <w:r>
+        <w:t>________________________________________________________________</w:t>
+      </w:r>
+    </w:p>
+    <w:p>
+      <w:r>
+        <w:t>________________________________________________________________</w:t>
+      </w:r>
+    </w:p>
+    <w:p>
+      <w:r>
+        <w:t>________________________________________________________________</w:t>
+      </w:r>
+    </w:p>
+    <w:p>
+      <w:r>
+        <w:t>________________________________________________________________</w:t>
+      </w:r>
+    </w:p>
     <w:sectPr>
       <w:pgSz w:w="12240" w:h="15840"/>
       <w:pgMar w:top="936" w:right="1008" w:bottom="936" w:left="1008" w:header="720" w:footer="720" w:gutter="0"/>

--- a/downloads/workbook/ai-4-week-13.docx
+++ b/downloads/workbook/ai-4-week-13.docx
@@ -30,6 +30,17 @@
     </w:p>
     <w:p>
       <w:r>
+        <w:t>Record your starting explanation for Train a Classifier before opening notes. Show any later correction separately.</w:t>
+      </w:r>
+    </w:p>
+    <w:p>
+      <w:pPr>
+        <w:spacing w:line="336" w:lineRule="auto" w:after="180"/>
+      </w:pPr>
+      <w:r>
+        <w:rPr>
+          <w:b w:val="0"/>
+        </w:rPr>
         <w:t>Try the recall before opening notes. Then use a different colour or a labelled second line to correct your explanation.</w:t>
       </w:r>
     </w:p>
@@ -42,7 +53,13 @@
       </w:r>
     </w:p>
     <w:p>
-      <w:r>
+      <w:pPr>
+        <w:spacing w:line="336" w:lineRule="auto" w:after="180"/>
+      </w:pPr>
+      <w:r>
+        <w:rPr>
+          <w:b w:val="0"/>
+        </w:rPr>
         <w:t>Without opening the old lesson, explain one key idea from Nearest Neighbors. Give an example and a mistake that the idea helps you avoid.</w:t>
       </w:r>
     </w:p>
@@ -78,7 +95,13 @@
       </w:r>
     </w:p>
     <w:p>
-      <w:r>
+      <w:pPr>
+        <w:spacing w:line="336" w:lineRule="auto" w:after="180"/>
+      </w:pPr>
+      <w:r>
+        <w:rPr>
+          <w:b w:val="0"/>
+        </w:rPr>
         <w:t>Without opening the old lesson, explain one key idea from Baselines First. Give an example and a mistake that the idea helps you avoid.</w:t>
       </w:r>
     </w:p>
@@ -114,7 +137,13 @@
       </w:r>
     </w:p>
     <w:p>
-      <w:r>
+      <w:pPr>
+        <w:spacing w:line="336" w:lineRule="auto" w:after="180"/>
+      </w:pPr>
+      <w:r>
+        <w:rPr>
+          <w:b w:val="0"/>
+        </w:rPr>
         <w:t>Without opening the old lesson, explain one key idea from Sampling and Intended Use. Give an example and a mistake that the idea helps you avoid.</w:t>
       </w:r>
     </w:p>
@@ -151,7 +180,30 @@
     </w:p>
     <w:p>
       <w:r>
-        <w:t>Use W2: Trace and score the saved run for A reproducible classifier pipeline. Record the answer once; the lesson and workbook refer to the same attempt.</w:t>
+        <w:t>Complete the supported Train a Classifier trace and record the first step you can explain without help.</w:t>
+      </w:r>
+    </w:p>
+    <w:p>
+      <w:pPr>
+        <w:spacing w:line="336" w:lineRule="auto" w:after="180"/>
+      </w:pPr>
+      <w:r>
+        <w:rPr>
+          <w:b w:val="0"/>
+        </w:rPr>
+        <w:t xml:space="preserve">Use W2: Trace and score the saved run for A reproducible classifier </w:t>
+      </w:r>
+      <w:r>
+        <w:rPr>
+          <w:b/>
+        </w:rPr>
+        <w:t>pipeline</w:t>
+      </w:r>
+      <w:r>
+        <w:rPr>
+          <w:b w:val="0"/>
+        </w:rPr>
+        <w:t>. Record the answer once; the lesson and workbook refer to the same attempt.</w:t>
       </w:r>
     </w:p>
     <w:tbl>
@@ -279,7 +331,53 @@
     </w:p>
     <w:p>
       <w:r>
-        <w:t>Use the worked case for A reproducible classifier pipeline. Proposed explanation: “A pipeline prevents every leak automatically”. Decide whether this explanation is supported. Point to the step or supplied fact that decides; explain your repair if needed.</w:t>
+        <w:t>Check the proposed Train a Classifier explanation against the supplied facts before discussing it.</w:t>
+      </w:r>
+    </w:p>
+    <w:p>
+      <w:pPr>
+        <w:spacing w:line="336" w:lineRule="auto" w:after="180"/>
+      </w:pPr>
+      <w:r>
+        <w:rPr>
+          <w:b w:val="0"/>
+        </w:rPr>
+        <w:t xml:space="preserve">Use the worked case for A reproducible classifier </w:t>
+      </w:r>
+      <w:r>
+        <w:rPr>
+          <w:b/>
+        </w:rPr>
+        <w:t>pipeline</w:t>
+      </w:r>
+      <w:r>
+        <w:rPr>
+          <w:b w:val="0"/>
+        </w:rPr>
+        <w:t xml:space="preserve">. Proposed explanation: “A </w:t>
+      </w:r>
+      <w:r>
+        <w:rPr>
+          <w:b/>
+        </w:rPr>
+        <w:t>pipeline</w:t>
+      </w:r>
+      <w:r>
+        <w:rPr>
+          <w:b w:val="0"/>
+        </w:rPr>
+        <w:t xml:space="preserve"> prevents every leak automatically”. Decide whether this explanation is supported.</w:t>
+      </w:r>
+    </w:p>
+    <w:p>
+      <w:pPr>
+        <w:spacing w:line="336" w:lineRule="auto" w:after="180"/>
+      </w:pPr>
+      <w:r>
+        <w:rPr>
+          <w:b w:val="0"/>
+        </w:rPr>
+        <w:t>Point to the step or supplied fact that decides; explain your repair if needed.</w:t>
       </w:r>
     </w:p>
     <w:p>
@@ -319,6 +417,11 @@
       </w:r>
     </w:p>
     <w:p>
+      <w:r>
+        <w:t>Write one first attempt at the reserved independent case before feedback. Repeated copies of that case refer to the same recorded attempt.</w:t>
+      </w:r>
+    </w:p>
+    <w:p>
       <w:pPr>
         <w:pStyle w:val="Heading3"/>
       </w:pPr>
@@ -327,8 +430,85 @@
       </w:r>
     </w:p>
     <w:p>
-      <w:r>
-        <w:t>Use P (0,60) blocked, Q (20,20) clear, R (20,60) clear as new training rows. Fit the same pipeline. Predict validation queries (2,28),(18,56),(4,12) with references blocked,clear,blocked. Give fitted minima and ranges, transformed queries, selected IDs, predictions, accuracy and training-majority baseline.</w:t>
+      <w:pPr>
+        <w:spacing w:line="336" w:lineRule="auto" w:after="180"/>
+      </w:pPr>
+      <w:r>
+        <w:rPr>
+          <w:b w:val="0"/>
+        </w:rPr>
+        <w:t xml:space="preserve">Use P (0,60) blocked, Q (20,20) clear, R (20,60) clear as new </w:t>
+      </w:r>
+      <w:r>
+        <w:rPr>
+          <w:b/>
+        </w:rPr>
+        <w:t>training</w:t>
+      </w:r>
+      <w:r>
+        <w:rPr>
+          <w:b w:val="0"/>
+        </w:rPr>
+        <w:t xml:space="preserve"> rows. Fit the same </w:t>
+      </w:r>
+      <w:r>
+        <w:rPr>
+          <w:b/>
+        </w:rPr>
+        <w:t>pipeline</w:t>
+      </w:r>
+      <w:r>
+        <w:rPr>
+          <w:b w:val="0"/>
+        </w:rPr>
+        <w:t xml:space="preserve">. </w:t>
+      </w:r>
+      <w:r>
+        <w:rPr>
+          <w:b/>
+        </w:rPr>
+        <w:t>Predict</w:t>
+      </w:r>
+      <w:r>
+        <w:rPr>
+          <w:b w:val="0"/>
+        </w:rPr>
+        <w:t xml:space="preserve"> validation queries (2,28),(18,56),(4,12) with references blocked,clear,blocked.</w:t>
+      </w:r>
+    </w:p>
+    <w:p>
+      <w:pPr>
+        <w:spacing w:line="336" w:lineRule="auto" w:after="180"/>
+      </w:pPr>
+      <w:r>
+        <w:rPr>
+          <w:b w:val="0"/>
+        </w:rPr>
+        <w:t xml:space="preserve">Give fitted minima and ranges, transformed queries, selected IDs, </w:t>
+      </w:r>
+      <w:r>
+        <w:rPr>
+          <w:b/>
+        </w:rPr>
+        <w:t>prediction</w:t>
+      </w:r>
+      <w:r>
+        <w:rPr>
+          <w:b w:val="0"/>
+        </w:rPr>
+        <w:t xml:space="preserve">s, accuracy and </w:t>
+      </w:r>
+      <w:r>
+        <w:rPr>
+          <w:b/>
+        </w:rPr>
+        <w:t>training</w:t>
+      </w:r>
+      <w:r>
+        <w:rPr>
+          <w:b w:val="0"/>
+        </w:rPr>
+        <w:t>-majority baseline.</w:t>
       </w:r>
     </w:p>
     <w:p>
@@ -375,7 +555,13 @@
       </w:r>
     </w:p>
     <w:p>
-      <w:r>
+      <w:pPr>
+        <w:spacing w:line="336" w:lineRule="auto" w:after="180"/>
+      </w:pPr>
+      <w:r>
+        <w:rPr>
+          <w:b w:val="0"/>
+        </w:rPr>
         <w:t>Attempt this case before feedback. Record any help. Earlier examples below are further practice; a case already practised with feedback cannot establish fresh transfer.</w:t>
       </w:r>
     </w:p>
@@ -389,7 +575,48 @@
     </w:p>
     <w:p>
       <w:r>
-        <w:t>Training: spots 0:H,2:H,4:S,6:S. Compare rules S if spots&gt;=1,&gt;=3,&gt;=5. Choose by training accuracy, then predict held-out 1:H and 5:S without revising. Report both stages.</w:t>
+        <w:t>Connect the Train a Classifier target to a trace and a justified conclusion.</w:t>
+      </w:r>
+    </w:p>
+    <w:p>
+      <w:pPr>
+        <w:spacing w:line="336" w:lineRule="auto" w:after="180"/>
+      </w:pPr>
+      <w:r>
+        <w:rPr>
+          <w:b/>
+        </w:rPr>
+        <w:t>Training</w:t>
+      </w:r>
+      <w:r>
+        <w:rPr>
+          <w:b w:val="0"/>
+        </w:rPr>
+        <w:t xml:space="preserve">: spots 0:H,2:H,4:S,6:S. Compare rules S if spots&gt;=1,&gt;=3,&gt;=5. Choose by </w:t>
+      </w:r>
+      <w:r>
+        <w:rPr>
+          <w:b/>
+        </w:rPr>
+        <w:t>training</w:t>
+      </w:r>
+      <w:r>
+        <w:rPr>
+          <w:b w:val="0"/>
+        </w:rPr>
+        <w:t xml:space="preserve"> accuracy, then </w:t>
+      </w:r>
+      <w:r>
+        <w:rPr>
+          <w:b/>
+        </w:rPr>
+        <w:t>predict</w:t>
+      </w:r>
+      <w:r>
+        <w:rPr>
+          <w:b w:val="0"/>
+        </w:rPr>
+        <w:t xml:space="preserve"> held-out 1:H and 5:S without revising. Report both stages.</w:t>
       </w:r>
     </w:p>
     <w:p>
@@ -402,17 +629,88 @@
     </w:p>
     <w:p>
       <w:r>
-        <w:t>Training is (0,H),(1,H),(4,S),(5,S). Candidate rule predicts S for spots&gt;=3. Held-out cases are (2,H),(3,S).</w:t>
-      </w:r>
-    </w:p>
-    <w:p>
-      <w:r>
-        <w:t>Apply the rule and distinguish fitting from inference.</w:t>
-      </w:r>
-    </w:p>
-    <w:p>
-      <w:r>
-        <w:t>Show your trace, calculation or evidence</w:t>
+        <w:t>Solve the supplied Train a Classifier case and show the deciding evidence.</w:t>
+      </w:r>
+    </w:p>
+    <w:p>
+      <w:pPr>
+        <w:spacing w:line="336" w:lineRule="auto" w:after="180"/>
+      </w:pPr>
+      <w:r>
+        <w:rPr>
+          <w:b/>
+        </w:rPr>
+        <w:t>Training</w:t>
+      </w:r>
+      <w:r>
+        <w:rPr>
+          <w:b w:val="0"/>
+        </w:rPr>
+        <w:t xml:space="preserve"> is (0,H),(1,H),(4,S),(5,S). </w:t>
+      </w:r>
+      <w:r>
+        <w:rPr>
+          <w:b/>
+        </w:rPr>
+        <w:t>Candidate rule</w:t>
+      </w:r>
+      <w:r>
+        <w:rPr>
+          <w:b w:val="0"/>
+        </w:rPr>
+        <w:t xml:space="preserve"> </w:t>
+      </w:r>
+      <w:r>
+        <w:rPr>
+          <w:b/>
+        </w:rPr>
+        <w:t>predict</w:t>
+      </w:r>
+      <w:r>
+        <w:rPr>
+          <w:b w:val="0"/>
+        </w:rPr>
+        <w:t>s S for spots&gt;=3. Held-out cases are (2,H),(3,S).</w:t>
+      </w:r>
+    </w:p>
+    <w:p>
+      <w:pPr>
+        <w:spacing w:line="336" w:lineRule="auto" w:after="180"/>
+      </w:pPr>
+      <w:r>
+        <w:rPr>
+          <w:b w:val="0"/>
+        </w:rPr>
+        <w:t xml:space="preserve">Apply the rule and distinguish </w:t>
+      </w:r>
+      <w:r>
+        <w:rPr>
+          <w:b/>
+        </w:rPr>
+        <w:t>fitting</w:t>
+      </w:r>
+      <w:r>
+        <w:rPr>
+          <w:b w:val="0"/>
+        </w:rPr>
+        <w:t xml:space="preserve"> from inference.</w:t>
+      </w:r>
+    </w:p>
+    <w:p>
+      <w:pPr>
+        <w:spacing w:line="336" w:lineRule="auto" w:after="180"/>
+      </w:pPr>
+      <w:r>
+        <w:rPr>
+          <w:b w:val="0"/>
+        </w:rPr>
+        <w:t xml:space="preserve">Show your trace, calculation or </w:t>
+      </w:r>
+      <w:r>
+        <w:rPr>
+          <w:b/>
+        </w:rPr>
+        <w:t>evidence</w:t>
       </w:r>
     </w:p>
     <w:p>
@@ -458,11 +756,41 @@
     </w:p>
     <w:p>
       <w:r>
-        <w:t>A classifier fits on rows 1–80 and is evaluated on those same rows. Its accuracy is 100%. What additional evidence is needed before claiming generalization?</w:t>
-      </w:r>
-    </w:p>
-    <w:p>
-      <w:r>
+        <w:t>Apply the procedure to the changed case and record why the conclusion follows.</w:t>
+      </w:r>
+    </w:p>
+    <w:p>
+      <w:pPr>
+        <w:spacing w:line="336" w:lineRule="auto" w:after="180"/>
+        <w:shd w:fill="F5F1FB"/>
+      </w:pPr>
+      <w:r>
+        <w:rPr>
+          <w:b w:val="0"/>
+        </w:rPr>
+        <w:t xml:space="preserve">A classifier fits on rows 1–80 and is evaluated on those same rows. Its accuracy is 100%. What additional </w:t>
+      </w:r>
+      <w:r>
+        <w:rPr>
+          <w:b/>
+        </w:rPr>
+        <w:t>evidence</w:t>
+      </w:r>
+      <w:r>
+        <w:rPr>
+          <w:b w:val="0"/>
+        </w:rPr>
+        <w:t xml:space="preserve"> is needed before claiming generalization?</w:t>
+      </w:r>
+    </w:p>
+    <w:p>
+      <w:pPr>
+        <w:spacing w:line="336" w:lineRule="auto" w:after="180"/>
+      </w:pPr>
+      <w:r>
+        <w:rPr>
+          <w:b w:val="0"/>
+        </w:rPr>
         <w:t>My independent answer and reason</w:t>
       </w:r>
     </w:p>
@@ -517,7 +845,30 @@
     </w:p>
     <w:p>
       <w:r>
-        <w:t>Create a changed input, boundary case or missing-information case. Write the expected answer or safe response before testing.</w:t>
+        <w:t>Specify a changed input, expected result and observation separately.</w:t>
+      </w:r>
+    </w:p>
+    <w:p>
+      <w:pPr>
+        <w:spacing w:line="336" w:lineRule="auto" w:after="180"/>
+      </w:pPr>
+      <w:r>
+        <w:rPr>
+          <w:b w:val="0"/>
+        </w:rPr>
+        <w:t xml:space="preserve">Create a changed </w:t>
+      </w:r>
+      <w:r>
+        <w:rPr>
+          <w:b/>
+        </w:rPr>
+        <w:t>input</w:t>
+      </w:r>
+      <w:r>
+        <w:rPr>
+          <w:b w:val="0"/>
+        </w:rPr>
+        <w:t>, boundary case or missing-information case. Write the expected answer or safe response before testing.</w:t>
       </w:r>
     </w:p>
     <w:tbl>
@@ -646,12 +997,41 @@
     </w:p>
     <w:p>
       <w:r>
+        <w:t>Justify what Train a Classifier adds to Responsible Plant Classifier and keep the evidence.</w:t>
+      </w:r>
+    </w:p>
+    <w:p>
+      <w:pPr>
+        <w:spacing w:line="336" w:lineRule="auto" w:after="180"/>
+      </w:pPr>
+      <w:r>
+        <w:rPr>
+          <w:b w:val="0"/>
+        </w:rPr>
         <w:t>Train Plant Classifier v1 without opening the final test labels during model choice; save the experiment record.</w:t>
       </w:r>
     </w:p>
     <w:p>
-      <w:r>
-        <w:t>The project change and evidence I will keep</w:t>
+      <w:pPr>
+        <w:spacing w:line="336" w:lineRule="auto" w:after="180"/>
+      </w:pPr>
+      <w:r>
+        <w:rPr>
+          <w:b w:val="0"/>
+        </w:rPr>
+        <w:t xml:space="preserve">The project change and </w:t>
+      </w:r>
+      <w:r>
+        <w:rPr>
+          <w:b/>
+        </w:rPr>
+        <w:t>evidence</w:t>
+      </w:r>
+      <w:r>
+        <w:rPr>
+          <w:b w:val="0"/>
+        </w:rPr>
+        <w:t xml:space="preserve"> I will keep</w:t>
       </w:r>
     </w:p>
     <w:p>
@@ -697,11 +1077,54 @@
     </w:p>
     <w:p>
       <w:r>
-        <w:t>I can explain the mechanism. I can show evidence. I can handle a changed case. I can name a limit. Mark each as not yet, with help or independently, and attach supporting work.</w:t>
-      </w:r>
-    </w:p>
-    <w:p>
-      <w:r>
+        <w:t>Judge explanation, evidence, transfer and limits separately; attach the work behind your judgement.</w:t>
+      </w:r>
+    </w:p>
+    <w:p>
+      <w:pPr>
+        <w:pStyle w:val="ListBullet"/>
+      </w:pPr>
+      <w:r>
+        <w:t>I can explain the mechanism.</w:t>
+      </w:r>
+    </w:p>
+    <w:p>
+      <w:pPr>
+        <w:pStyle w:val="ListBullet"/>
+      </w:pPr>
+      <w:r>
+        <w:t>I can show evidence.</w:t>
+      </w:r>
+    </w:p>
+    <w:p>
+      <w:pPr>
+        <w:pStyle w:val="ListBullet"/>
+      </w:pPr>
+      <w:r>
+        <w:t>I can handle a changed case.</w:t>
+      </w:r>
+    </w:p>
+    <w:p>
+      <w:pPr>
+        <w:pStyle w:val="ListBullet"/>
+      </w:pPr>
+      <w:r>
+        <w:t>I can name a limit.</w:t>
+      </w:r>
+    </w:p>
+    <w:p>
+      <w:r>
+        <w:t>Mark each as not yet, with help or independently, and attach supporting work.</w:t>
+      </w:r>
+    </w:p>
+    <w:p>
+      <w:pPr>
+        <w:spacing w:line="336" w:lineRule="auto" w:after="180"/>
+      </w:pPr>
+      <w:r>
+        <w:rPr>
+          <w:b w:val="0"/>
+        </w:rPr>
         <w:t>Teacher review ____________________  Next step ____________________</w:t>
       </w:r>
     </w:p>
@@ -715,7 +1138,48 @@
     </w:p>
     <w:p>
       <w:r>
-        <w:t>Training: spots 0:H,2:H,4:S,6:S. Compare rules S if spots&gt;=1,&gt;=3,&gt;=5. Choose by training accuracy, then predict held-out 1:H and 5:S without revising. Report both stages.</w:t>
+        <w:t>Use this earlier case as transfer practice. A case already discussed with feedback is not fresh assessment evidence.</w:t>
+      </w:r>
+    </w:p>
+    <w:p>
+      <w:pPr>
+        <w:spacing w:line="336" w:lineRule="auto" w:after="180"/>
+      </w:pPr>
+      <w:r>
+        <w:rPr>
+          <w:b/>
+        </w:rPr>
+        <w:t>Training</w:t>
+      </w:r>
+      <w:r>
+        <w:rPr>
+          <w:b w:val="0"/>
+        </w:rPr>
+        <w:t xml:space="preserve">: spots 0:H,2:H,4:S,6:S. Compare rules S if spots&gt;=1,&gt;=3,&gt;=5. Choose by </w:t>
+      </w:r>
+      <w:r>
+        <w:rPr>
+          <w:b/>
+        </w:rPr>
+        <w:t>training</w:t>
+      </w:r>
+      <w:r>
+        <w:rPr>
+          <w:b w:val="0"/>
+        </w:rPr>
+        <w:t xml:space="preserve"> accuracy, then </w:t>
+      </w:r>
+      <w:r>
+        <w:rPr>
+          <w:b/>
+        </w:rPr>
+        <w:t>predict</w:t>
+      </w:r>
+      <w:r>
+        <w:rPr>
+          <w:b w:val="0"/>
+        </w:rPr>
+        <w:t xml:space="preserve"> held-out 1:H and 5:S without revising. Report both stages.</w:t>
       </w:r>
     </w:p>
     <w:p>
@@ -762,7 +1226,13 @@
       </w:r>
     </w:p>
     <w:p>
-      <w:r>
+      <w:pPr>
+        <w:spacing w:line="336" w:lineRule="auto" w:after="180"/>
+      </w:pPr>
+      <w:r>
+        <w:rPr>
+          <w:b w:val="0"/>
+        </w:rPr>
         <w:t>Record support used: none, hint or teacher explanation.</w:t>
       </w:r>
     </w:p>
@@ -776,7 +1246,42 @@
     </w:p>
     <w:p>
       <w:r>
-        <w:t>List what fit learns or stores, what predict takes as input, and what evaluation compares. State where the validation reference labels belong.</w:t>
+        <w:t>Separate fit predict and evaluate. Apply the supplied Train a Classifier facts and keep your reasoning.</w:t>
+      </w:r>
+    </w:p>
+    <w:p>
+      <w:pPr>
+        <w:spacing w:line="336" w:lineRule="auto" w:after="180"/>
+      </w:pPr>
+      <w:r>
+        <w:rPr>
+          <w:b w:val="0"/>
+        </w:rPr>
+        <w:t xml:space="preserve">List what fit learns or stores, what </w:t>
+      </w:r>
+      <w:r>
+        <w:rPr>
+          <w:b/>
+        </w:rPr>
+        <w:t>predict</w:t>
+      </w:r>
+      <w:r>
+        <w:rPr>
+          <w:b w:val="0"/>
+        </w:rPr>
+        <w:t xml:space="preserve"> takes as </w:t>
+      </w:r>
+      <w:r>
+        <w:rPr>
+          <w:b/>
+        </w:rPr>
+        <w:t>input</w:t>
+      </w:r>
+      <w:r>
+        <w:rPr>
+          <w:b w:val="0"/>
+        </w:rPr>
+        <w:t>, and what evaluation compares. State where the validation reference labels belong.</w:t>
       </w:r>
     </w:p>
     <w:p>
@@ -827,7 +1332,31 @@
     </w:p>
     <w:p>
       <w:r>
-        <w:t>Give the IDs and labels printed for V1,V2,V3. Use references clear,blocked,clear to calculate accuracy and the training-majority baseline. Which error should repeat in an unchanged rerun?</w:t>
+        <w:t>Trace and score the saved run. Apply the supplied Train a Classifier facts and keep your reasoning.</w:t>
+      </w:r>
+    </w:p>
+    <w:p>
+      <w:pPr>
+        <w:spacing w:line="336" w:lineRule="auto" w:after="180"/>
+        <w:shd w:fill="F5F1FB"/>
+      </w:pPr>
+      <w:r>
+        <w:rPr>
+          <w:b w:val="0"/>
+        </w:rPr>
+        <w:t xml:space="preserve">Give the IDs and labels printed for V1,V2,V3. Use references clear,blocked,clear to calculate accuracy and the </w:t>
+      </w:r>
+      <w:r>
+        <w:rPr>
+          <w:b/>
+        </w:rPr>
+        <w:t>training</w:t>
+      </w:r>
+      <w:r>
+        <w:rPr>
+          <w:b w:val="0"/>
+        </w:rPr>
+        <w:t>-majority baseline. Which error should repeat in an unchanged rerun?</w:t>
       </w:r>
     </w:p>
     <w:p>
@@ -878,7 +1407,30 @@
     </w:p>
     <w:p>
       <w:r>
-        <w:t>A classmate saves only k=1 and a score of 2/3. Name the information needed to reproduce this run. Explain why the same score alone is insufficient.</w:t>
+        <w:t>Repair an incomplete run record. Apply the supplied Train a Classifier facts and keep your reasoning.</w:t>
+      </w:r>
+    </w:p>
+    <w:p>
+      <w:pPr>
+        <w:spacing w:line="336" w:lineRule="auto" w:after="180"/>
+      </w:pPr>
+      <w:r>
+        <w:rPr>
+          <w:b w:val="0"/>
+        </w:rPr>
+        <w:t xml:space="preserve">A classmate saves only k=1 and a score of 2/3. Name the information needed to </w:t>
+      </w:r>
+      <w:r>
+        <w:rPr>
+          <w:b/>
+        </w:rPr>
+        <w:t>reproduce</w:t>
+      </w:r>
+      <w:r>
+        <w:rPr>
+          <w:b w:val="0"/>
+        </w:rPr>
+        <w:t xml:space="preserve"> this run. Explain why the same score alone is insufficient.</w:t>
       </w:r>
     </w:p>
     <w:p>
@@ -929,7 +1481,89 @@
     </w:p>
     <w:p>
       <w:r>
-        <w:t>Use P (0,60) blocked, Q (20,20) clear, R (20,60) clear as new training rows. Fit the same pipeline. Predict validation queries (2,28),(18,56),(4,12) with references blocked,clear,blocked. Give fitted minima and ranges, transformed queries, selected IDs, predictions, accuracy and training-majority baseline.</w:t>
+        <w:t>Attempt before feedback. If this repeats the selected independent case, reuse that first attempt; otherwise keep a separate record. Build and trace a fresh fitted state. Apply the supplied Train a Classifier facts and keep your reasoning.</w:t>
+      </w:r>
+    </w:p>
+    <w:p>
+      <w:pPr>
+        <w:spacing w:line="336" w:lineRule="auto" w:after="180"/>
+      </w:pPr>
+      <w:r>
+        <w:rPr>
+          <w:b w:val="0"/>
+        </w:rPr>
+        <w:t xml:space="preserve">Use P (0,60) blocked, Q (20,20) clear, R (20,60) clear as new </w:t>
+      </w:r>
+      <w:r>
+        <w:rPr>
+          <w:b/>
+        </w:rPr>
+        <w:t>training</w:t>
+      </w:r>
+      <w:r>
+        <w:rPr>
+          <w:b w:val="0"/>
+        </w:rPr>
+        <w:t xml:space="preserve"> rows. Fit the same </w:t>
+      </w:r>
+      <w:r>
+        <w:rPr>
+          <w:b/>
+        </w:rPr>
+        <w:t>pipeline</w:t>
+      </w:r>
+      <w:r>
+        <w:rPr>
+          <w:b w:val="0"/>
+        </w:rPr>
+        <w:t xml:space="preserve">. </w:t>
+      </w:r>
+      <w:r>
+        <w:rPr>
+          <w:b/>
+        </w:rPr>
+        <w:t>Predict</w:t>
+      </w:r>
+      <w:r>
+        <w:rPr>
+          <w:b w:val="0"/>
+        </w:rPr>
+        <w:t xml:space="preserve"> validation queries (2,28),(18,56),(4,12) with references blocked,clear,blocked.</w:t>
+      </w:r>
+    </w:p>
+    <w:p>
+      <w:pPr>
+        <w:spacing w:line="336" w:lineRule="auto" w:after="180"/>
+      </w:pPr>
+      <w:r>
+        <w:rPr>
+          <w:b w:val="0"/>
+        </w:rPr>
+        <w:t xml:space="preserve">Give fitted minima and ranges, transformed queries, selected IDs, </w:t>
+      </w:r>
+      <w:r>
+        <w:rPr>
+          <w:b/>
+        </w:rPr>
+        <w:t>prediction</w:t>
+      </w:r>
+      <w:r>
+        <w:rPr>
+          <w:b w:val="0"/>
+        </w:rPr>
+        <w:t xml:space="preserve">s, accuracy and </w:t>
+      </w:r>
+      <w:r>
+        <w:rPr>
+          <w:b/>
+        </w:rPr>
+        <w:t>training</w:t>
+      </w:r>
+      <w:r>
+        <w:rPr>
+          <w:b w:val="0"/>
+        </w:rPr>
+        <w:t>-majority baseline.</w:t>
       </w:r>
     </w:p>
     <w:p>
@@ -990,7 +1624,43 @@
     </w:p>
     <w:p>
       <w:r>
-        <w:t>Explain and repair three mistakes: predict receives an already scaled query; fit receives training plus validation rows; a query uses brightness before distance. Does repeating each mistaken run make it valid?</w:t>
+        <w:t>Diagnose pipeline misuse. Apply the supplied Train a Classifier facts and keep your reasoning.</w:t>
+      </w:r>
+    </w:p>
+    <w:p>
+      <w:pPr>
+        <w:spacing w:line="336" w:lineRule="auto" w:after="180"/>
+        <w:shd w:fill="F5F1FB"/>
+      </w:pPr>
+      <w:r>
+        <w:rPr>
+          <w:b w:val="0"/>
+        </w:rPr>
+        <w:t xml:space="preserve">Explain and repair three mistakes: </w:t>
+      </w:r>
+      <w:r>
+        <w:rPr>
+          <w:b/>
+        </w:rPr>
+        <w:t>predict</w:t>
+      </w:r>
+      <w:r>
+        <w:rPr>
+          <w:b w:val="0"/>
+        </w:rPr>
+        <w:t xml:space="preserve"> receives an already scaled query; fit receives </w:t>
+      </w:r>
+      <w:r>
+        <w:rPr>
+          <w:b/>
+        </w:rPr>
+        <w:t>training</w:t>
+      </w:r>
+      <w:r>
+        <w:rPr>
+          <w:b w:val="0"/>
+        </w:rPr>
+        <w:t xml:space="preserve"> plus validation rows; a query uses brightness before distance. Does repeating each mistaken run make it valid?</w:t>
       </w:r>
     </w:p>
     <w:p>
@@ -1041,7 +1711,30 @@
     </w:p>
     <w:p>
       <w:r>
-        <w:t>Write the rule direction, equality behavior, candidate cutoffs and tie policy. Identify what humans supplied and what fitting selects.</w:t>
+        <w:t>Use the supplied Train a Classifier task to record your reasoning, evidence and next step.</w:t>
+      </w:r>
+    </w:p>
+    <w:p>
+      <w:pPr>
+        <w:spacing w:line="336" w:lineRule="auto" w:after="180"/>
+      </w:pPr>
+      <w:r>
+        <w:rPr>
+          <w:b w:val="0"/>
+        </w:rPr>
+        <w:t xml:space="preserve">Write the rule direction, equality behavior, candidate cutoffs and tie policy. Identify what humans supplied and what </w:t>
+      </w:r>
+      <w:r>
+        <w:rPr>
+          <w:b/>
+        </w:rPr>
+        <w:t>fitting</w:t>
+      </w:r>
+      <w:r>
+        <w:rPr>
+          <w:b w:val="0"/>
+        </w:rPr>
+        <w:t xml:space="preserve"> selects.</w:t>
       </w:r>
     </w:p>
     <w:p>
@@ -1092,7 +1785,31 @@
     </w:p>
     <w:p>
       <w:r>
-        <w:t>List errors for cutoffs 3, 5 and 7 on the worked training rows. Identify the mistaken row for each imperfect candidate. Which cutoff is stored?</w:t>
+        <w:t>Use the supplied Train a Classifier task to record your reasoning, evidence and next step.</w:t>
+      </w:r>
+    </w:p>
+    <w:p>
+      <w:pPr>
+        <w:spacing w:line="336" w:lineRule="auto" w:after="180"/>
+        <w:shd w:fill="F5F1FB"/>
+      </w:pPr>
+      <w:r>
+        <w:rPr>
+          <w:b w:val="0"/>
+        </w:rPr>
+        <w:t xml:space="preserve">List errors for cutoffs 3, 5 and 7 on the worked </w:t>
+      </w:r>
+      <w:r>
+        <w:rPr>
+          <w:b/>
+        </w:rPr>
+        <w:t>training</w:t>
+      </w:r>
+      <w:r>
+        <w:rPr>
+          <w:b w:val="0"/>
+        </w:rPr>
+        <w:t xml:space="preserve"> rows. Identify the mistaken row for each imperfect candidate. Which cutoff is stored?</w:t>
       </w:r>
     </w:p>
     <w:p>
@@ -1143,7 +1860,42 @@
     </w:p>
     <w:p>
       <w:r>
-        <w:t>What happens at distance 5 if prediction uses &lt; instead of &lt;= with cutoff 5? Explain why the search uses a strict &lt; for error counts even though prediction uses &lt;= for distance.</w:t>
+        <w:t>Use the supplied Train a Classifier task to record your reasoning, evidence and next step.</w:t>
+      </w:r>
+    </w:p>
+    <w:p>
+      <w:pPr>
+        <w:spacing w:line="336" w:lineRule="auto" w:after="180"/>
+      </w:pPr>
+      <w:r>
+        <w:rPr>
+          <w:b w:val="0"/>
+        </w:rPr>
+        <w:t xml:space="preserve">What happens at distance 5 if </w:t>
+      </w:r>
+      <w:r>
+        <w:rPr>
+          <w:b/>
+        </w:rPr>
+        <w:t>prediction</w:t>
+      </w:r>
+      <w:r>
+        <w:rPr>
+          <w:b w:val="0"/>
+        </w:rPr>
+        <w:t xml:space="preserve"> uses &lt; instead of &lt;= with cutoff 5? Explain why the search uses a strict &lt; for error counts even though </w:t>
+      </w:r>
+      <w:r>
+        <w:rPr>
+          <w:b/>
+        </w:rPr>
+        <w:t>prediction</w:t>
+      </w:r>
+      <w:r>
+        <w:rPr>
+          <w:b w:val="0"/>
+        </w:rPr>
+        <w:t xml:space="preserve"> uses &lt;= for distance.</w:t>
       </w:r>
     </w:p>
     <w:p>
@@ -1194,7 +1946,77 @@
     </w:p>
     <w:p>
       <w:r>
-        <w:t>New training rows are (1,blocked), (3,clear), (5,blocked), (7,clear). Try cutoffs 2,4,6, using the same direction and smaller-cutoff tie policy. Give every training error count and select a cutoff. Validation rows are (2,blocked), (4,blocked), (6,clear), (8,clear). List the selected rule’s predictions and score. Compare with the training-majority baseline using clear on ties.</w:t>
+        <w:t>Use the supplied Train a Classifier task to record your reasoning, evidence and next step.</w:t>
+      </w:r>
+    </w:p>
+    <w:p>
+      <w:pPr>
+        <w:spacing w:line="336" w:lineRule="auto" w:after="180"/>
+      </w:pPr>
+      <w:r>
+        <w:rPr>
+          <w:b w:val="0"/>
+        </w:rPr>
+        <w:t xml:space="preserve">New </w:t>
+      </w:r>
+      <w:r>
+        <w:rPr>
+          <w:b/>
+        </w:rPr>
+        <w:t>training</w:t>
+      </w:r>
+      <w:r>
+        <w:rPr>
+          <w:b w:val="0"/>
+        </w:rPr>
+        <w:t xml:space="preserve"> rows are (1,blocked), (3,clear), (5,blocked), (7,clear). Try cutoffs 2,4,6, using the same direction and smaller-cutoff tie policy. Give every </w:t>
+      </w:r>
+      <w:r>
+        <w:rPr>
+          <w:b/>
+        </w:rPr>
+        <w:t>training error</w:t>
+      </w:r>
+      <w:r>
+        <w:rPr>
+          <w:b w:val="0"/>
+        </w:rPr>
+        <w:t xml:space="preserve"> count and select a cutoff.</w:t>
+      </w:r>
+    </w:p>
+    <w:p>
+      <w:pPr>
+        <w:spacing w:line="336" w:lineRule="auto" w:after="180"/>
+      </w:pPr>
+      <w:r>
+        <w:rPr>
+          <w:b w:val="0"/>
+        </w:rPr>
+        <w:t xml:space="preserve">Validation rows are (2,blocked), (4,blocked), (6,clear), (8,clear). List the selected rule’s </w:t>
+      </w:r>
+      <w:r>
+        <w:rPr>
+          <w:b/>
+        </w:rPr>
+        <w:t>prediction</w:t>
+      </w:r>
+      <w:r>
+        <w:rPr>
+          <w:b w:val="0"/>
+        </w:rPr>
+        <w:t xml:space="preserve">s and score. Compare with the </w:t>
+      </w:r>
+      <w:r>
+        <w:rPr>
+          <w:b/>
+        </w:rPr>
+        <w:t>training</w:t>
+      </w:r>
+      <w:r>
+        <w:rPr>
+          <w:b w:val="0"/>
+        </w:rPr>
+        <w:t>-majority baseline using clear on ties.</w:t>
       </w:r>
     </w:p>
     <w:p>
@@ -1255,7 +2077,30 @@
     </w:p>
     <w:p>
       <w:r>
-        <w:t>The worked rule fits training perfectly but ties the baseline on validation accuracy. Explain why neither result proves it is the best possible model. Name two details to keep in the experiment record.</w:t>
+        <w:t>Use the supplied Train a Classifier task to record your reasoning, evidence and next step.</w:t>
+      </w:r>
+    </w:p>
+    <w:p>
+      <w:pPr>
+        <w:spacing w:line="336" w:lineRule="auto" w:after="180"/>
+      </w:pPr>
+      <w:r>
+        <w:rPr>
+          <w:b w:val="0"/>
+        </w:rPr>
+        <w:t xml:space="preserve">The worked rule fits </w:t>
+      </w:r>
+      <w:r>
+        <w:rPr>
+          <w:b/>
+        </w:rPr>
+        <w:t>training</w:t>
+      </w:r>
+      <w:r>
+        <w:rPr>
+          <w:b w:val="0"/>
+        </w:rPr>
+        <w:t xml:space="preserve"> perfectly but ties the baseline on validation accuracy. Explain why neither result proves it is the best possible model. Name two details to keep in the experiment record.</w:t>
       </w:r>
     </w:p>
     <w:p>
@@ -1302,6 +2147,11 @@
       </w:pPr>
       <w:r>
         <w:t>22. Feedback, return check and learning record</w:t>
+      </w:r>
+    </w:p>
+    <w:p>
+      <w:r>
+        <w:t>Record the first repaired step and a different case to revisit after a delay.</w:t>
       </w:r>
     </w:p>
     <w:tbl>
@@ -1441,7 +2291,13 @@
       </w:tr>
     </w:tbl>
     <w:p>
-      <w:r>
+      <w:pPr>
+        <w:spacing w:line="336" w:lineRule="auto" w:after="180"/>
+      </w:pPr>
+      <w:r>
+        <w:rPr>
+          <w:b w:val="0"/>
+        </w:rPr>
         <w:t>Revisit this idea with your teacher after a delay. Familiarity is different from explaining and using it on a changed case.</w:t>
       </w:r>
     </w:p>
@@ -1455,17 +2311,100 @@
     </w:p>
     <w:p>
       <w:r>
-        <w:t>Separate a reproducible fitted pipeline from merely displaying predictions.</w:t>
-      </w:r>
-    </w:p>
-    <w:p>
-      <w:r>
-        <w:t>Toy training lengths are [2, 6] cm with labels [healthy, spotted]. Pipeline converts cm to mm, then uses k=1 absolute distance. Query is 5 cm.</w:t>
-      </w:r>
-    </w:p>
-    <w:p>
-      <w:r>
-        <w:t>All inputs and outcomes in this worked example are invented classroom data; no real model run is claimed.</w:t>
+        <w:t>Separate a reproducible fitted pipeline from merely displaying predictions. Explain the labelled step before checking the changed condition.</w:t>
+      </w:r>
+    </w:p>
+    <w:p>
+      <w:pPr>
+        <w:spacing w:line="336" w:lineRule="auto" w:after="180"/>
+      </w:pPr>
+      <w:r>
+        <w:rPr>
+          <w:b w:val="0"/>
+        </w:rPr>
+        <w:t xml:space="preserve">Separate a reproducible fitted </w:t>
+      </w:r>
+      <w:r>
+        <w:rPr>
+          <w:b/>
+        </w:rPr>
+        <w:t>pipeline</w:t>
+      </w:r>
+      <w:r>
+        <w:rPr>
+          <w:b w:val="0"/>
+        </w:rPr>
+        <w:t xml:space="preserve"> from merely displaying </w:t>
+      </w:r>
+      <w:r>
+        <w:rPr>
+          <w:b/>
+        </w:rPr>
+        <w:t>prediction</w:t>
+      </w:r>
+      <w:r>
+        <w:rPr>
+          <w:b w:val="0"/>
+        </w:rPr>
+        <w:t>s.</w:t>
+      </w:r>
+    </w:p>
+    <w:p>
+      <w:pPr>
+        <w:spacing w:line="336" w:lineRule="auto" w:after="180"/>
+      </w:pPr>
+      <w:r>
+        <w:rPr>
+          <w:b w:val="0"/>
+        </w:rPr>
+        <w:t xml:space="preserve">Toy </w:t>
+      </w:r>
+      <w:r>
+        <w:rPr>
+          <w:b/>
+        </w:rPr>
+        <w:t>training</w:t>
+      </w:r>
+      <w:r>
+        <w:rPr>
+          <w:b w:val="0"/>
+        </w:rPr>
+        <w:t xml:space="preserve"> lengths are [2, 6] cm with labels [healthy, spotted]. </w:t>
+      </w:r>
+      <w:r>
+        <w:rPr>
+          <w:b/>
+        </w:rPr>
+        <w:t>Pipeline</w:t>
+      </w:r>
+      <w:r>
+        <w:rPr>
+          <w:b w:val="0"/>
+        </w:rPr>
+        <w:t xml:space="preserve"> converts cm to mm, then uses k=1 absolute distance. Query is 5 cm.</w:t>
+      </w:r>
+    </w:p>
+    <w:p>
+      <w:pPr>
+        <w:spacing w:line="336" w:lineRule="auto" w:after="180"/>
+      </w:pPr>
+      <w:r>
+        <w:rPr>
+          <w:b w:val="0"/>
+        </w:rPr>
+        <w:t xml:space="preserve">All </w:t>
+      </w:r>
+      <w:r>
+        <w:rPr>
+          <w:b/>
+        </w:rPr>
+        <w:t>input</w:t>
+      </w:r>
+      <w:r>
+        <w:rPr>
+          <w:b w:val="0"/>
+        </w:rPr>
+        <w:t>s and outcomes in this worked example are invented classroom data; no real model run is claimed.</w:t>
       </w:r>
     </w:p>
     <w:p>
@@ -1505,8 +2444,50 @@
       </w:r>
     </w:p>
     <w:p>
-      <w:r>
-        <w:t>Which pipeline record would help another team reproduce the result? Point to the relevant step in the picture, then write the changed result and the rule or evidence that supports it.</w:t>
+      <w:pPr>
+        <w:spacing w:line="336" w:lineRule="auto" w:after="180"/>
+      </w:pPr>
+      <w:r>
+        <w:rPr>
+          <w:b w:val="0"/>
+        </w:rPr>
+        <w:t xml:space="preserve">Which </w:t>
+      </w:r>
+      <w:r>
+        <w:rPr>
+          <w:b/>
+        </w:rPr>
+        <w:t>pipeline</w:t>
+      </w:r>
+      <w:r>
+        <w:rPr>
+          <w:b w:val="0"/>
+        </w:rPr>
+        <w:t xml:space="preserve"> record would help another team </w:t>
+      </w:r>
+      <w:r>
+        <w:rPr>
+          <w:b/>
+        </w:rPr>
+        <w:t>reproduce</w:t>
+      </w:r>
+      <w:r>
+        <w:rPr>
+          <w:b w:val="0"/>
+        </w:rPr>
+        <w:t xml:space="preserve"> the result? Point to the relevant step in the picture, then write the changed result and the rule or </w:t>
+      </w:r>
+      <w:r>
+        <w:rPr>
+          <w:b/>
+        </w:rPr>
+        <w:t>evidence</w:t>
+      </w:r>
+      <w:r>
+        <w:rPr>
+          <w:b w:val="0"/>
+        </w:rPr>
+        <w:t xml:space="preserve"> that supports it.</w:t>
       </w:r>
     </w:p>
     <w:p>
@@ -1548,13 +2529,69 @@
       </w:r>
     </w:p>
     <w:p>
-      <w:r>
-        <w:t>Support used: alone / hint / worked example. This record is practice evidence.</w:t>
-      </w:r>
-    </w:p>
-    <w:p>
-      <w:r>
-        <w:t>Project connection: For your Responsible Plant Classifier, save the input, procedure, observed result and limitation of this check. Label this worked example as practice; use a different, previously unreviewed case when checking independent understanding.</w:t>
+      <w:pPr>
+        <w:pStyle w:val="Heading3"/>
+      </w:pPr>
+      <w:r>
+        <w:t>Record the help used</w:t>
+      </w:r>
+    </w:p>
+    <w:p>
+      <w:pPr>
+        <w:spacing w:line="336" w:lineRule="auto" w:after="180"/>
+        <w:shd w:fill="F1F6F8"/>
+      </w:pPr>
+      <w:r>
+        <w:rPr>
+          <w:b w:val="0"/>
+        </w:rPr>
+        <w:t xml:space="preserve">Support used: alone / hint / worked example. This record is practice </w:t>
+      </w:r>
+      <w:r>
+        <w:rPr>
+          <w:b/>
+        </w:rPr>
+        <w:t>evidence</w:t>
+      </w:r>
+      <w:r>
+        <w:rPr>
+          <w:b w:val="0"/>
+        </w:rPr>
+        <w:t>.</w:t>
+      </w:r>
+    </w:p>
+    <w:p>
+      <w:pPr>
+        <w:spacing w:line="336" w:lineRule="auto" w:after="180"/>
+      </w:pPr>
+      <w:r>
+        <w:rPr>
+          <w:b w:val="0"/>
+        </w:rPr>
+        <w:t xml:space="preserve">Project connection: For your Responsible Plant Classifier, save the </w:t>
+      </w:r>
+      <w:r>
+        <w:rPr>
+          <w:b/>
+        </w:rPr>
+        <w:t>input</w:t>
+      </w:r>
+      <w:r>
+        <w:rPr>
+          <w:b w:val="0"/>
+        </w:rPr>
+        <w:t>, procedure, observed result and limitation of this check.</w:t>
+      </w:r>
+    </w:p>
+    <w:p>
+      <w:pPr>
+        <w:spacing w:line="336" w:lineRule="auto" w:after="180"/>
+      </w:pPr>
+      <w:r>
+        <w:rPr>
+          <w:b w:val="0"/>
+        </w:rPr>
+        <w:t>Label this worked example as practice; use a different, previously unreviewed case when checking independent understanding.</w:t>
       </w:r>
     </w:p>
     <w:p>
@@ -1567,17 +2604,63 @@
     </w:p>
     <w:p>
       <w:r>
+        <w:t>Keep this week’s input, deciding step, result and limit together in the Responsible Plant Classifier record.</w:t>
+      </w:r>
+    </w:p>
+    <w:p>
+      <w:pPr>
+        <w:spacing w:line="336" w:lineRule="auto" w:after="180"/>
+      </w:pPr>
+      <w:r>
+        <w:rPr>
+          <w:b w:val="0"/>
+        </w:rPr>
         <w:t>Project: Responsible Plant Classifier</w:t>
       </w:r>
     </w:p>
     <w:p>
-      <w:r>
+      <w:pPr>
+        <w:spacing w:line="336" w:lineRule="auto" w:after="180"/>
+      </w:pPr>
+      <w:r>
+        <w:rPr>
+          <w:b w:val="0"/>
+        </w:rPr>
         <w:t>Current milestone: Test changed cases. Keep normal, boundary and failure cases; compare expected and observed results.</w:t>
       </w:r>
     </w:p>
     <w:p>
-      <w:r>
-        <w:t>For your Responsible Plant Classifier, save the input, procedure, observed result and limitation of this check. Label this worked example as practice; use a different, previously unreviewed case when checking independent understanding.</w:t>
+      <w:pPr>
+        <w:spacing w:line="336" w:lineRule="auto" w:after="180"/>
+      </w:pPr>
+      <w:r>
+        <w:rPr>
+          <w:b w:val="0"/>
+        </w:rPr>
+        <w:t xml:space="preserve">For your Responsible Plant Classifier, save the </w:t>
+      </w:r>
+      <w:r>
+        <w:rPr>
+          <w:b/>
+        </w:rPr>
+        <w:t>input</w:t>
+      </w:r>
+      <w:r>
+        <w:rPr>
+          <w:b w:val="0"/>
+        </w:rPr>
+        <w:t>, procedure, observed result and limitation of this check.</w:t>
+      </w:r>
+    </w:p>
+    <w:p>
+      <w:pPr>
+        <w:spacing w:line="336" w:lineRule="auto" w:after="180"/>
+      </w:pPr>
+      <w:r>
+        <w:rPr>
+          <w:b w:val="0"/>
+        </w:rPr>
+        <w:t>Label this worked example as practice; use a different, previously unreviewed case when checking independent understanding.</w:t>
       </w:r>
     </w:p>
     <w:tbl>
@@ -1739,12 +2822,53 @@
     </w:p>
     <w:p>
       <w:r>
+        <w:t>Try the supported questions before comparing with hints and feedback. Record what you repaired and the evidence you retained.</w:t>
+      </w:r>
+    </w:p>
+    <w:p>
+      <w:pPr>
+        <w:spacing w:line="336" w:lineRule="auto" w:after="180"/>
+      </w:pPr>
+      <w:r>
+        <w:rPr>
+          <w:b w:val="0"/>
+        </w:rPr>
         <w:t>Use this supported practice once, in the browser or on paper. Keep the reserved independent assessment for a separate first attempt before teacher feedback.</w:t>
       </w:r>
     </w:p>
     <w:p>
-      <w:r>
-        <w:t>Separate a reproducible fitted pipeline from merely displaying predictions.</w:t>
+      <w:pPr>
+        <w:spacing w:line="336" w:lineRule="auto" w:after="180"/>
+      </w:pPr>
+      <w:r>
+        <w:rPr>
+          <w:b w:val="0"/>
+        </w:rPr>
+        <w:t xml:space="preserve">Separate a reproducible fitted </w:t>
+      </w:r>
+      <w:r>
+        <w:rPr>
+          <w:b/>
+        </w:rPr>
+        <w:t>pipeline</w:t>
+      </w:r>
+      <w:r>
+        <w:rPr>
+          <w:b w:val="0"/>
+        </w:rPr>
+        <w:t xml:space="preserve"> from merely displaying </w:t>
+      </w:r>
+      <w:r>
+        <w:rPr>
+          <w:b/>
+        </w:rPr>
+        <w:t>prediction</w:t>
+      </w:r>
+      <w:r>
+        <w:rPr>
+          <w:b w:val="0"/>
+        </w:rPr>
+        <w:t>s.</w:t>
       </w:r>
     </w:p>
     <w:p>
@@ -1756,22 +2880,73 @@
       </w:r>
     </w:p>
     <w:p>
-      <w:r>
-        <w:t>Which labelled step matches this detail? Distances 30 and 10 mm select the spotted training record.</w:t>
-      </w:r>
-    </w:p>
-    <w:p>
-      <w:r>
-        <w:t>1. Predict neighbour</w:t>
-      </w:r>
-    </w:p>
-    <w:p>
-      <w:r>
+      <w:pPr>
+        <w:spacing w:line="336" w:lineRule="auto" w:after="180"/>
+      </w:pPr>
+      <w:r>
+        <w:rPr>
+          <w:b w:val="0"/>
+        </w:rPr>
+        <w:t xml:space="preserve">Which labelled step matches this detail? Distances 30 and 10 mm select the spotted </w:t>
+      </w:r>
+      <w:r>
+        <w:rPr>
+          <w:b/>
+        </w:rPr>
+        <w:t>training</w:t>
+      </w:r>
+      <w:r>
+        <w:rPr>
+          <w:b w:val="0"/>
+        </w:rPr>
+        <w:t xml:space="preserve"> record.</w:t>
+      </w:r>
+    </w:p>
+    <w:p>
+      <w:pPr>
+        <w:spacing w:line="336" w:lineRule="auto" w:after="180"/>
+        <w:shd w:fill="F4F9FC"/>
+      </w:pPr>
+      <w:r>
+        <w:rPr>
+          <w:b w:val="0"/>
+        </w:rPr>
+        <w:t xml:space="preserve">1. </w:t>
+      </w:r>
+      <w:r>
+        <w:rPr>
+          <w:b/>
+        </w:rPr>
+        <w:t>Predict</w:t>
+      </w:r>
+      <w:r>
+        <w:rPr>
+          <w:b w:val="0"/>
+        </w:rPr>
+        <w:t xml:space="preserve"> neighbour</w:t>
+      </w:r>
+    </w:p>
+    <w:p>
+      <w:pPr>
+        <w:spacing w:line="336" w:lineRule="auto" w:after="180"/>
+        <w:shd w:fill="F4F9FC"/>
+      </w:pPr>
+      <w:r>
+        <w:rPr>
+          <w:b w:val="0"/>
+        </w:rPr>
         <w:t>2. Fit transform</w:t>
       </w:r>
     </w:p>
     <w:p>
-      <w:r>
+      <w:pPr>
+        <w:spacing w:line="336" w:lineRule="auto" w:after="180"/>
+        <w:shd w:fill="F4F9FC"/>
+      </w:pPr>
+      <w:r>
+        <w:rPr>
+          <w:b w:val="0"/>
+        </w:rPr>
         <w:t>3. Transform query</w:t>
       </w:r>
     </w:p>
@@ -1809,41 +2984,203 @@
       </w:r>
     </w:p>
     <w:p>
-      <w:r>
+      <w:pPr>
+        <w:pStyle w:val="Heading3"/>
+      </w:pPr>
+      <w:r>
+        <w:t>Hint · try first</w:t>
+      </w:r>
+    </w:p>
+    <w:p>
+      <w:pPr>
+        <w:spacing w:line="336" w:lineRule="auto" w:after="180"/>
+        <w:shd w:fill="F1F6F8"/>
+      </w:pPr>
+      <w:r>
+        <w:rPr>
+          <w:b w:val="0"/>
+        </w:rPr>
         <w:t>Hint if needed: Read the steps in the pictorial case. Match the supplied detail to the stage that performs or records it.</w:t>
       </w:r>
     </w:p>
     <w:p>
-      <w:r>
-        <w:t>After your attempt, compare with the supported explanation: Predict neighbour Distances 30 and 10 mm select the spotted training record. Read the picture in order. Distances 30 and 10 mm select the spotted training record. The arrows show which recorded input or intermediate result each decision uses. Explain the deciding step aloud before checking the changed case; pointing to the final answer alone does not show how it follows.</w:t>
-      </w:r>
-    </w:p>
-    <w:p>
       <w:pPr>
         <w:pStyle w:val="Heading3"/>
       </w:pPr>
       <w:r>
+        <w:t>Feedback · compare after trying</w:t>
+      </w:r>
+    </w:p>
+    <w:p>
+      <w:pPr>
+        <w:spacing w:line="336" w:lineRule="auto" w:after="180"/>
+        <w:shd w:fill="F1F6FC"/>
+      </w:pPr>
+      <w:r>
+        <w:rPr>
+          <w:b w:val="0"/>
+        </w:rPr>
+        <w:t xml:space="preserve">After your attempt, compare with the supported explanation: </w:t>
+      </w:r>
+      <w:r>
+        <w:rPr>
+          <w:b/>
+        </w:rPr>
+        <w:t>Predict</w:t>
+      </w:r>
+      <w:r>
+        <w:rPr>
+          <w:b w:val="0"/>
+        </w:rPr>
+        <w:t xml:space="preserve"> neighbour Distances 30 and 10 mm select the spotted </w:t>
+      </w:r>
+      <w:r>
+        <w:rPr>
+          <w:b/>
+        </w:rPr>
+        <w:t>training</w:t>
+      </w:r>
+      <w:r>
+        <w:rPr>
+          <w:b w:val="0"/>
+        </w:rPr>
+        <w:t xml:space="preserve"> record. Read the picture in order. Distances 30 and 10 mm select the spotted </w:t>
+      </w:r>
+      <w:r>
+        <w:rPr>
+          <w:b/>
+        </w:rPr>
+        <w:t>training</w:t>
+      </w:r>
+      <w:r>
+        <w:rPr>
+          <w:b w:val="0"/>
+        </w:rPr>
+        <w:t xml:space="preserve"> record.</w:t>
+      </w:r>
+    </w:p>
+    <w:p>
+      <w:pPr>
+        <w:spacing w:line="336" w:lineRule="auto" w:after="180"/>
+        <w:shd w:fill="F1F6FC"/>
+      </w:pPr>
+      <w:r>
+        <w:rPr>
+          <w:b w:val="0"/>
+        </w:rPr>
+        <w:t xml:space="preserve">The arrows show which recorded </w:t>
+      </w:r>
+      <w:r>
+        <w:rPr>
+          <w:b/>
+        </w:rPr>
+        <w:t>input</w:t>
+      </w:r>
+      <w:r>
+        <w:rPr>
+          <w:b w:val="0"/>
+        </w:rPr>
+        <w:t xml:space="preserve"> or intermediate result each decision uses. Explain the deciding step aloud before checking the changed case; pointing to the final answer alone does not show how it follows.</w:t>
+      </w:r>
+    </w:p>
+    <w:p>
+      <w:pPr>
+        <w:pStyle w:val="Heading3"/>
+      </w:pPr>
+      <w:r>
         <w:t>Practice 2: explain the deciding evidence</w:t>
       </w:r>
     </w:p>
     <w:p>
-      <w:r>
-        <w:t>Changed-case practice: Transform training but leave query numerically at 5. Which conclusion is supported by the supplied facts?</w:t>
-      </w:r>
-    </w:p>
-    <w:p>
-      <w:r>
+      <w:pPr>
+        <w:pStyle w:val="Heading3"/>
+      </w:pPr>
+      <w:r>
+        <w:t>Changed case · predict first</w:t>
+      </w:r>
+    </w:p>
+    <w:p>
+      <w:pPr>
+        <w:spacing w:line="336" w:lineRule="auto" w:after="180"/>
+        <w:shd w:fill="F5F1FB"/>
+      </w:pPr>
+      <w:r>
+        <w:rPr>
+          <w:b w:val="0"/>
+        </w:rPr>
+        <w:t xml:space="preserve">Changed-case practice: Transform </w:t>
+      </w:r>
+      <w:r>
+        <w:rPr>
+          <w:b/>
+        </w:rPr>
+        <w:t>training</w:t>
+      </w:r>
+      <w:r>
+        <w:rPr>
+          <w:b w:val="0"/>
+        </w:rPr>
+        <w:t xml:space="preserve"> but leave query numerically at 5. Which conclusion is supported by the supplied facts?</w:t>
+      </w:r>
+    </w:p>
+    <w:p>
+      <w:pPr>
+        <w:spacing w:line="336" w:lineRule="auto" w:after="180"/>
+        <w:shd w:fill="F4F9FC"/>
+      </w:pPr>
+      <w:r>
+        <w:rPr>
+          <w:b w:val="0"/>
+        </w:rPr>
         <w:t>1. Distances become 15 and 55, incorrectly selecting healthy.</w:t>
       </w:r>
     </w:p>
     <w:p>
-      <w:r>
-        <w:t>2. We can decide the result without examining the changed input or the procedure.</w:t>
-      </w:r>
-    </w:p>
-    <w:p>
-      <w:r>
-        <w:t>3. This one example guarantees correct results for every future input.</w:t>
+      <w:pPr>
+        <w:spacing w:line="336" w:lineRule="auto" w:after="180"/>
+        <w:shd w:fill="F4F9FC"/>
+      </w:pPr>
+      <w:r>
+        <w:rPr>
+          <w:b w:val="0"/>
+        </w:rPr>
+        <w:t xml:space="preserve">2. We can decide the result without examining the changed </w:t>
+      </w:r>
+      <w:r>
+        <w:rPr>
+          <w:b/>
+        </w:rPr>
+        <w:t>input</w:t>
+      </w:r>
+      <w:r>
+        <w:rPr>
+          <w:b w:val="0"/>
+        </w:rPr>
+        <w:t xml:space="preserve"> or the procedure.</w:t>
+      </w:r>
+    </w:p>
+    <w:p>
+      <w:pPr>
+        <w:spacing w:line="336" w:lineRule="auto" w:after="180"/>
+        <w:shd w:fill="F4F9FC"/>
+      </w:pPr>
+      <w:r>
+        <w:rPr>
+          <w:b w:val="0"/>
+        </w:rPr>
+        <w:t xml:space="preserve">3. This one example guarantees correct results for every future </w:t>
+      </w:r>
+      <w:r>
+        <w:rPr>
+          <w:b/>
+        </w:rPr>
+        <w:t>input</w:t>
+      </w:r>
+      <w:r>
+        <w:rPr>
+          <w:b w:val="0"/>
+        </w:rPr>
+        <w:t>.</w:t>
       </w:r>
     </w:p>
     <w:p>
@@ -1880,36 +3217,201 @@
       </w:r>
     </w:p>
     <w:p>
-      <w:r>
+      <w:pPr>
+        <w:pStyle w:val="Heading3"/>
+      </w:pPr>
+      <w:r>
+        <w:t>Hint · try first</w:t>
+      </w:r>
+    </w:p>
+    <w:p>
+      <w:pPr>
+        <w:spacing w:line="336" w:lineRule="auto" w:after="180"/>
+        <w:shd w:fill="F1F6F8"/>
+      </w:pPr>
+      <w:r>
+        <w:rPr>
+          <w:b w:val="0"/>
+        </w:rPr>
         <w:t>Hint if needed: Use the changed condition and the deciding step in the pictorial trace. The answer must say what follows from those facts.</w:t>
       </w:r>
     </w:p>
     <w:p>
-      <w:r>
-        <w:t>After your attempt, compare with the supported explanation: Distances become 15 and 55, incorrectly selecting healthy. The query is now compared in inconsistent units; the changed result is a pipeline defect.</w:t>
-      </w:r>
-    </w:p>
-    <w:p>
       <w:pPr>
         <w:pStyle w:val="Heading3"/>
       </w:pPr>
       <w:r>
+        <w:t>Feedback · compare after trying</w:t>
+      </w:r>
+    </w:p>
+    <w:p>
+      <w:pPr>
+        <w:spacing w:line="336" w:lineRule="auto" w:after="180"/>
+        <w:shd w:fill="F1F6FC"/>
+      </w:pPr>
+      <w:r>
+        <w:rPr>
+          <w:b w:val="0"/>
+        </w:rPr>
+        <w:t xml:space="preserve">After your attempt, compare with the supported explanation: Distances become 15 and 55, incorrectly selecting healthy. The query is now compared in inconsistent units; the changed result is a </w:t>
+      </w:r>
+      <w:r>
+        <w:rPr>
+          <w:b/>
+        </w:rPr>
+        <w:t>pipeline</w:t>
+      </w:r>
+      <w:r>
+        <w:rPr>
+          <w:b w:val="0"/>
+        </w:rPr>
+        <w:t xml:space="preserve"> defect.</w:t>
+      </w:r>
+    </w:p>
+    <w:p>
+      <w:pPr>
+        <w:pStyle w:val="Heading3"/>
+      </w:pPr>
+      <w:r>
         <w:t>Repair a missing building block</w:t>
       </w:r>
     </w:p>
     <w:p>
-      <w:r>
-        <w:t>Review Nearest Neighbors (ai-4/12). Goal: Compute absolute distances and rank training neighbours. Short practice: Why is the k=1 outcome at length5 not uniquely determined without a tie rule? Point to the relevant step in the picture, then write the changed result and the rule or evidence that supports it.. Return to this week and explain what you changed.</w:t>
-      </w:r>
-    </w:p>
-    <w:p>
-      <w:r>
-        <w:t>Review Baselines First (ai-4/10). Goal: Fit a majority label baseline using training labels only. Short practice: Can the candidate’s training accuracy replace this validation comparison? Point to the relevant step in the picture, then write the changed result and the rule or evidence that supports it.. Return to this week and explain what you changed.</w:t>
-      </w:r>
-    </w:p>
-    <w:p>
-      <w:r>
-        <w:t>Review Sampling and Intended Use (ai-4/7). Goal: Inspect row meaning missing values and repeated records. Short practice: Which collection would address the intended-use gap most directly? Point to the relevant step in the picture, then write the changed result and the rule or evidence that supports it.. Return to this week and explain what you changed.</w:t>
+      <w:pPr>
+        <w:spacing w:line="336" w:lineRule="auto" w:after="180"/>
+      </w:pPr>
+      <w:r>
+        <w:rPr>
+          <w:b w:val="0"/>
+        </w:rPr>
+        <w:t xml:space="preserve">Review Nearest Neighbors (ai-4/12). Goal: Compute absolute distances and rank </w:t>
+      </w:r>
+      <w:r>
+        <w:rPr>
+          <w:b/>
+        </w:rPr>
+        <w:t>training</w:t>
+      </w:r>
+      <w:r>
+        <w:rPr>
+          <w:b w:val="0"/>
+        </w:rPr>
+        <w:t xml:space="preserve"> neighbours. Short practice: Why is the k=1 outcome at length5 not uniquely determined without a tie rule?</w:t>
+      </w:r>
+    </w:p>
+    <w:p>
+      <w:pPr>
+        <w:spacing w:line="336" w:lineRule="auto" w:after="180"/>
+      </w:pPr>
+      <w:r>
+        <w:rPr>
+          <w:b w:val="0"/>
+        </w:rPr>
+        <w:t xml:space="preserve">Point to the relevant step in the picture, then write the changed result and the rule or </w:t>
+      </w:r>
+      <w:r>
+        <w:rPr>
+          <w:b/>
+        </w:rPr>
+        <w:t>evidence</w:t>
+      </w:r>
+      <w:r>
+        <w:rPr>
+          <w:b w:val="0"/>
+        </w:rPr>
+        <w:t xml:space="preserve"> that supports it.. Return to this week and explain what you changed.</w:t>
+      </w:r>
+    </w:p>
+    <w:p>
+      <w:pPr>
+        <w:spacing w:line="336" w:lineRule="auto" w:after="180"/>
+      </w:pPr>
+      <w:r>
+        <w:rPr>
+          <w:b w:val="0"/>
+        </w:rPr>
+        <w:t xml:space="preserve">Review Baselines First (ai-4/10). Goal: Fit a majority label baseline using </w:t>
+      </w:r>
+      <w:r>
+        <w:rPr>
+          <w:b/>
+        </w:rPr>
+        <w:t>training</w:t>
+      </w:r>
+      <w:r>
+        <w:rPr>
+          <w:b w:val="0"/>
+        </w:rPr>
+        <w:t xml:space="preserve"> labels only. Short practice: Can the candidate’s </w:t>
+      </w:r>
+      <w:r>
+        <w:rPr>
+          <w:b/>
+        </w:rPr>
+        <w:t>training</w:t>
+      </w:r>
+      <w:r>
+        <w:rPr>
+          <w:b w:val="0"/>
+        </w:rPr>
+        <w:t xml:space="preserve"> accuracy replace this validation comparison?</w:t>
+      </w:r>
+    </w:p>
+    <w:p>
+      <w:pPr>
+        <w:spacing w:line="336" w:lineRule="auto" w:after="180"/>
+      </w:pPr>
+      <w:r>
+        <w:rPr>
+          <w:b w:val="0"/>
+        </w:rPr>
+        <w:t xml:space="preserve">Point to the relevant step in the picture, then write the changed result and the rule or </w:t>
+      </w:r>
+      <w:r>
+        <w:rPr>
+          <w:b/>
+        </w:rPr>
+        <w:t>evidence</w:t>
+      </w:r>
+      <w:r>
+        <w:rPr>
+          <w:b w:val="0"/>
+        </w:rPr>
+        <w:t xml:space="preserve"> that supports it.. Return to this week and explain what you changed.</w:t>
+      </w:r>
+    </w:p>
+    <w:p>
+      <w:pPr>
+        <w:spacing w:line="336" w:lineRule="auto" w:after="180"/>
+      </w:pPr>
+      <w:r>
+        <w:rPr>
+          <w:b w:val="0"/>
+        </w:rPr>
+        <w:t>Review Sampling and Intended Use (ai-4/7). Goal: Inspect row meaning missing values and repeated records. Short practice: Which collection would address the intended-use gap most directly?</w:t>
+      </w:r>
+    </w:p>
+    <w:p>
+      <w:pPr>
+        <w:spacing w:line="336" w:lineRule="auto" w:after="180"/>
+      </w:pPr>
+      <w:r>
+        <w:rPr>
+          <w:b w:val="0"/>
+        </w:rPr>
+        <w:t xml:space="preserve">Point to the relevant step in the picture, then write the changed result and the rule or </w:t>
+      </w:r>
+      <w:r>
+        <w:rPr>
+          <w:b/>
+        </w:rPr>
+        <w:t>evidence</w:t>
+      </w:r>
+      <w:r>
+        <w:rPr>
+          <w:b w:val="0"/>
+        </w:rPr>
+        <w:t xml:space="preserve"> that supports it.. Return to this week and explain what you changed.</w:t>
       </w:r>
     </w:p>
     <w:p>
@@ -1921,8 +3423,73 @@
       </w:r>
     </w:p>
     <w:p>
-      <w:r>
-        <w:t>The browser lab lets you edit the supported Python examples already included in this lesson. Predict first, run, inspect the actual output or error, change one input, then run again. Keep code, predictions, actual results and a reasoned revision together. On paper, label your result as a trace rather than an execution.</w:t>
+      <w:pPr>
+        <w:spacing w:line="336" w:lineRule="auto" w:after="180"/>
+      </w:pPr>
+      <w:r>
+        <w:rPr>
+          <w:b w:val="0"/>
+        </w:rPr>
+        <w:t xml:space="preserve">The browser lab lets you edit the supported Python examples already included in this lesson. </w:t>
+      </w:r>
+      <w:r>
+        <w:rPr>
+          <w:b/>
+        </w:rPr>
+        <w:t>Predict</w:t>
+      </w:r>
+      <w:r>
+        <w:rPr>
+          <w:b w:val="0"/>
+        </w:rPr>
+        <w:t xml:space="preserve"> first, run, inspect the actual </w:t>
+      </w:r>
+      <w:r>
+        <w:rPr>
+          <w:b/>
+        </w:rPr>
+        <w:t>output</w:t>
+      </w:r>
+      <w:r>
+        <w:rPr>
+          <w:b w:val="0"/>
+        </w:rPr>
+        <w:t xml:space="preserve"> or error, change one </w:t>
+      </w:r>
+      <w:r>
+        <w:rPr>
+          <w:b/>
+        </w:rPr>
+        <w:t>input</w:t>
+      </w:r>
+      <w:r>
+        <w:rPr>
+          <w:b w:val="0"/>
+        </w:rPr>
+        <w:t>, then run again.</w:t>
+      </w:r>
+    </w:p>
+    <w:p>
+      <w:pPr>
+        <w:spacing w:line="336" w:lineRule="auto" w:after="180"/>
+      </w:pPr>
+      <w:r>
+        <w:rPr>
+          <w:b w:val="0"/>
+        </w:rPr>
+        <w:t xml:space="preserve">Keep code, </w:t>
+      </w:r>
+      <w:r>
+        <w:rPr>
+          <w:b/>
+        </w:rPr>
+        <w:t>prediction</w:t>
+      </w:r>
+      <w:r>
+        <w:rPr>
+          <w:b w:val="0"/>
+        </w:rPr>
+        <w:t>s, actual results and a reasoned revision together. On paper, label your result as a trace rather than an execution.</w:t>
       </w:r>
     </w:p>
     <w:p>
@@ -1934,8 +3501,37 @@
       </w:r>
     </w:p>
     <w:p>
-      <w:r>
-        <w:t>Use Download completed work in the hosted lesson to export your answers, reflections, practice feedback and code-run evidence. Open the HTML copy to read or print it. Drafts stay in this browser when storage is available; clear drafts on a shared device.</w:t>
+      <w:pPr>
+        <w:spacing w:line="336" w:lineRule="auto" w:after="180"/>
+      </w:pPr>
+      <w:r>
+        <w:rPr>
+          <w:b w:val="0"/>
+        </w:rPr>
+        <w:t xml:space="preserve">Use Download completed work in the hosted lesson to export your answers, reflections, practice feedback and code-run </w:t>
+      </w:r>
+      <w:r>
+        <w:rPr>
+          <w:b/>
+        </w:rPr>
+        <w:t>evidence</w:t>
+      </w:r>
+      <w:r>
+        <w:rPr>
+          <w:b w:val="0"/>
+        </w:rPr>
+        <w:t>. Open the HTML copy to read or print it.</w:t>
+      </w:r>
+    </w:p>
+    <w:p>
+      <w:pPr>
+        <w:spacing w:line="336" w:lineRule="auto" w:after="180"/>
+      </w:pPr>
+      <w:r>
+        <w:rPr>
+          <w:b w:val="0"/>
+        </w:rPr>
+        <w:t>Drafts stay in this browser when storage is available; clear drafts on a shared device.</w:t>
       </w:r>
     </w:p>
     <w:p>
@@ -1949,6 +3545,937 @@
     <w:p>
       <w:r>
         <w:t>________________________________________________________________</w:t>
+      </w:r>
+    </w:p>
+    <w:p>
+      <w:r>
+        <w:t>________________________________________________________________</w:t>
+      </w:r>
+    </w:p>
+    <w:p>
+      <w:r>
+        <w:t>________________________________________________________________</w:t>
+      </w:r>
+    </w:p>
+    <w:p>
+      <w:r>
+        <w:t>________________________________________________________________</w:t>
+      </w:r>
+    </w:p>
+    <w:p>
+      <w:r>
+        <w:t>________________________________________________________________</w:t>
+      </w:r>
+    </w:p>
+    <w:p>
+      <w:pPr>
+        <w:pStyle w:val="Heading1"/>
+      </w:pPr>
+      <w:r>
+        <w:t>26. Visual concept journey</w:t>
+      </w:r>
+    </w:p>
+    <w:p>
+      <w:r>
+        <w:t>Explain each Train a Classifier picture from its labels, then record a relevant limit.</w:t>
+      </w:r>
+    </w:p>
+    <w:p>
+      <w:pPr>
+        <w:pStyle w:val="Heading3"/>
+      </w:pPr>
+      <w:r>
+        <w:t>01. Train a Classifier: the case</w:t>
+      </w:r>
+    </w:p>
+    <w:p>
+      <w:r>
+        <w:drawing>
+          <wp:inline xmlns:a="http://schemas.openxmlformats.org/drawingml/2006/main" xmlns:pic="http://schemas.openxmlformats.org/drawingml/2006/picture">
+            <wp:extent cx="5486400" cy="3142488"/>
+            <wp:docPr id="2" name="Picture 2" descr="Separate a reproducible fitted pipeline from merely displaying predictions. Supplied facts: Toy training lengths are [2, 6] cm with labels [healthy, spotted]. Pipeline converts cm to mm, then uses k=1 absolute distance. Query is 5 cm. All inputs and outcomes in this worked example are invented classroom data; no real model run is claimed."/>
+            <wp:cNvGraphicFramePr>
+              <a:graphicFrameLocks noChangeAspect="1"/>
+            </wp:cNvGraphicFramePr>
+            <a:graphic>
+              <a:graphicData uri="http://schemas.openxmlformats.org/drawingml/2006/picture">
+                <pic:pic>
+                  <pic:nvPicPr>
+                    <pic:cNvPr id="0" name="academy-story-ai-4-13-01.png"/>
+                    <pic:cNvPicPr/>
+                  </pic:nvPicPr>
+                  <pic:blipFill>
+                    <a:blip r:embed="rId10"/>
+                    <a:stretch>
+                      <a:fillRect/>
+                    </a:stretch>
+                  </pic:blipFill>
+                  <pic:spPr>
+                    <a:xfrm>
+                      <a:off x="0" y="0"/>
+                      <a:ext cx="5486400" cy="3142488"/>
+                    </a:xfrm>
+                    <a:prstGeom prst="rect"/>
+                  </pic:spPr>
+                </pic:pic>
+              </a:graphicData>
+            </a:graphic>
+          </wp:inline>
+        </w:drawing>
+      </w:r>
+    </w:p>
+    <w:p>
+      <w:pPr>
+        <w:spacing w:line="336" w:lineRule="auto" w:after="180"/>
+      </w:pPr>
+      <w:r>
+        <w:rPr>
+          <w:b w:val="0"/>
+        </w:rPr>
+        <w:t xml:space="preserve">Separate a reproducible fitted </w:t>
+      </w:r>
+      <w:r>
+        <w:rPr>
+          <w:b/>
+        </w:rPr>
+        <w:t>pipeline</w:t>
+      </w:r>
+      <w:r>
+        <w:rPr>
+          <w:b w:val="0"/>
+        </w:rPr>
+        <w:t xml:space="preserve"> from merely displaying </w:t>
+      </w:r>
+      <w:r>
+        <w:rPr>
+          <w:b/>
+        </w:rPr>
+        <w:t>prediction</w:t>
+      </w:r>
+      <w:r>
+        <w:rPr>
+          <w:b w:val="0"/>
+        </w:rPr>
+        <w:t xml:space="preserve">s. Supplied facts: Toy </w:t>
+      </w:r>
+      <w:r>
+        <w:rPr>
+          <w:b/>
+        </w:rPr>
+        <w:t>training</w:t>
+      </w:r>
+      <w:r>
+        <w:rPr>
+          <w:b w:val="0"/>
+        </w:rPr>
+        <w:t xml:space="preserve"> lengths are [2, 6] cm with labels [healthy, spotted]. </w:t>
+      </w:r>
+      <w:r>
+        <w:rPr>
+          <w:b/>
+        </w:rPr>
+        <w:t>Pipeline</w:t>
+      </w:r>
+      <w:r>
+        <w:rPr>
+          <w:b w:val="0"/>
+        </w:rPr>
+        <w:t xml:space="preserve"> converts cm to mm, then uses k=1 absolute distance.</w:t>
+      </w:r>
+    </w:p>
+    <w:p>
+      <w:pPr>
+        <w:spacing w:line="336" w:lineRule="auto" w:after="180"/>
+      </w:pPr>
+      <w:r>
+        <w:rPr>
+          <w:b w:val="0"/>
+        </w:rPr>
+        <w:t xml:space="preserve">Query is 5 cm. All </w:t>
+      </w:r>
+      <w:r>
+        <w:rPr>
+          <w:b/>
+        </w:rPr>
+        <w:t>input</w:t>
+      </w:r>
+      <w:r>
+        <w:rPr>
+          <w:b w:val="0"/>
+        </w:rPr>
+        <w:t>s and outcomes in this worked example are invented classroom data; no real model run is claimed.</w:t>
+      </w:r>
+    </w:p>
+    <w:p>
+      <w:pPr>
+        <w:spacing w:line="336" w:lineRule="auto" w:after="180"/>
+        <w:shd w:fill="F5F1FB"/>
+      </w:pPr>
+      <w:r>
+        <w:rPr>
+          <w:b w:val="0"/>
+        </w:rPr>
+        <w:t>Point to the given fact that matters most. Explain why it matters.</w:t>
+      </w:r>
+    </w:p>
+    <w:p>
+      <w:pPr>
+        <w:pStyle w:val="Heading3"/>
+      </w:pPr>
+      <w:r>
+        <w:t>My picture explanation, deciding evidence and one limit</w:t>
+      </w:r>
+    </w:p>
+    <w:p>
+      <w:r>
+        <w:t>________________________________________________________________</w:t>
+      </w:r>
+    </w:p>
+    <w:p>
+      <w:r>
+        <w:t>________________________________________________________________</w:t>
+      </w:r>
+    </w:p>
+    <w:p>
+      <w:r>
+        <w:t>________________________________________________________________</w:t>
+      </w:r>
+    </w:p>
+    <w:p>
+      <w:r>
+        <w:t>________________________________________________________________</w:t>
+      </w:r>
+    </w:p>
+    <w:p>
+      <w:pPr>
+        <w:pStyle w:val="Heading3"/>
+      </w:pPr>
+      <w:r>
+        <w:t>02. Follow the deciding steps</w:t>
+      </w:r>
+    </w:p>
+    <w:p>
+      <w:r>
+        <w:drawing>
+          <wp:inline xmlns:a="http://schemas.openxmlformats.org/drawingml/2006/main" xmlns:pic="http://schemas.openxmlformats.org/drawingml/2006/picture">
+            <wp:extent cx="5486400" cy="3182112"/>
+            <wp:docPr id="3" name="Picture 3" descr="Fit transform: The declared conversion produces training lengths 20 and 60 mm. → Transform query: 5 cm becomes 50 mm using the same conversion. → Predict neighbour: Distances 30 and 10 mm select the spotted training record."/>
+            <wp:cNvGraphicFramePr>
+              <a:graphicFrameLocks noChangeAspect="1"/>
+            </wp:cNvGraphicFramePr>
+            <a:graphic>
+              <a:graphicData uri="http://schemas.openxmlformats.org/drawingml/2006/picture">
+                <pic:pic>
+                  <pic:nvPicPr>
+                    <pic:cNvPr id="0" name="academy-story-ai-4-13-02.png"/>
+                    <pic:cNvPicPr/>
+                  </pic:nvPicPr>
+                  <pic:blipFill>
+                    <a:blip r:embed="rId11"/>
+                    <a:stretch>
+                      <a:fillRect/>
+                    </a:stretch>
+                  </pic:blipFill>
+                  <pic:spPr>
+                    <a:xfrm>
+                      <a:off x="0" y="0"/>
+                      <a:ext cx="5486400" cy="3182112"/>
+                    </a:xfrm>
+                    <a:prstGeom prst="rect"/>
+                  </pic:spPr>
+                </pic:pic>
+              </a:graphicData>
+            </a:graphic>
+          </wp:inline>
+        </w:drawing>
+      </w:r>
+    </w:p>
+    <w:p>
+      <w:pPr>
+        <w:spacing w:line="336" w:lineRule="auto" w:after="180"/>
+      </w:pPr>
+      <w:r>
+        <w:rPr>
+          <w:b w:val="0"/>
+        </w:rPr>
+        <w:t xml:space="preserve">Fit transform: The declared conversion produces </w:t>
+      </w:r>
+      <w:r>
+        <w:rPr>
+          <w:b/>
+        </w:rPr>
+        <w:t>training</w:t>
+      </w:r>
+      <w:r>
+        <w:rPr>
+          <w:b w:val="0"/>
+        </w:rPr>
+        <w:t xml:space="preserve"> lengths 20 and 60 mm. → Transform query: 5 cm becomes 50 mm using the same conversion. → </w:t>
+      </w:r>
+      <w:r>
+        <w:rPr>
+          <w:b/>
+        </w:rPr>
+        <w:t>Predict</w:t>
+      </w:r>
+      <w:r>
+        <w:rPr>
+          <w:b w:val="0"/>
+        </w:rPr>
+        <w:t xml:space="preserve"> neighbour: Distances 30 and 10 mm select the spotted </w:t>
+      </w:r>
+      <w:r>
+        <w:rPr>
+          <w:b/>
+        </w:rPr>
+        <w:t>training</w:t>
+      </w:r>
+      <w:r>
+        <w:rPr>
+          <w:b w:val="0"/>
+        </w:rPr>
+        <w:t xml:space="preserve"> record.</w:t>
+      </w:r>
+    </w:p>
+    <w:p>
+      <w:pPr>
+        <w:spacing w:line="336" w:lineRule="auto" w:after="180"/>
+        <w:shd w:fill="F5F1FB"/>
+      </w:pPr>
+      <w:r>
+        <w:rPr>
+          <w:b w:val="0"/>
+        </w:rPr>
+        <w:t xml:space="preserve">Point to each numbered stage and explain which recorded </w:t>
+      </w:r>
+      <w:r>
+        <w:rPr>
+          <w:b/>
+        </w:rPr>
+        <w:t>input</w:t>
+      </w:r>
+      <w:r>
+        <w:rPr>
+          <w:b w:val="0"/>
+        </w:rPr>
+        <w:t xml:space="preserve"> it uses.</w:t>
+      </w:r>
+    </w:p>
+    <w:p>
+      <w:pPr>
+        <w:pStyle w:val="Heading3"/>
+      </w:pPr>
+      <w:r>
+        <w:t>My picture explanation, deciding evidence and one limit</w:t>
+      </w:r>
+    </w:p>
+    <w:p>
+      <w:r>
+        <w:t>________________________________________________________________</w:t>
+      </w:r>
+    </w:p>
+    <w:p>
+      <w:r>
+        <w:t>________________________________________________________________</w:t>
+      </w:r>
+    </w:p>
+    <w:p>
+      <w:r>
+        <w:t>________________________________________________________________</w:t>
+      </w:r>
+    </w:p>
+    <w:p>
+      <w:r>
+        <w:t>________________________________________________________________</w:t>
+      </w:r>
+    </w:p>
+    <w:p>
+      <w:pPr>
+        <w:pStyle w:val="Heading3"/>
+      </w:pPr>
+      <w:r>
+        <w:t>03. Separate search from later scoring</w:t>
+      </w:r>
+    </w:p>
+    <w:p>
+      <w:r>
+        <w:drawing>
+          <wp:inline xmlns:a="http://schemas.openxmlformats.org/drawingml/2006/main" xmlns:pic="http://schemas.openxmlformats.org/drawingml/2006/picture">
+            <wp:extent cx="5486400" cy="2834640"/>
+            <wp:docPr id="4" name="Picture 4" descr="Separate search from later scoring. Try cutoffs 3 5 7 | Training labels | Count 1 0 1 errors. Store cutoff 5 | Smallest training error | Freeze this rule. Compare with baseline | Same validation rows | Report both scores"/>
+            <wp:cNvGraphicFramePr>
+              <a:graphicFrameLocks noChangeAspect="1"/>
+            </wp:cNvGraphicFramePr>
+            <a:graphic>
+              <a:graphicData uri="http://schemas.openxmlformats.org/drawingml/2006/picture">
+                <pic:pic>
+                  <pic:nvPicPr>
+                    <pic:cNvPr id="0" name="academy-story-ai-4-13-03.png"/>
+                    <pic:cNvPicPr/>
+                  </pic:nvPicPr>
+                  <pic:blipFill>
+                    <a:blip r:embed="rId12"/>
+                    <a:stretch>
+                      <a:fillRect/>
+                    </a:stretch>
+                  </pic:blipFill>
+                  <pic:spPr>
+                    <a:xfrm>
+                      <a:off x="0" y="0"/>
+                      <a:ext cx="5486400" cy="2834640"/>
+                    </a:xfrm>
+                    <a:prstGeom prst="rect"/>
+                  </pic:spPr>
+                </pic:pic>
+              </a:graphicData>
+            </a:graphic>
+          </wp:inline>
+        </w:drawing>
+      </w:r>
+    </w:p>
+    <w:p>
+      <w:pPr>
+        <w:spacing w:line="336" w:lineRule="auto" w:after="180"/>
+      </w:pPr>
+      <w:r>
+        <w:rPr>
+          <w:b w:val="0"/>
+        </w:rPr>
+        <w:t xml:space="preserve">Separate search from later scoring. Try cutoffs 3 5 7 | </w:t>
+      </w:r>
+      <w:r>
+        <w:rPr>
+          <w:b/>
+        </w:rPr>
+        <w:t>Training</w:t>
+      </w:r>
+      <w:r>
+        <w:rPr>
+          <w:b w:val="0"/>
+        </w:rPr>
+        <w:t xml:space="preserve"> labels | Count 1 0 1 errors. Store cutoff 5 | Smallest </w:t>
+      </w:r>
+      <w:r>
+        <w:rPr>
+          <w:b/>
+        </w:rPr>
+        <w:t>training error</w:t>
+      </w:r>
+      <w:r>
+        <w:rPr>
+          <w:b w:val="0"/>
+        </w:rPr>
+        <w:t xml:space="preserve"> | Freeze this rule. Compare with baseline | Same validation rows | Report both scores</w:t>
+      </w:r>
+    </w:p>
+    <w:p>
+      <w:pPr>
+        <w:spacing w:line="336" w:lineRule="auto" w:after="180"/>
+        <w:shd w:fill="F5F1FB"/>
+      </w:pPr>
+      <w:r>
+        <w:rPr>
+          <w:b w:val="0"/>
+        </w:rPr>
+        <w:t>Read the labels and values. Explain the relationship the model shows.</w:t>
+      </w:r>
+    </w:p>
+    <w:p>
+      <w:pPr>
+        <w:pStyle w:val="Heading3"/>
+      </w:pPr>
+      <w:r>
+        <w:t>My picture explanation, deciding evidence and one limit</w:t>
+      </w:r>
+    </w:p>
+    <w:p>
+      <w:r>
+        <w:t>________________________________________________________________</w:t>
+      </w:r>
+    </w:p>
+    <w:p>
+      <w:r>
+        <w:t>________________________________________________________________</w:t>
+      </w:r>
+    </w:p>
+    <w:p>
+      <w:r>
+        <w:t>________________________________________________________________</w:t>
+      </w:r>
+    </w:p>
+    <w:p>
+      <w:r>
+        <w:t>________________________________________________________________</w:t>
+      </w:r>
+    </w:p>
+    <w:p>
+      <w:pPr>
+        <w:pStyle w:val="Heading3"/>
+      </w:pPr>
+      <w:r>
+        <w:t>04. Change one thing. Trace what follows.</w:t>
+      </w:r>
+    </w:p>
+    <w:p>
+      <w:r>
+        <w:drawing>
+          <wp:inline xmlns:a="http://schemas.openxmlformats.org/drawingml/2006/main" xmlns:pic="http://schemas.openxmlformats.org/drawingml/2006/picture">
+            <wp:extent cx="5486400" cy="3026664"/>
+            <wp:docPr id="5" name="Picture 5" descr="Original case: Distances 30 and 10 mm select the spotted training record. Changed condition: Transform training but leave query numerically at 5. Expected result: Distances become 15 and 55, incorrectly selecting healthy. Reason: The query is now compared in inconsistent units; the changed result is a pipeline defect."/>
+            <wp:cNvGraphicFramePr>
+              <a:graphicFrameLocks noChangeAspect="1"/>
+            </wp:cNvGraphicFramePr>
+            <a:graphic>
+              <a:graphicData uri="http://schemas.openxmlformats.org/drawingml/2006/picture">
+                <pic:pic>
+                  <pic:nvPicPr>
+                    <pic:cNvPr id="0" name="academy-story-ai-4-13-04.png"/>
+                    <pic:cNvPicPr/>
+                  </pic:nvPicPr>
+                  <pic:blipFill>
+                    <a:blip r:embed="rId13"/>
+                    <a:stretch>
+                      <a:fillRect/>
+                    </a:stretch>
+                  </pic:blipFill>
+                  <pic:spPr>
+                    <a:xfrm>
+                      <a:off x="0" y="0"/>
+                      <a:ext cx="5486400" cy="3026664"/>
+                    </a:xfrm>
+                    <a:prstGeom prst="rect"/>
+                  </pic:spPr>
+                </pic:pic>
+              </a:graphicData>
+            </a:graphic>
+          </wp:inline>
+        </w:drawing>
+      </w:r>
+    </w:p>
+    <w:p>
+      <w:pPr>
+        <w:spacing w:line="336" w:lineRule="auto" w:after="180"/>
+      </w:pPr>
+      <w:r>
+        <w:rPr>
+          <w:b w:val="0"/>
+        </w:rPr>
+        <w:t xml:space="preserve">Original case: Distances 30 and 10 mm select the spotted </w:t>
+      </w:r>
+      <w:r>
+        <w:rPr>
+          <w:b/>
+        </w:rPr>
+        <w:t>training</w:t>
+      </w:r>
+      <w:r>
+        <w:rPr>
+          <w:b w:val="0"/>
+        </w:rPr>
+        <w:t xml:space="preserve"> record. Changed condition: Transform </w:t>
+      </w:r>
+      <w:r>
+        <w:rPr>
+          <w:b/>
+        </w:rPr>
+        <w:t>training</w:t>
+      </w:r>
+      <w:r>
+        <w:rPr>
+          <w:b w:val="0"/>
+        </w:rPr>
+        <w:t xml:space="preserve"> but leave query numerically at 5. Expected result: Distances become 15 and 55, incorrectly selecting healthy.</w:t>
+      </w:r>
+    </w:p>
+    <w:p>
+      <w:pPr>
+        <w:spacing w:line="336" w:lineRule="auto" w:after="180"/>
+      </w:pPr>
+      <w:r>
+        <w:rPr>
+          <w:b w:val="0"/>
+        </w:rPr>
+        <w:t xml:space="preserve">Reason: The query is now compared in inconsistent units; the changed result is a </w:t>
+      </w:r>
+      <w:r>
+        <w:rPr>
+          <w:b/>
+        </w:rPr>
+        <w:t>pipeline</w:t>
+      </w:r>
+      <w:r>
+        <w:rPr>
+          <w:b w:val="0"/>
+        </w:rPr>
+        <w:t xml:space="preserve"> defect.</w:t>
+      </w:r>
+    </w:p>
+    <w:p>
+      <w:pPr>
+        <w:spacing w:line="336" w:lineRule="auto" w:after="180"/>
+        <w:shd w:fill="F5F1FB"/>
+      </w:pPr>
+      <w:r>
+        <w:rPr>
+          <w:b/>
+        </w:rPr>
+        <w:t>Predict</w:t>
+      </w:r>
+      <w:r>
+        <w:rPr>
+          <w:b w:val="0"/>
+        </w:rPr>
+        <w:t xml:space="preserve"> before checking the worked changed-case result. Name what changed and what the supplied facts allow you to conclude.</w:t>
+      </w:r>
+    </w:p>
+    <w:p>
+      <w:pPr>
+        <w:pStyle w:val="Heading3"/>
+      </w:pPr>
+      <w:r>
+        <w:t>My picture explanation, deciding evidence and one limit</w:t>
+      </w:r>
+    </w:p>
+    <w:p>
+      <w:r>
+        <w:t>________________________________________________________________</w:t>
+      </w:r>
+    </w:p>
+    <w:p>
+      <w:r>
+        <w:t>________________________________________________________________</w:t>
+      </w:r>
+    </w:p>
+    <w:p>
+      <w:r>
+        <w:t>________________________________________________________________</w:t>
+      </w:r>
+    </w:p>
+    <w:p>
+      <w:r>
+        <w:t>________________________________________________________________</w:t>
+      </w:r>
+    </w:p>
+    <w:p>
+      <w:pPr>
+        <w:pStyle w:val="Heading3"/>
+      </w:pPr>
+      <w:r>
+        <w:t>05. Connect the explanation to its limit</w:t>
+      </w:r>
+    </w:p>
+    <w:p>
+      <w:r>
+        <w:drawing>
+          <wp:inline xmlns:a="http://schemas.openxmlformats.org/drawingml/2006/main" xmlns:pic="http://schemas.openxmlformats.org/drawingml/2006/picture">
+            <wp:extent cx="5486400" cy="2834640"/>
+            <wp:docPr id="6" name="Picture 6" descr="Read the picture in order. Distances 30 and 10 mm select the spotted training record. The arrows show which recorded input or intermediate result each decision uses. Explain the deciding step aloud before checking the changed case; pointing to the final answer alone does not show how it follows. Limit: A reproducible toy pipeline can still perform poorly; evaluation must use separate records and appropriate group splits."/>
+            <wp:cNvGraphicFramePr>
+              <a:graphicFrameLocks noChangeAspect="1"/>
+            </wp:cNvGraphicFramePr>
+            <a:graphic>
+              <a:graphicData uri="http://schemas.openxmlformats.org/drawingml/2006/picture">
+                <pic:pic>
+                  <pic:nvPicPr>
+                    <pic:cNvPr id="0" name="academy-story-ai-4-13-05.png"/>
+                    <pic:cNvPicPr/>
+                  </pic:nvPicPr>
+                  <pic:blipFill>
+                    <a:blip r:embed="rId14"/>
+                    <a:stretch>
+                      <a:fillRect/>
+                    </a:stretch>
+                  </pic:blipFill>
+                  <pic:spPr>
+                    <a:xfrm>
+                      <a:off x="0" y="0"/>
+                      <a:ext cx="5486400" cy="2834640"/>
+                    </a:xfrm>
+                    <a:prstGeom prst="rect"/>
+                  </pic:spPr>
+                </pic:pic>
+              </a:graphicData>
+            </a:graphic>
+          </wp:inline>
+        </w:drawing>
+      </w:r>
+    </w:p>
+    <w:p>
+      <w:pPr>
+        <w:spacing w:line="336" w:lineRule="auto" w:after="180"/>
+      </w:pPr>
+      <w:r>
+        <w:rPr>
+          <w:b w:val="0"/>
+        </w:rPr>
+        <w:t xml:space="preserve">Read the picture in order. Distances 30 and 10 mm select the spotted </w:t>
+      </w:r>
+      <w:r>
+        <w:rPr>
+          <w:b/>
+        </w:rPr>
+        <w:t>training</w:t>
+      </w:r>
+      <w:r>
+        <w:rPr>
+          <w:b w:val="0"/>
+        </w:rPr>
+        <w:t xml:space="preserve"> record. The arrows show which recorded </w:t>
+      </w:r>
+      <w:r>
+        <w:rPr>
+          <w:b/>
+        </w:rPr>
+        <w:t>input</w:t>
+      </w:r>
+      <w:r>
+        <w:rPr>
+          <w:b w:val="0"/>
+        </w:rPr>
+        <w:t xml:space="preserve"> or intermediate result each decision uses.</w:t>
+      </w:r>
+    </w:p>
+    <w:p>
+      <w:pPr>
+        <w:spacing w:line="336" w:lineRule="auto" w:after="180"/>
+      </w:pPr>
+      <w:r>
+        <w:rPr>
+          <w:b w:val="0"/>
+        </w:rPr>
+        <w:t>Explain the deciding step aloud before checking the changed case; pointing to the final answer alone does not show how it follows.</w:t>
+      </w:r>
+    </w:p>
+    <w:p>
+      <w:pPr>
+        <w:spacing w:line="336" w:lineRule="auto" w:after="180"/>
+      </w:pPr>
+      <w:r>
+        <w:rPr>
+          <w:b w:val="0"/>
+        </w:rPr>
+        <w:t xml:space="preserve">Limit: A reproducible toy </w:t>
+      </w:r>
+      <w:r>
+        <w:rPr>
+          <w:b/>
+        </w:rPr>
+        <w:t>pipeline</w:t>
+      </w:r>
+      <w:r>
+        <w:rPr>
+          <w:b w:val="0"/>
+        </w:rPr>
+        <w:t xml:space="preserve"> can still perform poorly; evaluation must use separate records and appropriate group splits.</w:t>
+      </w:r>
+    </w:p>
+    <w:p>
+      <w:pPr>
+        <w:spacing w:line="336" w:lineRule="auto" w:after="180"/>
+        <w:shd w:fill="F5F1FB"/>
+      </w:pPr>
+      <w:r>
+        <w:rPr>
+          <w:b w:val="0"/>
+        </w:rPr>
+        <w:t>Explain the case, then point to a limit on the claim.</w:t>
+      </w:r>
+    </w:p>
+    <w:p>
+      <w:pPr>
+        <w:pStyle w:val="Heading3"/>
+      </w:pPr>
+      <w:r>
+        <w:t>My picture explanation, deciding evidence and one limit</w:t>
+      </w:r>
+    </w:p>
+    <w:p>
+      <w:r>
+        <w:t>________________________________________________________________</w:t>
+      </w:r>
+    </w:p>
+    <w:p>
+      <w:r>
+        <w:t>________________________________________________________________</w:t>
+      </w:r>
+    </w:p>
+    <w:p>
+      <w:r>
+        <w:t>________________________________________________________________</w:t>
+      </w:r>
+    </w:p>
+    <w:p>
+      <w:r>
+        <w:t>________________________________________________________________</w:t>
+      </w:r>
+    </w:p>
+    <w:p>
+      <w:pPr>
+        <w:pStyle w:val="Heading3"/>
+      </w:pPr>
+      <w:r>
+        <w:t>06. Make the idea visible in your project</w:t>
+      </w:r>
+    </w:p>
+    <w:p>
+      <w:r>
+        <w:drawing>
+          <wp:inline xmlns:a="http://schemas.openxmlformats.org/drawingml/2006/main" xmlns:pic="http://schemas.openxmlformats.org/drawingml/2006/picture">
+            <wp:extent cx="5486400" cy="3681984"/>
+            <wp:docPr id="7" name="Picture 7" descr="For your Responsible Plant Classifier, save the input, procedure, observed result and limitation of this check. Label this worked example as practice; use a different, previously unreviewed case when checking independent understanding. Draw your input, deciding step, result and limit. Supported question: Which pipeline record would help another team reproduce the result? Point to the relevant step in the picture, then write the changed result and the rule or evidence that supports it."/>
+            <wp:cNvGraphicFramePr>
+              <a:graphicFrameLocks noChangeAspect="1"/>
+            </wp:cNvGraphicFramePr>
+            <a:graphic>
+              <a:graphicData uri="http://schemas.openxmlformats.org/drawingml/2006/picture">
+                <pic:pic>
+                  <pic:nvPicPr>
+                    <pic:cNvPr id="0" name="academy-story-ai-4-13-06.png"/>
+                    <pic:cNvPicPr/>
+                  </pic:nvPicPr>
+                  <pic:blipFill>
+                    <a:blip r:embed="rId15"/>
+                    <a:stretch>
+                      <a:fillRect/>
+                    </a:stretch>
+                  </pic:blipFill>
+                  <pic:spPr>
+                    <a:xfrm>
+                      <a:off x="0" y="0"/>
+                      <a:ext cx="5486400" cy="3681984"/>
+                    </a:xfrm>
+                    <a:prstGeom prst="rect"/>
+                  </pic:spPr>
+                </pic:pic>
+              </a:graphicData>
+            </a:graphic>
+          </wp:inline>
+        </w:drawing>
+      </w:r>
+    </w:p>
+    <w:p>
+      <w:pPr>
+        <w:spacing w:line="336" w:lineRule="auto" w:after="180"/>
+      </w:pPr>
+      <w:r>
+        <w:rPr>
+          <w:b w:val="0"/>
+        </w:rPr>
+        <w:t xml:space="preserve">For your Responsible Plant Classifier, save the </w:t>
+      </w:r>
+      <w:r>
+        <w:rPr>
+          <w:b/>
+        </w:rPr>
+        <w:t>input</w:t>
+      </w:r>
+      <w:r>
+        <w:rPr>
+          <w:b w:val="0"/>
+        </w:rPr>
+        <w:t>, procedure, observed result and limitation of this check.</w:t>
+      </w:r>
+    </w:p>
+    <w:p>
+      <w:pPr>
+        <w:spacing w:line="336" w:lineRule="auto" w:after="180"/>
+      </w:pPr>
+      <w:r>
+        <w:rPr>
+          <w:b w:val="0"/>
+        </w:rPr>
+        <w:t xml:space="preserve">Label this worked example as practice; use a different, previously unreviewed case when checking independent understanding. Draw your </w:t>
+      </w:r>
+      <w:r>
+        <w:rPr>
+          <w:b/>
+        </w:rPr>
+        <w:t>input</w:t>
+      </w:r>
+      <w:r>
+        <w:rPr>
+          <w:b w:val="0"/>
+        </w:rPr>
+        <w:t>, deciding step, result and limit.</w:t>
+      </w:r>
+    </w:p>
+    <w:p>
+      <w:pPr>
+        <w:spacing w:line="336" w:lineRule="auto" w:after="180"/>
+      </w:pPr>
+      <w:r>
+        <w:rPr>
+          <w:b w:val="0"/>
+        </w:rPr>
+        <w:t xml:space="preserve">Supported question: Which </w:t>
+      </w:r>
+      <w:r>
+        <w:rPr>
+          <w:b/>
+        </w:rPr>
+        <w:t>pipeline</w:t>
+      </w:r>
+      <w:r>
+        <w:rPr>
+          <w:b w:val="0"/>
+        </w:rPr>
+        <w:t xml:space="preserve"> record would help another team </w:t>
+      </w:r>
+      <w:r>
+        <w:rPr>
+          <w:b/>
+        </w:rPr>
+        <w:t>reproduce</w:t>
+      </w:r>
+      <w:r>
+        <w:rPr>
+          <w:b w:val="0"/>
+        </w:rPr>
+        <w:t xml:space="preserve"> the result? Point to the relevant step in the picture, then write the changed result and the rule or </w:t>
+      </w:r>
+      <w:r>
+        <w:rPr>
+          <w:b/>
+        </w:rPr>
+        <w:t>evidence</w:t>
+      </w:r>
+      <w:r>
+        <w:rPr>
+          <w:b w:val="0"/>
+        </w:rPr>
+        <w:t xml:space="preserve"> that supports it.</w:t>
+      </w:r>
+    </w:p>
+    <w:p>
+      <w:pPr>
+        <w:spacing w:line="336" w:lineRule="auto" w:after="180"/>
+        <w:shd w:fill="F5F1FB"/>
+      </w:pPr>
+      <w:r>
+        <w:rPr>
+          <w:b w:val="0"/>
+        </w:rPr>
+        <w:t xml:space="preserve">Draw your project trace and justify the deciding step using </w:t>
+      </w:r>
+      <w:r>
+        <w:rPr>
+          <w:b/>
+        </w:rPr>
+        <w:t>evidence</w:t>
+      </w:r>
+      <w:r>
+        <w:rPr>
+          <w:b w:val="0"/>
+        </w:rPr>
+        <w:t>.</w:t>
+      </w:r>
+    </w:p>
+    <w:p>
+      <w:pPr>
+        <w:pStyle w:val="Heading3"/>
+      </w:pPr>
+      <w:r>
+        <w:t>My picture explanation, deciding evidence and one limit</w:t>
       </w:r>
     </w:p>
     <w:p>

--- a/downloads/workbook/ai-4-week-13.docx
+++ b/downloads/workbook/ai-4-week-13.docx
@@ -1482,6 +1482,26 @@
     <w:p>
       <w:r>
         <w:t>Attempt before feedback. If this repeats the selected independent case, reuse that first attempt; otherwise keep a separate record. Build and trace a fresh fitted state. Apply the supplied Train a Classifier facts and keep your reasoning.</w:t>
+      </w:r>
+    </w:p>
+    <w:p>
+      <w:pPr>
+        <w:pStyle w:val="Heading3"/>
+      </w:pPr>
+      <w:r>
+        <w:t>Rules supplied for this independent case</w:t>
+      </w:r>
+    </w:p>
+    <w:p>
+      <w:pPr>
+        <w:spacing w:line="336" w:lineRule="auto" w:after="180"/>
+        <w:shd w:fill="F1F6F8"/>
+      </w:pPr>
+      <w:r>
+        <w:rPr>
+          <w:b w:val="0"/>
+        </w:rPr>
+        <w:t>Pipeline rules: fit each feature’s minimum and range (maximum minus minimum) using training rows only. Scale every training and query component as (value − fitted minimum) / fitted range, without clipping. For k=1, sum absolute component differences and break distance ties by alphabetical ID. The baseline is the training-majority label. Do not refit on validation queries.</w:t>
       </w:r>
     </w:p>
     <w:p>

--- a/downloads/workbook/ai-4-week-13.docx
+++ b/downloads/workbook/ai-4-week-13.docx
@@ -25,22 +25,45 @@
         <w:pStyle w:val="Heading1"/>
       </w:pPr>
       <w:r>
-        <w:t>01. Recall and choose your starting point</w:t>
-      </w:r>
-    </w:p>
-    <w:p>
-      <w:r>
-        <w:t>Record your starting explanation for Train a Classifier before opening notes. Show any later correction separately.</w:t>
-      </w:r>
-    </w:p>
-    <w:p>
-      <w:pPr>
-        <w:spacing w:line="336" w:lineRule="auto" w:after="180"/>
-      </w:pPr>
-      <w:r>
-        <w:rPr>
-          <w:b w:val="0"/>
-        </w:rPr>
+        <w:t>One complete classifier experiment record.</w:t>
+      </w:r>
+    </w:p>
+    <w:p>
+      <w:r>
+        <w:t>Trace stored values, raw queries, predictions and matched baseline errors.</w:t>
+      </w:r>
+    </w:p>
+    <w:p>
+      <w:r>
+        <w:t>W1–W3/W5 → selected P/Q/R run → project experiment record → changed-case return.</w:t>
+      </w:r>
+    </w:p>
+    <w:p>
+      <w:pPr>
+        <w:pStyle w:val="Heading1"/>
+      </w:pPr>
+      <w:r>
+        <w:t>01. Recall · Retrieve before notes</w:t>
+      </w:r>
+    </w:p>
+    <w:p>
+      <w:r>
+        <w:t>Keep this task’s complete inputs, stated rule and support record together.</w:t>
+      </w:r>
+    </w:p>
+    <w:p>
+      <w:pPr>
+        <w:pStyle w:val="Heading2"/>
+      </w:pPr>
+      <w:r>
+        <w:t>Task and evidence record</w:t>
+      </w:r>
+    </w:p>
+    <w:p>
+      <w:pPr>
+        <w:pStyle w:val="ListBullet"/>
+      </w:pPr>
+      <w:r>
         <w:t>Try the recall before opening notes. Then use a different colour or a labelled second line to correct your explanation.</w:t>
       </w:r>
     </w:p>
@@ -54,12 +77,9 @@
     </w:p>
     <w:p>
       <w:pPr>
-        <w:spacing w:line="336" w:lineRule="auto" w:after="180"/>
-      </w:pPr>
-      <w:r>
-        <w:rPr>
-          <w:b w:val="0"/>
-        </w:rPr>
+        <w:pStyle w:val="ListBullet"/>
+      </w:pPr>
+      <w:r>
         <w:t>Without opening the old lesson, explain one key idea from Nearest Neighbors. Give an example and a mistake that the idea helps you avoid.</w:t>
       </w:r>
     </w:p>
@@ -96,12 +116,9 @@
     </w:p>
     <w:p>
       <w:pPr>
-        <w:spacing w:line="336" w:lineRule="auto" w:after="180"/>
-      </w:pPr>
-      <w:r>
-        <w:rPr>
-          <w:b w:val="0"/>
-        </w:rPr>
+        <w:pStyle w:val="ListBullet"/>
+      </w:pPr>
+      <w:r>
         <w:t>Without opening the old lesson, explain one key idea from Baselines First. Give an example and a mistake that the idea helps you avoid.</w:t>
       </w:r>
     </w:p>
@@ -138,12 +155,9 @@
     </w:p>
     <w:p>
       <w:pPr>
-        <w:spacing w:line="336" w:lineRule="auto" w:after="180"/>
-      </w:pPr>
-      <w:r>
-        <w:rPr>
-          <w:b w:val="0"/>
-        </w:rPr>
+        <w:pStyle w:val="ListBullet"/>
+      </w:pPr>
+      <w:r>
         <w:t>Without opening the old lesson, explain one key idea from Sampling and Intended Use. Give an example and a mistake that the idea helps you avoid.</w:t>
       </w:r>
     </w:p>
@@ -175,135 +189,44 @@
         <w:pStyle w:val="Heading1"/>
       </w:pPr>
       <w:r>
-        <w:t>02. Practise with fading help</w:t>
-      </w:r>
-    </w:p>
-    <w:p>
-      <w:r>
-        <w:t>Complete the supported Train a Classifier trace and record the first step you can explain without help.</w:t>
-      </w:r>
-    </w:p>
-    <w:p>
-      <w:pPr>
-        <w:spacing w:line="336" w:lineRule="auto" w:after="180"/>
-      </w:pPr>
-      <w:r>
-        <w:rPr>
-          <w:b w:val="0"/>
-        </w:rPr>
-        <w:t xml:space="preserve">Use W2: Trace and score the saved run for A reproducible classifier </w:t>
-      </w:r>
-      <w:r>
-        <w:rPr>
-          <w:b/>
-        </w:rPr>
-        <w:t>pipeline</w:t>
-      </w:r>
-      <w:r>
-        <w:rPr>
-          <w:b w:val="0"/>
-        </w:rPr>
-        <w:t>. Record the answer once; the lesson and workbook refer to the same attempt.</w:t>
-      </w:r>
-    </w:p>
-    <w:tbl>
-      <w:tblPr>
-        <w:tblStyle w:val="LightShading-Accent1"/>
-        <w:tblW w:type="auto" w:w="0"/>
-        <w:tblLook w:firstColumn="1" w:firstRow="1" w:lastColumn="0" w:lastRow="0" w:noHBand="0" w:noVBand="1" w:val="04A0"/>
-      </w:tblPr>
-      <w:tblGrid>
-        <w:gridCol w:w="2556"/>
-        <w:gridCol w:w="2556"/>
-        <w:gridCol w:w="2556"/>
-        <w:gridCol w:w="2556"/>
-      </w:tblGrid>
-      <w:tr>
-        <w:trPr>
-          <w:tblHeader/>
-        </w:trPr>
-        <w:tc>
-          <w:tcPr>
-            <w:tcW w:type="dxa" w:w="2556"/>
-          </w:tcPr>
-          <w:p>
-            <w:r>
-              <w:t>Given inputs</w:t>
-            </w:r>
-          </w:p>
-        </w:tc>
-        <w:tc>
-          <w:tcPr>
-            <w:tcW w:type="dxa" w:w="2556"/>
-          </w:tcPr>
-          <w:p>
-            <w:r>
-              <w:t>Procedure I chose</w:t>
-            </w:r>
-          </w:p>
-        </w:tc>
-        <w:tc>
-          <w:tcPr>
-            <w:tcW w:type="dxa" w:w="2556"/>
-          </w:tcPr>
-          <w:p>
-            <w:r>
-              <w:t>Middle steps</w:t>
-            </w:r>
-          </w:p>
-        </w:tc>
-        <w:tc>
-          <w:tcPr>
-            <w:tcW w:type="dxa" w:w="2556"/>
-          </w:tcPr>
-          <w:p>
-            <w:r>
-              <w:t>Result and check</w:t>
-            </w:r>
-          </w:p>
-        </w:tc>
-      </w:tr>
-      <w:tr>
-        <w:tc>
-          <w:tcPr>
-            <w:tcW w:type="dxa" w:w="2556"/>
-          </w:tcPr>
-          <w:p>
-            <w:r/>
-          </w:p>
-        </w:tc>
-        <w:tc>
-          <w:tcPr>
-            <w:tcW w:type="dxa" w:w="2556"/>
-          </w:tcPr>
-          <w:p>
-            <w:r/>
-          </w:p>
-        </w:tc>
-        <w:tc>
-          <w:tcPr>
-            <w:tcW w:type="dxa" w:w="2556"/>
-          </w:tcPr>
-          <w:p>
-            <w:r/>
-          </w:p>
-        </w:tc>
-        <w:tc>
-          <w:tcPr>
-            <w:tcW w:type="dxa" w:w="2556"/>
-          </w:tcPr>
-          <w:p>
-            <w:r/>
-          </w:p>
-        </w:tc>
-      </w:tr>
-    </w:tbl>
+        <w:t>12. W1 · Explain the mechanism</w:t>
+      </w:r>
+    </w:p>
+    <w:p>
+      <w:r>
+        <w:t>Keep this task’s complete inputs, stated rule and support record together.</w:t>
+      </w:r>
+    </w:p>
+    <w:p>
+      <w:pPr>
+        <w:pStyle w:val="Heading2"/>
+      </w:pPr>
+      <w:r>
+        <w:t>Task and evidence record</w:t>
+      </w:r>
+    </w:p>
+    <w:p>
+      <w:pPr>
+        <w:pStyle w:val="ListBullet"/>
+      </w:pPr>
+      <w:r>
+        <w:t>Main training A(10,200)clear, B(20,100)blocked, C(20,200)blocked; ordered features distance cm/brightness units. Fit minima(10,100),ranges(10,100),scaled A(0,1),B(1,0),C(1,1). Raw V1(11,120),V2(19,190),V3(12,80) scale to(0.1,0.2),(0.9,0.9),(0.2,-0.2), select A/C/B and predict clear/blocked/blocked. References clear/blocked/clear give2/3,majority-blocked baseline1/3. V3 remains wrong on identical reruns. Fixed cm→mm conversion in the separate picture multiplies by10; it does not learn a scale.</w:t>
+      </w:r>
+    </w:p>
+    <w:p>
+      <w:pPr>
+        <w:pStyle w:val="ListBullet"/>
+      </w:pPr>
+      <w:r>
+        <w:t>List what fit learns or stores, what predict takes as input, and what evaluation compares. State where the validation reference labels belong.</w:t>
+      </w:r>
+    </w:p>
     <w:p>
       <w:pPr>
         <w:pStyle w:val="Heading3"/>
       </w:pPr>
       <w:r>
-        <w:t>The step I completed without help, and the hint I needed</w:t>
+        <w:t>My reasoning and evidence</w:t>
       </w:r>
     </w:p>
     <w:p>
@@ -322,62 +245,55 @@
       </w:r>
     </w:p>
     <w:p>
+      <w:r>
+        <w:t>________________________________________________________________</w:t>
+      </w:r>
+    </w:p>
+    <w:p>
+      <w:r>
+        <w:t>________________________________________________________________</w:t>
+      </w:r>
+    </w:p>
+    <w:p>
+      <w:r>
+        <w:t>________________________________________________________________</w:t>
+      </w:r>
+    </w:p>
+    <w:p>
       <w:pPr>
         <w:pStyle w:val="Heading1"/>
       </w:pPr>
       <w:r>
-        <w:t>03. Individual reasoning check</w:t>
-      </w:r>
-    </w:p>
-    <w:p>
-      <w:r>
-        <w:t>Check the proposed Train a Classifier explanation against the supplied facts before discussing it.</w:t>
-      </w:r>
-    </w:p>
-    <w:p>
-      <w:pPr>
-        <w:spacing w:line="336" w:lineRule="auto" w:after="180"/>
-      </w:pPr>
-      <w:r>
-        <w:rPr>
-          <w:b w:val="0"/>
-        </w:rPr>
-        <w:t xml:space="preserve">Use the worked case for A reproducible classifier </w:t>
-      </w:r>
-      <w:r>
-        <w:rPr>
-          <w:b/>
-        </w:rPr>
-        <w:t>pipeline</w:t>
-      </w:r>
-      <w:r>
-        <w:rPr>
-          <w:b w:val="0"/>
-        </w:rPr>
-        <w:t xml:space="preserve">. Proposed explanation: “A </w:t>
-      </w:r>
-      <w:r>
-        <w:rPr>
-          <w:b/>
-        </w:rPr>
-        <w:t>pipeline</w:t>
-      </w:r>
-      <w:r>
-        <w:rPr>
-          <w:b w:val="0"/>
-        </w:rPr>
-        <w:t xml:space="preserve"> prevents every leak automatically”. Decide whether this explanation is supported.</w:t>
-      </w:r>
-    </w:p>
-    <w:p>
-      <w:pPr>
-        <w:spacing w:line="336" w:lineRule="auto" w:after="180"/>
-      </w:pPr>
-      <w:r>
-        <w:rPr>
-          <w:b w:val="0"/>
-        </w:rPr>
-        <w:t>Point to the step or supplied fact that decides; explain your repair if needed.</w:t>
+        <w:t>13. W2 · Trace the current experiment</w:t>
+      </w:r>
+    </w:p>
+    <w:p>
+      <w:r>
+        <w:t>Keep this task’s complete inputs, stated rule and support record together.</w:t>
+      </w:r>
+    </w:p>
+    <w:p>
+      <w:pPr>
+        <w:pStyle w:val="Heading2"/>
+      </w:pPr>
+      <w:r>
+        <w:t>Task and evidence record</w:t>
+      </w:r>
+    </w:p>
+    <w:p>
+      <w:pPr>
+        <w:pStyle w:val="ListBullet"/>
+      </w:pPr>
+      <w:r>
+        <w:t>Main training A(10,200)clear, B(20,100)blocked, C(20,200)blocked; ordered features distance cm/brightness units. Fit minima(10,100),ranges(10,100),scaled A(0,1),B(1,0),C(1,1). Raw V1(11,120),V2(19,190),V3(12,80) scale to(0.1,0.2),(0.9,0.9),(0.2,-0.2), select A/C/B and predict clear/blocked/blocked. References clear/blocked/clear give2/3,majority-blocked baseline1/3. V3 remains wrong on identical reruns. Fixed cm→mm conversion in the separate picture multiplies by10; it does not learn a scale.</w:t>
+      </w:r>
+    </w:p>
+    <w:p>
+      <w:pPr>
+        <w:pStyle w:val="ListBullet"/>
+      </w:pPr>
+      <w:r>
+        <w:t>Give the IDs and labels printed for V1,V2,V3. Use references clear,blocked,clear to calculate accuracy and the training-majority baseline. Which error should repeat in an unchanged rerun?</w:t>
       </w:r>
     </w:p>
     <w:p>
@@ -385,7 +301,7 @@
         <w:pStyle w:val="Heading3"/>
       </w:pPr>
       <w:r>
-        <w:t>My explanation before partner discussion</w:t>
+        <w:t>My reasoning and evidence</w:t>
       </w:r>
     </w:p>
     <w:p>
@@ -409,16 +325,50 @@
       </w:r>
     </w:p>
     <w:p>
+      <w:r>
+        <w:t>________________________________________________________________</w:t>
+      </w:r>
+    </w:p>
+    <w:p>
+      <w:r>
+        <w:t>________________________________________________________________</w:t>
+      </w:r>
+    </w:p>
+    <w:p>
       <w:pPr>
         <w:pStyle w:val="Heading1"/>
       </w:pPr>
       <w:r>
-        <w:t>04. Independent transfer case</w:t>
-      </w:r>
-    </w:p>
-    <w:p>
-      <w:r>
-        <w:t>Write one first attempt at the reserved independent case before feedback. Repeated copies of that case refer to the same recorded attempt.</w:t>
+        <w:t>14. W3 · Repair the reasoning</w:t>
+      </w:r>
+    </w:p>
+    <w:p>
+      <w:r>
+        <w:t>Keep this task’s complete inputs, stated rule and support record together.</w:t>
+      </w:r>
+    </w:p>
+    <w:p>
+      <w:pPr>
+        <w:pStyle w:val="Heading2"/>
+      </w:pPr>
+      <w:r>
+        <w:t>Task and evidence record</w:t>
+      </w:r>
+    </w:p>
+    <w:p>
+      <w:pPr>
+        <w:pStyle w:val="ListBullet"/>
+      </w:pPr>
+      <w:r>
+        <w:t>Main training A(10,200)clear, B(20,100)blocked, C(20,200)blocked; ordered features distance cm/brightness units. Fit minima(10,100),ranges(10,100),scaled A(0,1),B(1,0),C(1,1). Raw V1(11,120),V2(19,190),V3(12,80) scale to(0.1,0.2),(0.9,0.9),(0.2,-0.2), select A/C/B and predict clear/blocked/blocked. References clear/blocked/clear give2/3,majority-blocked baseline1/3. V3 remains wrong on identical reruns. Fixed cm→mm conversion in the separate picture multiplies by10; it does not learn a scale.</w:t>
+      </w:r>
+    </w:p>
+    <w:p>
+      <w:pPr>
+        <w:pStyle w:val="ListBullet"/>
+      </w:pPr>
+      <w:r>
+        <w:t>A classmate saves only k=1 and a score of 2/3. Name the information needed to reproduce this run. Explain why the same score alone is insufficient.</w:t>
       </w:r>
     </w:p>
     <w:p>
@@ -426,89 +376,157 @@
         <w:pStyle w:val="Heading3"/>
       </w:pPr>
       <w:r>
+        <w:t>My reasoning and evidence</w:t>
+      </w:r>
+    </w:p>
+    <w:p>
+      <w:r>
+        <w:t>________________________________________________________________</w:t>
+      </w:r>
+    </w:p>
+    <w:p>
+      <w:r>
+        <w:t>________________________________________________________________</w:t>
+      </w:r>
+    </w:p>
+    <w:p>
+      <w:r>
+        <w:t>________________________________________________________________</w:t>
+      </w:r>
+    </w:p>
+    <w:p>
+      <w:r>
+        <w:t>________________________________________________________________</w:t>
+      </w:r>
+    </w:p>
+    <w:p>
+      <w:r>
+        <w:t>________________________________________________________________</w:t>
+      </w:r>
+    </w:p>
+    <w:p>
+      <w:r>
+        <w:t>________________________________________________________________</w:t>
+      </w:r>
+    </w:p>
+    <w:p>
+      <w:pPr>
+        <w:pStyle w:val="Heading1"/>
+      </w:pPr>
+      <w:r>
+        <w:t>16. W5 · Plan the next check</w:t>
+      </w:r>
+    </w:p>
+    <w:p>
+      <w:r>
+        <w:t>Keep this task’s complete inputs, stated rule and support record together.</w:t>
+      </w:r>
+    </w:p>
+    <w:p>
+      <w:pPr>
+        <w:pStyle w:val="Heading2"/>
+      </w:pPr>
+      <w:r>
+        <w:t>Task and evidence record</w:t>
+      </w:r>
+    </w:p>
+    <w:p>
+      <w:pPr>
+        <w:pStyle w:val="ListBullet"/>
+      </w:pPr>
+      <w:r>
+        <w:t>Main training A(10,200)clear, B(20,100)blocked, C(20,200)blocked; ordered features distance cm/brightness units. Fit minima(10,100),ranges(10,100),scaled A(0,1),B(1,0),C(1,1). Raw V1(11,120),V2(19,190),V3(12,80) scale to(0.1,0.2),(0.9,0.9),(0.2,-0.2), select A/C/B and predict clear/blocked/blocked. References clear/blocked/clear give2/3,majority-blocked baseline1/3. V3 remains wrong on identical reruns. Fixed cm→mm conversion in the separate picture multiplies by10; it does not learn a scale.</w:t>
+      </w:r>
+    </w:p>
+    <w:p>
+      <w:pPr>
+        <w:pStyle w:val="ListBullet"/>
+      </w:pPr>
+      <w:r>
+        <w:t>Explain and repair three mistakes: predict receives an already scaled query; fit receives training plus validation rows; a query uses brightness before distance. Does repeating each mistaken run make it valid?</w:t>
+      </w:r>
+    </w:p>
+    <w:p>
+      <w:pPr>
+        <w:pStyle w:val="Heading3"/>
+      </w:pPr>
+      <w:r>
+        <w:t>My reasoning and evidence</w:t>
+      </w:r>
+    </w:p>
+    <w:p>
+      <w:r>
+        <w:t>________________________________________________________________</w:t>
+      </w:r>
+    </w:p>
+    <w:p>
+      <w:r>
+        <w:t>________________________________________________________________</w:t>
+      </w:r>
+    </w:p>
+    <w:p>
+      <w:r>
+        <w:t>________________________________________________________________</w:t>
+      </w:r>
+    </w:p>
+    <w:p>
+      <w:r>
+        <w:t>________________________________________________________________</w:t>
+      </w:r>
+    </w:p>
+    <w:p>
+      <w:r>
+        <w:t>________________________________________________________________</w:t>
+      </w:r>
+    </w:p>
+    <w:p>
+      <w:r>
+        <w:t>________________________________________________________________</w:t>
+      </w:r>
+    </w:p>
+    <w:p>
+      <w:pPr>
+        <w:pStyle w:val="Heading1"/>
+      </w:pPr>
+      <w:r>
+        <w:t>04. Try alone · Selected experiment task</w:t>
+      </w:r>
+    </w:p>
+    <w:p>
+      <w:r>
+        <w:t>Keep this task’s complete inputs, stated rule and support record together.</w:t>
+      </w:r>
+    </w:p>
+    <w:p>
+      <w:pPr>
+        <w:pStyle w:val="Heading2"/>
+      </w:pPr>
+      <w:r>
+        <w:t>Task and evidence record</w:t>
+      </w:r>
+    </w:p>
+    <w:p>
+      <w:pPr>
+        <w:pStyle w:val="ListBullet"/>
+      </w:pPr>
+      <w:r>
+        <w:t>This new task uses training P/Q/R and its own reference labels, not A/B/C. Fit only those supplied training rows, use raw feature pairs in the same distance/brightness order, and keep the resulting state for all three queries. Reusing the earlier fitted A/B/C state would answer a different task. No final test or broad reliability evidence is supplied.</w:t>
+      </w:r>
+    </w:p>
+    <w:p>
+      <w:pPr>
+        <w:pStyle w:val="Heading3"/>
+      </w:pPr>
+      <w:r>
         <w:t>Independent case: Build and trace a fresh fitted state</w:t>
       </w:r>
     </w:p>
     <w:p>
       <w:pPr>
-        <w:spacing w:line="336" w:lineRule="auto" w:after="180"/>
-      </w:pPr>
-      <w:r>
-        <w:rPr>
-          <w:b w:val="0"/>
-        </w:rPr>
-        <w:t xml:space="preserve">Use P (0,60) blocked, Q (20,20) clear, R (20,60) clear as new </w:t>
-      </w:r>
-      <w:r>
-        <w:rPr>
-          <w:b/>
-        </w:rPr>
-        <w:t>training</w:t>
-      </w:r>
-      <w:r>
-        <w:rPr>
-          <w:b w:val="0"/>
-        </w:rPr>
-        <w:t xml:space="preserve"> rows. Fit the same </w:t>
-      </w:r>
-      <w:r>
-        <w:rPr>
-          <w:b/>
-        </w:rPr>
-        <w:t>pipeline</w:t>
-      </w:r>
-      <w:r>
-        <w:rPr>
-          <w:b w:val="0"/>
-        </w:rPr>
-        <w:t xml:space="preserve">. </w:t>
-      </w:r>
-      <w:r>
-        <w:rPr>
-          <w:b/>
-        </w:rPr>
-        <w:t>Predict</w:t>
-      </w:r>
-      <w:r>
-        <w:rPr>
-          <w:b w:val="0"/>
-        </w:rPr>
-        <w:t xml:space="preserve"> validation queries (2,28),(18,56),(4,12) with references blocked,clear,blocked.</w:t>
-      </w:r>
-    </w:p>
-    <w:p>
-      <w:pPr>
-        <w:spacing w:line="336" w:lineRule="auto" w:after="180"/>
-      </w:pPr>
-      <w:r>
-        <w:rPr>
-          <w:b w:val="0"/>
-        </w:rPr>
-        <w:t xml:space="preserve">Give fitted minima and ranges, transformed queries, selected IDs, </w:t>
-      </w:r>
-      <w:r>
-        <w:rPr>
-          <w:b/>
-        </w:rPr>
-        <w:t>prediction</w:t>
-      </w:r>
-      <w:r>
-        <w:rPr>
-          <w:b w:val="0"/>
-        </w:rPr>
-        <w:t xml:space="preserve">s, accuracy and </w:t>
-      </w:r>
-      <w:r>
-        <w:rPr>
-          <w:b/>
-        </w:rPr>
-        <w:t>training</w:t>
-      </w:r>
-      <w:r>
-        <w:rPr>
-          <w:b w:val="0"/>
-        </w:rPr>
-        <w:t>-majority baseline.</w:t>
+        <w:pStyle w:val="ListBullet"/>
+      </w:pPr>
+      <w:r>
+        <w:t>Use P (0,60) blocked, Q (20,20) clear, R (20,60) clear as new training rows. Fit the same pipeline. Predict validation queries (2,28),(18,56),(4,12) with references blocked,clear,blocked. Give fitted minima and ranges, transformed queries, selected IDs, predictions, accuracy and training-majority baseline.</w:t>
       </w:r>
     </w:p>
     <w:p>
@@ -556,12 +574,9 @@
     </w:p>
     <w:p>
       <w:pPr>
-        <w:spacing w:line="336" w:lineRule="auto" w:after="180"/>
-      </w:pPr>
-      <w:r>
-        <w:rPr>
-          <w:b w:val="0"/>
-        </w:rPr>
+        <w:pStyle w:val="ListBullet"/>
+      </w:pPr>
+      <w:r>
         <w:t>Attempt this case before feedback. Record any help. Earlier examples below are further practice; a case already practised with feedback cannot establish fresh transfer.</w:t>
       </w:r>
     </w:p>
@@ -570,53 +585,69 @@
         <w:pStyle w:val="Heading1"/>
       </w:pPr>
       <w:r>
-        <w:t>05. Your learning target</w:t>
-      </w:r>
-    </w:p>
-    <w:p>
-      <w:r>
-        <w:t>Connect the Train a Classifier target to a trace and a justified conclusion.</w:t>
-      </w:r>
-    </w:p>
-    <w:p>
-      <w:pPr>
-        <w:spacing w:line="336" w:lineRule="auto" w:after="180"/>
-      </w:pPr>
-      <w:r>
-        <w:rPr>
-          <w:b/>
-        </w:rPr>
-        <w:t>Training</w:t>
-      </w:r>
-      <w:r>
-        <w:rPr>
-          <w:b w:val="0"/>
-        </w:rPr>
-        <w:t xml:space="preserve">: spots 0:H,2:H,4:S,6:S. Compare rules S if spots&gt;=1,&gt;=3,&gt;=5. Choose by </w:t>
-      </w:r>
-      <w:r>
-        <w:rPr>
-          <w:b/>
-        </w:rPr>
-        <w:t>training</w:t>
-      </w:r>
-      <w:r>
-        <w:rPr>
-          <w:b w:val="0"/>
-        </w:rPr>
-        <w:t xml:space="preserve"> accuracy, then </w:t>
-      </w:r>
-      <w:r>
-        <w:rPr>
-          <w:b/>
-        </w:rPr>
-        <w:t>predict</w:t>
-      </w:r>
-      <w:r>
-        <w:rPr>
-          <w:b w:val="0"/>
-        </w:rPr>
-        <w:t xml:space="preserve"> held-out 1:H and 5:S without revising. Report both stages.</w:t>
+        <w:t>09. Project · Keep the experiment evidence</w:t>
+      </w:r>
+    </w:p>
+    <w:p>
+      <w:r>
+        <w:t>Keep this task’s complete inputs, stated rule and support record together.</w:t>
+      </w:r>
+    </w:p>
+    <w:p>
+      <w:pPr>
+        <w:pStyle w:val="Heading2"/>
+      </w:pPr>
+      <w:r>
+        <w:t>Task and evidence record</w:t>
+      </w:r>
+    </w:p>
+    <w:p>
+      <w:pPr>
+        <w:pStyle w:val="ListBullet"/>
+      </w:pPr>
+      <w:r>
+        <w:t>Train Plant Classifier v1 without opening the final test labels during model choice; save the experiment record.</w:t>
+      </w:r>
+    </w:p>
+    <w:p>
+      <w:pPr>
+        <w:pStyle w:val="ListBullet"/>
+      </w:pPr>
+      <w:r>
+        <w:t>The project change and evidence I will keep</w:t>
+      </w:r>
+    </w:p>
+    <w:p>
+      <w:pPr>
+        <w:pStyle w:val="Heading3"/>
+      </w:pPr>
+      <w:r>
+        <w:t>Write or draw your reasoning and evidence.</w:t>
+      </w:r>
+    </w:p>
+    <w:p>
+      <w:r>
+        <w:t>________________________________________________________________</w:t>
+      </w:r>
+    </w:p>
+    <w:p>
+      <w:r>
+        <w:t>________________________________________________________________</w:t>
+      </w:r>
+    </w:p>
+    <w:p>
+      <w:r>
+        <w:t>________________________________________________________________</w:t>
+      </w:r>
+    </w:p>
+    <w:p>
+      <w:r>
+        <w:t>________________________________________________________________</w:t>
+      </w:r>
+    </w:p>
+    <w:p>
+      <w:r>
+        <w:t>________________________________________________________________</w:t>
       </w:r>
     </w:p>
     <w:p>
@@ -624,1554 +655,20 @@
         <w:pStyle w:val="Heading1"/>
       </w:pPr>
       <w:r>
-        <w:t>06. Solve the given case</w:t>
-      </w:r>
-    </w:p>
-    <w:p>
-      <w:r>
-        <w:t>Solve the supplied Train a Classifier case and show the deciding evidence.</w:t>
-      </w:r>
-    </w:p>
-    <w:p>
-      <w:pPr>
-        <w:spacing w:line="336" w:lineRule="auto" w:after="180"/>
-      </w:pPr>
-      <w:r>
-        <w:rPr>
-          <w:b/>
-        </w:rPr>
-        <w:t>Training</w:t>
-      </w:r>
-      <w:r>
-        <w:rPr>
-          <w:b w:val="0"/>
-        </w:rPr>
-        <w:t xml:space="preserve"> is (0,H),(1,H),(4,S),(5,S). </w:t>
-      </w:r>
-      <w:r>
-        <w:rPr>
-          <w:b/>
-        </w:rPr>
-        <w:t>Candidate rule</w:t>
-      </w:r>
-      <w:r>
-        <w:rPr>
-          <w:b w:val="0"/>
-        </w:rPr>
-        <w:t xml:space="preserve"> </w:t>
-      </w:r>
-      <w:r>
-        <w:rPr>
-          <w:b/>
-        </w:rPr>
-        <w:t>predict</w:t>
-      </w:r>
-      <w:r>
-        <w:rPr>
-          <w:b w:val="0"/>
-        </w:rPr>
-        <w:t>s S for spots&gt;=3. Held-out cases are (2,H),(3,S).</w:t>
-      </w:r>
-    </w:p>
-    <w:p>
-      <w:pPr>
-        <w:spacing w:line="336" w:lineRule="auto" w:after="180"/>
-      </w:pPr>
-      <w:r>
-        <w:rPr>
-          <w:b w:val="0"/>
-        </w:rPr>
-        <w:t xml:space="preserve">Apply the rule and distinguish </w:t>
-      </w:r>
-      <w:r>
-        <w:rPr>
-          <w:b/>
-        </w:rPr>
-        <w:t>fitting</w:t>
-      </w:r>
-      <w:r>
-        <w:rPr>
-          <w:b w:val="0"/>
-        </w:rPr>
-        <w:t xml:space="preserve"> from inference.</w:t>
-      </w:r>
-    </w:p>
-    <w:p>
-      <w:pPr>
-        <w:spacing w:line="336" w:lineRule="auto" w:after="180"/>
-      </w:pPr>
-      <w:r>
-        <w:rPr>
-          <w:b w:val="0"/>
-        </w:rPr>
-        <w:t xml:space="preserve">Show your trace, calculation or </w:t>
-      </w:r>
-      <w:r>
-        <w:rPr>
-          <w:b/>
-        </w:rPr>
-        <w:t>evidence</w:t>
-      </w:r>
-    </w:p>
-    <w:p>
-      <w:pPr>
-        <w:pStyle w:val="Heading3"/>
-      </w:pPr>
-      <w:r>
-        <w:t>Write or draw your reasoning and evidence.</w:t>
-      </w:r>
-    </w:p>
-    <w:p>
-      <w:r>
-        <w:t>________________________________________________________________</w:t>
-      </w:r>
-    </w:p>
-    <w:p>
-      <w:r>
-        <w:t>________________________________________________________________</w:t>
-      </w:r>
-    </w:p>
-    <w:p>
-      <w:r>
-        <w:t>________________________________________________________________</w:t>
-      </w:r>
-    </w:p>
-    <w:p>
-      <w:r>
-        <w:t>________________________________________________________________</w:t>
-      </w:r>
-    </w:p>
-    <w:p>
-      <w:r>
-        <w:t>________________________________________________________________</w:t>
-      </w:r>
-    </w:p>
-    <w:p>
-      <w:pPr>
-        <w:pStyle w:val="Heading1"/>
-      </w:pPr>
-      <w:r>
-        <w:t>07. Check a changed case</w:t>
-      </w:r>
-    </w:p>
-    <w:p>
-      <w:r>
-        <w:t>Apply the procedure to the changed case and record why the conclusion follows.</w:t>
-      </w:r>
-    </w:p>
-    <w:p>
-      <w:pPr>
-        <w:spacing w:line="336" w:lineRule="auto" w:after="180"/>
-        <w:shd w:fill="F5F1FB"/>
-      </w:pPr>
-      <w:r>
-        <w:rPr>
-          <w:b w:val="0"/>
-        </w:rPr>
-        <w:t xml:space="preserve">A classifier fits on rows 1–80 and is evaluated on those same rows. Its accuracy is 100%. What additional </w:t>
-      </w:r>
-      <w:r>
-        <w:rPr>
-          <w:b/>
-        </w:rPr>
-        <w:t>evidence</w:t>
-      </w:r>
-      <w:r>
-        <w:rPr>
-          <w:b w:val="0"/>
-        </w:rPr>
-        <w:t xml:space="preserve"> is needed before claiming generalization?</w:t>
-      </w:r>
-    </w:p>
-    <w:p>
-      <w:pPr>
-        <w:spacing w:line="336" w:lineRule="auto" w:after="180"/>
-      </w:pPr>
-      <w:r>
-        <w:rPr>
-          <w:b w:val="0"/>
-        </w:rPr>
-        <w:t>My independent answer and reason</w:t>
-      </w:r>
-    </w:p>
-    <w:p>
-      <w:pPr>
-        <w:pStyle w:val="Heading3"/>
-      </w:pPr>
-      <w:r>
-        <w:t>Write or draw your reasoning and evidence.</w:t>
-      </w:r>
-    </w:p>
-    <w:p>
-      <w:r>
-        <w:t>________________________________________________________________</w:t>
-      </w:r>
-    </w:p>
-    <w:p>
-      <w:r>
-        <w:t>________________________________________________________________</w:t>
-      </w:r>
-    </w:p>
-    <w:p>
-      <w:r>
-        <w:t>________________________________________________________________</w:t>
-      </w:r>
-    </w:p>
-    <w:p>
-      <w:r>
-        <w:t>________________________________________________________________</w:t>
-      </w:r>
-    </w:p>
-    <w:p>
-      <w:r>
-        <w:t>________________________________________________________________</w:t>
-      </w:r>
-    </w:p>
-    <w:p>
-      <w:pPr>
-        <w:pStyle w:val="Heading3"/>
-      </w:pPr>
-      <w:r>
-        <w:t>Week 13 Test and reflect</w:t>
-      </w:r>
-    </w:p>
-    <w:p>
-      <w:pPr>
-        <w:pStyle w:val="Heading1"/>
-      </w:pPr>
-      <w:r>
-        <w:t>08. Design a revealing test</w:t>
-      </w:r>
-    </w:p>
-    <w:p>
-      <w:r>
-        <w:t>Specify a changed input, expected result and observation separately.</w:t>
-      </w:r>
-    </w:p>
-    <w:p>
-      <w:pPr>
-        <w:spacing w:line="336" w:lineRule="auto" w:after="180"/>
-      </w:pPr>
-      <w:r>
-        <w:rPr>
-          <w:b w:val="0"/>
-        </w:rPr>
-        <w:t xml:space="preserve">Create a changed </w:t>
-      </w:r>
-      <w:r>
-        <w:rPr>
-          <w:b/>
-        </w:rPr>
-        <w:t>input</w:t>
-      </w:r>
-      <w:r>
-        <w:rPr>
-          <w:b w:val="0"/>
-        </w:rPr>
-        <w:t>, boundary case or missing-information case. Write the expected answer or safe response before testing.</w:t>
-      </w:r>
-    </w:p>
-    <w:tbl>
-      <w:tblPr>
-        <w:tblStyle w:val="LightShading-Accent1"/>
-        <w:tblW w:type="auto" w:w="0"/>
-        <w:tblLook w:firstColumn="1" w:firstRow="1" w:lastColumn="0" w:lastRow="0" w:noHBand="0" w:noVBand="1" w:val="04A0"/>
-      </w:tblPr>
-      <w:tblGrid>
-        <w:gridCol w:w="5112"/>
-        <w:gridCol w:w="5112"/>
-      </w:tblGrid>
-      <w:tr>
-        <w:trPr>
-          <w:tblHeader/>
-        </w:trPr>
-        <w:tc>
-          <w:tcPr>
-            <w:tcW w:type="dxa" w:w="5112"/>
-          </w:tcPr>
-          <w:p>
-            <w:r>
-              <w:t>Test record</w:t>
-            </w:r>
-          </w:p>
-        </w:tc>
-        <w:tc>
-          <w:tcPr>
-            <w:tcW w:type="dxa" w:w="5112"/>
-          </w:tcPr>
-          <w:p>
-            <w:r>
-              <w:t>My evidence</w:t>
-            </w:r>
-          </w:p>
-        </w:tc>
-      </w:tr>
-      <w:tr>
-        <w:tc>
-          <w:tcPr>
-            <w:tcW w:type="dxa" w:w="5112"/>
-          </w:tcPr>
-          <w:p>
-            <w:r>
-              <w:t>Changed input or condition</w:t>
-            </w:r>
-          </w:p>
-        </w:tc>
-        <w:tc>
-          <w:tcPr>
-            <w:tcW w:type="dxa" w:w="5112"/>
-          </w:tcPr>
-          <w:p>
-            <w:r/>
-          </w:p>
-        </w:tc>
-      </w:tr>
-      <w:tr>
-        <w:tc>
-          <w:tcPr>
-            <w:tcW w:type="dxa" w:w="5112"/>
-          </w:tcPr>
-          <w:p>
-            <w:r>
-              <w:t>Expected answer or fallback</w:t>
-            </w:r>
-          </w:p>
-        </w:tc>
-        <w:tc>
-          <w:tcPr>
-            <w:tcW w:type="dxa" w:w="5112"/>
-          </w:tcPr>
-          <w:p>
-            <w:r/>
-          </w:p>
-        </w:tc>
-      </w:tr>
-      <w:tr>
-        <w:tc>
-          <w:tcPr>
-            <w:tcW w:type="dxa" w:w="5112"/>
-          </w:tcPr>
-          <w:p>
-            <w:r>
-              <w:t>Observed result</w:t>
-            </w:r>
-          </w:p>
-        </w:tc>
-        <w:tc>
-          <w:tcPr>
-            <w:tcW w:type="dxa" w:w="5112"/>
-          </w:tcPr>
-          <w:p>
-            <w:r/>
-          </w:p>
-        </w:tc>
-      </w:tr>
-      <w:tr>
-        <w:tc>
-          <w:tcPr>
-            <w:tcW w:type="dxa" w:w="5112"/>
-          </w:tcPr>
-          <w:p>
-            <w:r>
-              <w:t>Why the result occurred</w:t>
-            </w:r>
-          </w:p>
-        </w:tc>
-        <w:tc>
-          <w:tcPr>
-            <w:tcW w:type="dxa" w:w="5112"/>
-          </w:tcPr>
-          <w:p>
-            <w:r/>
-          </w:p>
-        </w:tc>
-      </w:tr>
-    </w:tbl>
-    <w:p>
-      <w:pPr>
-        <w:pStyle w:val="Heading1"/>
-      </w:pPr>
-      <w:r>
-        <w:t>09. Project checkpoint</w:t>
-      </w:r>
-    </w:p>
-    <w:p>
-      <w:r>
-        <w:t>Justify what Train a Classifier adds to Responsible Plant Classifier and keep the evidence.</w:t>
-      </w:r>
-    </w:p>
-    <w:p>
-      <w:pPr>
-        <w:spacing w:line="336" w:lineRule="auto" w:after="180"/>
-      </w:pPr>
-      <w:r>
-        <w:rPr>
-          <w:b w:val="0"/>
-        </w:rPr>
-        <w:t>Train Plant Classifier v1 without opening the final test labels during model choice; save the experiment record.</w:t>
-      </w:r>
-    </w:p>
-    <w:p>
-      <w:pPr>
-        <w:spacing w:line="336" w:lineRule="auto" w:after="180"/>
-      </w:pPr>
-      <w:r>
-        <w:rPr>
-          <w:b w:val="0"/>
-        </w:rPr>
-        <w:t xml:space="preserve">The project change and </w:t>
-      </w:r>
-      <w:r>
-        <w:rPr>
-          <w:b/>
-        </w:rPr>
-        <w:t>evidence</w:t>
-      </w:r>
-      <w:r>
-        <w:rPr>
-          <w:b w:val="0"/>
-        </w:rPr>
-        <w:t xml:space="preserve"> I will keep</w:t>
-      </w:r>
-    </w:p>
-    <w:p>
-      <w:pPr>
-        <w:pStyle w:val="Heading3"/>
-      </w:pPr>
-      <w:r>
-        <w:t>Write or draw your reasoning and evidence.</w:t>
-      </w:r>
-    </w:p>
-    <w:p>
-      <w:r>
-        <w:t>________________________________________________________________</w:t>
-      </w:r>
-    </w:p>
-    <w:p>
-      <w:r>
-        <w:t>________________________________________________________________</w:t>
-      </w:r>
-    </w:p>
-    <w:p>
-      <w:r>
-        <w:t>________________________________________________________________</w:t>
-      </w:r>
-    </w:p>
-    <w:p>
-      <w:r>
-        <w:t>________________________________________________________________</w:t>
-      </w:r>
-    </w:p>
-    <w:p>
-      <w:r>
-        <w:t>________________________________________________________________</w:t>
-      </w:r>
-    </w:p>
-    <w:p>
-      <w:pPr>
-        <w:pStyle w:val="Heading1"/>
-      </w:pPr>
-      <w:r>
-        <w:t>10. Self check</w:t>
-      </w:r>
-    </w:p>
-    <w:p>
-      <w:r>
-        <w:t>Judge explanation, evidence, transfer and limits separately; attach the work behind your judgement.</w:t>
-      </w:r>
-    </w:p>
-    <w:p>
-      <w:pPr>
-        <w:pStyle w:val="ListBullet"/>
-      </w:pPr>
-      <w:r>
-        <w:t>I can explain the mechanism.</w:t>
-      </w:r>
-    </w:p>
-    <w:p>
-      <w:pPr>
-        <w:pStyle w:val="ListBullet"/>
-      </w:pPr>
-      <w:r>
-        <w:t>I can show evidence.</w:t>
-      </w:r>
-    </w:p>
-    <w:p>
-      <w:pPr>
-        <w:pStyle w:val="ListBullet"/>
-      </w:pPr>
-      <w:r>
-        <w:t>I can handle a changed case.</w:t>
-      </w:r>
-    </w:p>
-    <w:p>
-      <w:pPr>
-        <w:pStyle w:val="ListBullet"/>
-      </w:pPr>
-      <w:r>
-        <w:t>I can name a limit.</w:t>
-      </w:r>
-    </w:p>
-    <w:p>
-      <w:r>
-        <w:t>Mark each as not yet, with help or independently, and attach supporting work.</w:t>
-      </w:r>
-    </w:p>
-    <w:p>
-      <w:pPr>
-        <w:spacing w:line="336" w:lineRule="auto" w:after="180"/>
-      </w:pPr>
-      <w:r>
-        <w:rPr>
-          <w:b w:val="0"/>
-        </w:rPr>
-        <w:t>Teacher review ____________________  Next step ____________________</w:t>
-      </w:r>
-    </w:p>
-    <w:p>
-      <w:pPr>
-        <w:pStyle w:val="Heading1"/>
-      </w:pPr>
-      <w:r>
-        <w:t>11. Transfer practice from the original programme</w:t>
-      </w:r>
-    </w:p>
-    <w:p>
-      <w:r>
-        <w:t>Use this earlier case as transfer practice. A case already discussed with feedback is not fresh assessment evidence.</w:t>
-      </w:r>
-    </w:p>
-    <w:p>
-      <w:pPr>
-        <w:spacing w:line="336" w:lineRule="auto" w:after="180"/>
-      </w:pPr>
-      <w:r>
-        <w:rPr>
-          <w:b/>
-        </w:rPr>
-        <w:t>Training</w:t>
-      </w:r>
-      <w:r>
-        <w:rPr>
-          <w:b w:val="0"/>
-        </w:rPr>
-        <w:t xml:space="preserve">: spots 0:H,2:H,4:S,6:S. Compare rules S if spots&gt;=1,&gt;=3,&gt;=5. Choose by </w:t>
-      </w:r>
-      <w:r>
-        <w:rPr>
-          <w:b/>
-        </w:rPr>
-        <w:t>training</w:t>
-      </w:r>
-      <w:r>
-        <w:rPr>
-          <w:b w:val="0"/>
-        </w:rPr>
-        <w:t xml:space="preserve"> accuracy, then </w:t>
-      </w:r>
-      <w:r>
-        <w:rPr>
-          <w:b/>
-        </w:rPr>
-        <w:t>predict</w:t>
-      </w:r>
-      <w:r>
-        <w:rPr>
-          <w:b w:val="0"/>
-        </w:rPr>
-        <w:t xml:space="preserve"> held-out 1:H and 5:S without revising. Report both stages.</w:t>
-      </w:r>
-    </w:p>
-    <w:p>
-      <w:pPr>
-        <w:pStyle w:val="Heading3"/>
-      </w:pPr>
-      <w:r>
-        <w:t>My independently reasoned answer</w:t>
-      </w:r>
-    </w:p>
-    <w:p>
-      <w:r>
-        <w:t>________________________________________________________________</w:t>
-      </w:r>
-    </w:p>
-    <w:p>
-      <w:r>
-        <w:t>________________________________________________________________</w:t>
-      </w:r>
-    </w:p>
-    <w:p>
-      <w:r>
-        <w:t>________________________________________________________________</w:t>
-      </w:r>
-    </w:p>
-    <w:p>
-      <w:r>
-        <w:t>________________________________________________________________</w:t>
-      </w:r>
-    </w:p>
-    <w:p>
-      <w:r>
-        <w:t>________________________________________________________________</w:t>
-      </w:r>
-    </w:p>
-    <w:p>
-      <w:r>
-        <w:t>________________________________________________________________</w:t>
-      </w:r>
-    </w:p>
-    <w:p>
-      <w:r>
-        <w:t>________________________________________________________________</w:t>
-      </w:r>
-    </w:p>
-    <w:p>
-      <w:pPr>
-        <w:spacing w:line="336" w:lineRule="auto" w:after="180"/>
-      </w:pPr>
-      <w:r>
-        <w:rPr>
-          <w:b w:val="0"/>
-        </w:rPr>
-        <w:t>Record support used: none, hint or teacher explanation.</w:t>
-      </w:r>
-    </w:p>
-    <w:p>
-      <w:pPr>
-        <w:pStyle w:val="Heading1"/>
-      </w:pPr>
-      <w:r>
-        <w:t>12. W1 Separate fit predict and evaluate</w:t>
-      </w:r>
-    </w:p>
-    <w:p>
-      <w:r>
-        <w:t>Separate fit predict and evaluate. Apply the supplied Train a Classifier facts and keep your reasoning.</w:t>
-      </w:r>
-    </w:p>
-    <w:p>
-      <w:pPr>
-        <w:spacing w:line="336" w:lineRule="auto" w:after="180"/>
-      </w:pPr>
-      <w:r>
-        <w:rPr>
-          <w:b w:val="0"/>
-        </w:rPr>
-        <w:t xml:space="preserve">List what fit learns or stores, what </w:t>
-      </w:r>
-      <w:r>
-        <w:rPr>
-          <w:b/>
-        </w:rPr>
-        <w:t>predict</w:t>
-      </w:r>
-      <w:r>
-        <w:rPr>
-          <w:b w:val="0"/>
-        </w:rPr>
-        <w:t xml:space="preserve"> takes as </w:t>
-      </w:r>
-      <w:r>
-        <w:rPr>
-          <w:b/>
-        </w:rPr>
-        <w:t>input</w:t>
-      </w:r>
-      <w:r>
-        <w:rPr>
-          <w:b w:val="0"/>
-        </w:rPr>
-        <w:t>, and what evaluation compares. State where the validation reference labels belong.</w:t>
-      </w:r>
-    </w:p>
-    <w:p>
-      <w:pPr>
-        <w:pStyle w:val="Heading3"/>
-      </w:pPr>
-      <w:r>
-        <w:t>My reasoning and evidence</w:t>
-      </w:r>
-    </w:p>
-    <w:p>
-      <w:r>
-        <w:t>________________________________________________________________</w:t>
-      </w:r>
-    </w:p>
-    <w:p>
-      <w:r>
-        <w:t>________________________________________________________________</w:t>
-      </w:r>
-    </w:p>
-    <w:p>
-      <w:r>
-        <w:t>________________________________________________________________</w:t>
-      </w:r>
-    </w:p>
-    <w:p>
-      <w:r>
-        <w:t>________________________________________________________________</w:t>
-      </w:r>
-    </w:p>
-    <w:p>
-      <w:r>
-        <w:t>________________________________________________________________</w:t>
-      </w:r>
-    </w:p>
-    <w:p>
-      <w:r>
-        <w:t>________________________________________________________________</w:t>
-      </w:r>
-    </w:p>
-    <w:p>
-      <w:pPr>
-        <w:pStyle w:val="Heading1"/>
-      </w:pPr>
-      <w:r>
-        <w:t>13. W2 Trace and score the saved run</w:t>
-      </w:r>
-    </w:p>
-    <w:p>
-      <w:r>
-        <w:t>Trace and score the saved run. Apply the supplied Train a Classifier facts and keep your reasoning.</w:t>
-      </w:r>
-    </w:p>
-    <w:p>
-      <w:pPr>
-        <w:spacing w:line="336" w:lineRule="auto" w:after="180"/>
-        <w:shd w:fill="F5F1FB"/>
-      </w:pPr>
-      <w:r>
-        <w:rPr>
-          <w:b w:val="0"/>
-        </w:rPr>
-        <w:t xml:space="preserve">Give the IDs and labels printed for V1,V2,V3. Use references clear,blocked,clear to calculate accuracy and the </w:t>
-      </w:r>
-      <w:r>
-        <w:rPr>
-          <w:b/>
-        </w:rPr>
-        <w:t>training</w:t>
-      </w:r>
-      <w:r>
-        <w:rPr>
-          <w:b w:val="0"/>
-        </w:rPr>
-        <w:t>-majority baseline. Which error should repeat in an unchanged rerun?</w:t>
-      </w:r>
-    </w:p>
-    <w:p>
-      <w:pPr>
-        <w:pStyle w:val="Heading3"/>
-      </w:pPr>
-      <w:r>
-        <w:t>My reasoning and evidence</w:t>
-      </w:r>
-    </w:p>
-    <w:p>
-      <w:r>
-        <w:t>________________________________________________________________</w:t>
-      </w:r>
-    </w:p>
-    <w:p>
-      <w:r>
-        <w:t>________________________________________________________________</w:t>
-      </w:r>
-    </w:p>
-    <w:p>
-      <w:r>
-        <w:t>________________________________________________________________</w:t>
-      </w:r>
-    </w:p>
-    <w:p>
-      <w:r>
-        <w:t>________________________________________________________________</w:t>
-      </w:r>
-    </w:p>
-    <w:p>
-      <w:r>
-        <w:t>________________________________________________________________</w:t>
-      </w:r>
-    </w:p>
-    <w:p>
-      <w:r>
-        <w:t>________________________________________________________________</w:t>
-      </w:r>
-    </w:p>
-    <w:p>
-      <w:pPr>
-        <w:pStyle w:val="Heading1"/>
-      </w:pPr>
-      <w:r>
-        <w:t>14. W3 Repair an incomplete run record</w:t>
-      </w:r>
-    </w:p>
-    <w:p>
-      <w:r>
-        <w:t>Repair an incomplete run record. Apply the supplied Train a Classifier facts and keep your reasoning.</w:t>
-      </w:r>
-    </w:p>
-    <w:p>
-      <w:pPr>
-        <w:spacing w:line="336" w:lineRule="auto" w:after="180"/>
-      </w:pPr>
-      <w:r>
-        <w:rPr>
-          <w:b w:val="0"/>
-        </w:rPr>
-        <w:t xml:space="preserve">A classmate saves only k=1 and a score of 2/3. Name the information needed to </w:t>
-      </w:r>
-      <w:r>
-        <w:rPr>
-          <w:b/>
-        </w:rPr>
-        <w:t>reproduce</w:t>
-      </w:r>
-      <w:r>
-        <w:rPr>
-          <w:b w:val="0"/>
-        </w:rPr>
-        <w:t xml:space="preserve"> this run. Explain why the same score alone is insufficient.</w:t>
-      </w:r>
-    </w:p>
-    <w:p>
-      <w:pPr>
-        <w:pStyle w:val="Heading3"/>
-      </w:pPr>
-      <w:r>
-        <w:t>My reasoning and evidence</w:t>
-      </w:r>
-    </w:p>
-    <w:p>
-      <w:r>
-        <w:t>________________________________________________________________</w:t>
-      </w:r>
-    </w:p>
-    <w:p>
-      <w:r>
-        <w:t>________________________________________________________________</w:t>
-      </w:r>
-    </w:p>
-    <w:p>
-      <w:r>
-        <w:t>________________________________________________________________</w:t>
-      </w:r>
-    </w:p>
-    <w:p>
-      <w:r>
-        <w:t>________________________________________________________________</w:t>
-      </w:r>
-    </w:p>
-    <w:p>
-      <w:r>
-        <w:t>________________________________________________________________</w:t>
-      </w:r>
-    </w:p>
-    <w:p>
-      <w:r>
-        <w:t>________________________________________________________________</w:t>
-      </w:r>
-    </w:p>
-    <w:p>
-      <w:pPr>
-        <w:pStyle w:val="Heading1"/>
-      </w:pPr>
-      <w:r>
-        <w:t>15. W4 Build and trace a fresh fitted state</w:t>
-      </w:r>
-    </w:p>
-    <w:p>
-      <w:r>
-        <w:t>Attempt before feedback. If this repeats the selected independent case, reuse that first attempt; otherwise keep a separate record. Build and trace a fresh fitted state. Apply the supplied Train a Classifier facts and keep your reasoning.</w:t>
-      </w:r>
-    </w:p>
-    <w:p>
-      <w:pPr>
-        <w:pStyle w:val="Heading3"/>
-      </w:pPr>
-      <w:r>
-        <w:t>Rules supplied for this independent case</w:t>
-      </w:r>
-    </w:p>
-    <w:p>
-      <w:pPr>
-        <w:spacing w:line="336" w:lineRule="auto" w:after="180"/>
-        <w:shd w:fill="F1F6F8"/>
-      </w:pPr>
-      <w:r>
-        <w:rPr>
-          <w:b w:val="0"/>
-        </w:rPr>
-        <w:t>Pipeline rules: fit each feature’s minimum and range (maximum minus minimum) using training rows only. Scale every training and query component as (value − fitted minimum) / fitted range, without clipping. For k=1, sum absolute component differences and break distance ties by alphabetical ID. The baseline is the training-majority label. Do not refit on validation queries.</w:t>
-      </w:r>
-    </w:p>
-    <w:p>
-      <w:pPr>
-        <w:spacing w:line="336" w:lineRule="auto" w:after="180"/>
-      </w:pPr>
-      <w:r>
-        <w:rPr>
-          <w:b w:val="0"/>
-        </w:rPr>
-        <w:t xml:space="preserve">Use P (0,60) blocked, Q (20,20) clear, R (20,60) clear as new </w:t>
-      </w:r>
-      <w:r>
-        <w:rPr>
-          <w:b/>
-        </w:rPr>
-        <w:t>training</w:t>
-      </w:r>
-      <w:r>
-        <w:rPr>
-          <w:b w:val="0"/>
-        </w:rPr>
-        <w:t xml:space="preserve"> rows. Fit the same </w:t>
-      </w:r>
-      <w:r>
-        <w:rPr>
-          <w:b/>
-        </w:rPr>
-        <w:t>pipeline</w:t>
-      </w:r>
-      <w:r>
-        <w:rPr>
-          <w:b w:val="0"/>
-        </w:rPr>
-        <w:t xml:space="preserve">. </w:t>
-      </w:r>
-      <w:r>
-        <w:rPr>
-          <w:b/>
-        </w:rPr>
-        <w:t>Predict</w:t>
-      </w:r>
-      <w:r>
-        <w:rPr>
-          <w:b w:val="0"/>
-        </w:rPr>
-        <w:t xml:space="preserve"> validation queries (2,28),(18,56),(4,12) with references blocked,clear,blocked.</w:t>
-      </w:r>
-    </w:p>
-    <w:p>
-      <w:pPr>
-        <w:spacing w:line="336" w:lineRule="auto" w:after="180"/>
-      </w:pPr>
-      <w:r>
-        <w:rPr>
-          <w:b w:val="0"/>
-        </w:rPr>
-        <w:t xml:space="preserve">Give fitted minima and ranges, transformed queries, selected IDs, </w:t>
-      </w:r>
-      <w:r>
-        <w:rPr>
-          <w:b/>
-        </w:rPr>
-        <w:t>prediction</w:t>
-      </w:r>
-      <w:r>
-        <w:rPr>
-          <w:b w:val="0"/>
-        </w:rPr>
-        <w:t xml:space="preserve">s, accuracy and </w:t>
-      </w:r>
-      <w:r>
-        <w:rPr>
-          <w:b/>
-        </w:rPr>
-        <w:t>training</w:t>
-      </w:r>
-      <w:r>
-        <w:rPr>
-          <w:b w:val="0"/>
-        </w:rPr>
-        <w:t>-majority baseline.</w:t>
-      </w:r>
-    </w:p>
-    <w:p>
-      <w:pPr>
-        <w:pStyle w:val="Heading3"/>
-      </w:pPr>
-      <w:r>
-        <w:t>My reasoning and evidence</w:t>
-      </w:r>
-    </w:p>
-    <w:p>
-      <w:r>
-        <w:t>________________________________________________________________</w:t>
-      </w:r>
-    </w:p>
-    <w:p>
-      <w:r>
-        <w:t>________________________________________________________________</w:t>
-      </w:r>
-    </w:p>
-    <w:p>
-      <w:r>
-        <w:t>________________________________________________________________</w:t>
-      </w:r>
-    </w:p>
-    <w:p>
-      <w:r>
-        <w:t>________________________________________________________________</w:t>
-      </w:r>
-    </w:p>
-    <w:p>
-      <w:r>
-        <w:t>________________________________________________________________</w:t>
-      </w:r>
-    </w:p>
-    <w:p>
-      <w:r>
-        <w:t>________________________________________________________________</w:t>
-      </w:r>
-    </w:p>
-    <w:p>
-      <w:r>
-        <w:t>________________________________________________________________</w:t>
-      </w:r>
-    </w:p>
-    <w:p>
-      <w:r>
-        <w:t>________________________________________________________________</w:t>
-      </w:r>
-    </w:p>
-    <w:p>
-      <w:pPr>
-        <w:pStyle w:val="Heading1"/>
-      </w:pPr>
-      <w:r>
-        <w:t>16. W5 Diagnose pipeline misuse</w:t>
-      </w:r>
-    </w:p>
-    <w:p>
-      <w:r>
-        <w:t>Diagnose pipeline misuse. Apply the supplied Train a Classifier facts and keep your reasoning.</w:t>
-      </w:r>
-    </w:p>
-    <w:p>
-      <w:pPr>
-        <w:spacing w:line="336" w:lineRule="auto" w:after="180"/>
-        <w:shd w:fill="F5F1FB"/>
-      </w:pPr>
-      <w:r>
-        <w:rPr>
-          <w:b w:val="0"/>
-        </w:rPr>
-        <w:t xml:space="preserve">Explain and repair three mistakes: </w:t>
-      </w:r>
-      <w:r>
-        <w:rPr>
-          <w:b/>
-        </w:rPr>
-        <w:t>predict</w:t>
-      </w:r>
-      <w:r>
-        <w:rPr>
-          <w:b w:val="0"/>
-        </w:rPr>
-        <w:t xml:space="preserve"> receives an already scaled query; fit receives </w:t>
-      </w:r>
-      <w:r>
-        <w:rPr>
-          <w:b/>
-        </w:rPr>
-        <w:t>training</w:t>
-      </w:r>
-      <w:r>
-        <w:rPr>
-          <w:b w:val="0"/>
-        </w:rPr>
-        <w:t xml:space="preserve"> plus validation rows; a query uses brightness before distance. Does repeating each mistaken run make it valid?</w:t>
-      </w:r>
-    </w:p>
-    <w:p>
-      <w:pPr>
-        <w:pStyle w:val="Heading3"/>
-      </w:pPr>
-      <w:r>
-        <w:t>My reasoning and evidence</w:t>
-      </w:r>
-    </w:p>
-    <w:p>
-      <w:r>
-        <w:t>________________________________________________________________</w:t>
-      </w:r>
-    </w:p>
-    <w:p>
-      <w:r>
-        <w:t>________________________________________________________________</w:t>
-      </w:r>
-    </w:p>
-    <w:p>
-      <w:r>
-        <w:t>________________________________________________________________</w:t>
-      </w:r>
-    </w:p>
-    <w:p>
-      <w:r>
-        <w:t>________________________________________________________________</w:t>
-      </w:r>
-    </w:p>
-    <w:p>
-      <w:r>
-        <w:t>________________________________________________________________</w:t>
-      </w:r>
-    </w:p>
-    <w:p>
-      <w:r>
-        <w:t>________________________________________________________________</w:t>
-      </w:r>
-    </w:p>
-    <w:p>
-      <w:pPr>
-        <w:pStyle w:val="Heading1"/>
-      </w:pPr>
-      <w:r>
-        <w:t>17. Searching candidate rules — W1 State the search before running it</w:t>
-      </w:r>
-    </w:p>
-    <w:p>
-      <w:r>
-        <w:t>Use the supplied Train a Classifier task to record your reasoning, evidence and next step.</w:t>
-      </w:r>
-    </w:p>
-    <w:p>
-      <w:pPr>
-        <w:spacing w:line="336" w:lineRule="auto" w:after="180"/>
-      </w:pPr>
-      <w:r>
-        <w:rPr>
-          <w:b w:val="0"/>
-        </w:rPr>
-        <w:t xml:space="preserve">Write the rule direction, equality behavior, candidate cutoffs and tie policy. Identify what humans supplied and what </w:t>
-      </w:r>
-      <w:r>
-        <w:rPr>
-          <w:b/>
-        </w:rPr>
-        <w:t>fitting</w:t>
-      </w:r>
-      <w:r>
-        <w:rPr>
-          <w:b w:val="0"/>
-        </w:rPr>
-        <w:t xml:space="preserve"> selects.</w:t>
-      </w:r>
-    </w:p>
-    <w:p>
-      <w:pPr>
-        <w:pStyle w:val="Heading3"/>
-      </w:pPr>
-      <w:r>
-        <w:t>My reasoning and evidence</w:t>
-      </w:r>
-    </w:p>
-    <w:p>
-      <w:r>
-        <w:t>________________________________________________________________</w:t>
-      </w:r>
-    </w:p>
-    <w:p>
-      <w:r>
-        <w:t>________________________________________________________________</w:t>
-      </w:r>
-    </w:p>
-    <w:p>
-      <w:r>
-        <w:t>________________________________________________________________</w:t>
-      </w:r>
-    </w:p>
-    <w:p>
-      <w:r>
-        <w:t>________________________________________________________________</w:t>
-      </w:r>
-    </w:p>
-    <w:p>
-      <w:r>
-        <w:t>________________________________________________________________</w:t>
-      </w:r>
-    </w:p>
-    <w:p>
-      <w:r>
-        <w:t>________________________________________________________________</w:t>
-      </w:r>
-    </w:p>
-    <w:p>
-      <w:pPr>
-        <w:pStyle w:val="Heading1"/>
-      </w:pPr>
-      <w:r>
-        <w:t>18. Searching candidate rules — W2 Trace the training mistakes</w:t>
-      </w:r>
-    </w:p>
-    <w:p>
-      <w:r>
-        <w:t>Use the supplied Train a Classifier task to record your reasoning, evidence and next step.</w:t>
-      </w:r>
-    </w:p>
-    <w:p>
-      <w:pPr>
-        <w:spacing w:line="336" w:lineRule="auto" w:after="180"/>
-        <w:shd w:fill="F5F1FB"/>
-      </w:pPr>
-      <w:r>
-        <w:rPr>
-          <w:b w:val="0"/>
-        </w:rPr>
-        <w:t xml:space="preserve">List errors for cutoffs 3, 5 and 7 on the worked </w:t>
-      </w:r>
-      <w:r>
-        <w:rPr>
-          <w:b/>
-        </w:rPr>
-        <w:t>training</w:t>
-      </w:r>
-      <w:r>
-        <w:rPr>
-          <w:b w:val="0"/>
-        </w:rPr>
-        <w:t xml:space="preserve"> rows. Identify the mistaken row for each imperfect candidate. Which cutoff is stored?</w:t>
-      </w:r>
-    </w:p>
-    <w:p>
-      <w:pPr>
-        <w:pStyle w:val="Heading3"/>
-      </w:pPr>
-      <w:r>
-        <w:t>My reasoning and evidence</w:t>
-      </w:r>
-    </w:p>
-    <w:p>
-      <w:r>
-        <w:t>________________________________________________________________</w:t>
-      </w:r>
-    </w:p>
-    <w:p>
-      <w:r>
-        <w:t>________________________________________________________________</w:t>
-      </w:r>
-    </w:p>
-    <w:p>
-      <w:r>
-        <w:t>________________________________________________________________</w:t>
-      </w:r>
-    </w:p>
-    <w:p>
-      <w:r>
-        <w:t>________________________________________________________________</w:t>
-      </w:r>
-    </w:p>
-    <w:p>
-      <w:r>
-        <w:t>________________________________________________________________</w:t>
-      </w:r>
-    </w:p>
-    <w:p>
-      <w:r>
-        <w:t>________________________________________________________________</w:t>
-      </w:r>
-    </w:p>
-    <w:p>
-      <w:pPr>
-        <w:pStyle w:val="Heading1"/>
-      </w:pPr>
-      <w:r>
-        <w:t>19. Searching candidate rules — W3 Audit the boundary and comparison</w:t>
-      </w:r>
-    </w:p>
-    <w:p>
-      <w:r>
-        <w:t>Use the supplied Train a Classifier task to record your reasoning, evidence and next step.</w:t>
-      </w:r>
-    </w:p>
-    <w:p>
-      <w:pPr>
-        <w:spacing w:line="336" w:lineRule="auto" w:after="180"/>
-      </w:pPr>
-      <w:r>
-        <w:rPr>
-          <w:b w:val="0"/>
-        </w:rPr>
-        <w:t xml:space="preserve">What happens at distance 5 if </w:t>
-      </w:r>
-      <w:r>
-        <w:rPr>
-          <w:b/>
-        </w:rPr>
-        <w:t>prediction</w:t>
-      </w:r>
-      <w:r>
-        <w:rPr>
-          <w:b w:val="0"/>
-        </w:rPr>
-        <w:t xml:space="preserve"> uses &lt; instead of &lt;= with cutoff 5? Explain why the search uses a strict &lt; for error counts even though </w:t>
-      </w:r>
-      <w:r>
-        <w:rPr>
-          <w:b/>
-        </w:rPr>
-        <w:t>prediction</w:t>
-      </w:r>
-      <w:r>
-        <w:rPr>
-          <w:b w:val="0"/>
-        </w:rPr>
-        <w:t xml:space="preserve"> uses &lt;= for distance.</w:t>
-      </w:r>
-    </w:p>
-    <w:p>
-      <w:pPr>
-        <w:pStyle w:val="Heading3"/>
-      </w:pPr>
-      <w:r>
-        <w:t>My reasoning and evidence</w:t>
-      </w:r>
-    </w:p>
-    <w:p>
-      <w:r>
-        <w:t>________________________________________________________________</w:t>
-      </w:r>
-    </w:p>
-    <w:p>
-      <w:r>
-        <w:t>________________________________________________________________</w:t>
-      </w:r>
-    </w:p>
-    <w:p>
-      <w:r>
-        <w:t>________________________________________________________________</w:t>
-      </w:r>
-    </w:p>
-    <w:p>
-      <w:r>
-        <w:t>________________________________________________________________</w:t>
-      </w:r>
-    </w:p>
-    <w:p>
-      <w:r>
-        <w:t>________________________________________________________________</w:t>
-      </w:r>
-    </w:p>
-    <w:p>
-      <w:r>
-        <w:t>________________________________________________________________</w:t>
-      </w:r>
-    </w:p>
-    <w:p>
-      <w:pPr>
-        <w:pStyle w:val="Heading1"/>
-      </w:pPr>
-      <w:r>
-        <w:t>20. Searching candidate rules — W4 Search and evaluate independently</w:t>
-      </w:r>
-    </w:p>
-    <w:p>
-      <w:r>
-        <w:t>Use the supplied Train a Classifier task to record your reasoning, evidence and next step.</w:t>
-      </w:r>
-    </w:p>
-    <w:p>
-      <w:pPr>
-        <w:spacing w:line="336" w:lineRule="auto" w:after="180"/>
-      </w:pPr>
-      <w:r>
-        <w:rPr>
-          <w:b w:val="0"/>
-        </w:rPr>
-        <w:t xml:space="preserve">New </w:t>
-      </w:r>
-      <w:r>
-        <w:rPr>
-          <w:b/>
-        </w:rPr>
-        <w:t>training</w:t>
-      </w:r>
-      <w:r>
-        <w:rPr>
-          <w:b w:val="0"/>
-        </w:rPr>
-        <w:t xml:space="preserve"> rows are (1,blocked), (3,clear), (5,blocked), (7,clear). Try cutoffs 2,4,6, using the same direction and smaller-cutoff tie policy. Give every </w:t>
-      </w:r>
-      <w:r>
-        <w:rPr>
-          <w:b/>
-        </w:rPr>
-        <w:t>training error</w:t>
-      </w:r>
-      <w:r>
-        <w:rPr>
-          <w:b w:val="0"/>
-        </w:rPr>
-        <w:t xml:space="preserve"> count and select a cutoff.</w:t>
-      </w:r>
-    </w:p>
-    <w:p>
-      <w:pPr>
-        <w:spacing w:line="336" w:lineRule="auto" w:after="180"/>
-      </w:pPr>
-      <w:r>
-        <w:rPr>
-          <w:b w:val="0"/>
-        </w:rPr>
-        <w:t xml:space="preserve">Validation rows are (2,blocked), (4,blocked), (6,clear), (8,clear). List the selected rule’s </w:t>
-      </w:r>
-      <w:r>
-        <w:rPr>
-          <w:b/>
-        </w:rPr>
-        <w:t>prediction</w:t>
-      </w:r>
-      <w:r>
-        <w:rPr>
-          <w:b w:val="0"/>
-        </w:rPr>
-        <w:t xml:space="preserve">s and score. Compare with the </w:t>
-      </w:r>
-      <w:r>
-        <w:rPr>
-          <w:b/>
-        </w:rPr>
-        <w:t>training</w:t>
-      </w:r>
-      <w:r>
-        <w:rPr>
-          <w:b w:val="0"/>
-        </w:rPr>
-        <w:t>-majority baseline using clear on ties.</w:t>
-      </w:r>
-    </w:p>
-    <w:p>
-      <w:pPr>
-        <w:pStyle w:val="Heading3"/>
-      </w:pPr>
-      <w:r>
-        <w:t>My reasoning and evidence</w:t>
-      </w:r>
-    </w:p>
-    <w:p>
-      <w:r>
-        <w:t>________________________________________________________________</w:t>
-      </w:r>
-    </w:p>
-    <w:p>
-      <w:r>
-        <w:t>________________________________________________________________</w:t>
-      </w:r>
-    </w:p>
-    <w:p>
-      <w:r>
-        <w:t>________________________________________________________________</w:t>
-      </w:r>
-    </w:p>
-    <w:p>
-      <w:r>
-        <w:t>________________________________________________________________</w:t>
-      </w:r>
-    </w:p>
-    <w:p>
-      <w:r>
-        <w:t>________________________________________________________________</w:t>
-      </w:r>
-    </w:p>
-    <w:p>
-      <w:r>
-        <w:t>________________________________________________________________</w:t>
-      </w:r>
-    </w:p>
-    <w:p>
-      <w:r>
-        <w:t>________________________________________________________________</w:t>
-      </w:r>
-    </w:p>
-    <w:p>
-      <w:r>
-        <w:t>________________________________________________________________</w:t>
-      </w:r>
-    </w:p>
-    <w:p>
-      <w:pPr>
-        <w:pStyle w:val="Heading1"/>
-      </w:pPr>
-      <w:r>
-        <w:t>21. Searching candidate rules — W5 Limit the claim</w:t>
-      </w:r>
-    </w:p>
-    <w:p>
-      <w:r>
-        <w:t>Use the supplied Train a Classifier task to record your reasoning, evidence and next step.</w:t>
-      </w:r>
-    </w:p>
-    <w:p>
-      <w:pPr>
-        <w:spacing w:line="336" w:lineRule="auto" w:after="180"/>
-      </w:pPr>
-      <w:r>
-        <w:rPr>
-          <w:b w:val="0"/>
-        </w:rPr>
-        <w:t xml:space="preserve">The worked rule fits </w:t>
-      </w:r>
-      <w:r>
-        <w:rPr>
-          <w:b/>
-        </w:rPr>
-        <w:t>training</w:t>
-      </w:r>
-      <w:r>
-        <w:rPr>
-          <w:b w:val="0"/>
-        </w:rPr>
-        <w:t xml:space="preserve"> perfectly but ties the baseline on validation accuracy. Explain why neither result proves it is the best possible model. Name two details to keep in the experiment record.</w:t>
-      </w:r>
-    </w:p>
-    <w:p>
-      <w:pPr>
-        <w:pStyle w:val="Heading3"/>
-      </w:pPr>
-      <w:r>
-        <w:t>My reasoning and evidence</w:t>
-      </w:r>
-    </w:p>
-    <w:p>
-      <w:r>
-        <w:t>________________________________________________________________</w:t>
-      </w:r>
-    </w:p>
-    <w:p>
-      <w:r>
-        <w:t>________________________________________________________________</w:t>
-      </w:r>
-    </w:p>
-    <w:p>
-      <w:r>
-        <w:t>________________________________________________________________</w:t>
-      </w:r>
-    </w:p>
-    <w:p>
-      <w:r>
-        <w:t>________________________________________________________________</w:t>
-      </w:r>
-    </w:p>
-    <w:p>
-      <w:r>
-        <w:t>________________________________________________________________</w:t>
-      </w:r>
-    </w:p>
-    <w:p>
-      <w:r>
-        <w:t>________________________________________________________________</w:t>
-      </w:r>
-    </w:p>
-    <w:p>
-      <w:pPr>
-        <w:pStyle w:val="Heading1"/>
-      </w:pPr>
-      <w:r>
-        <w:t>22. Feedback, return check and learning record</w:t>
-      </w:r>
-    </w:p>
-    <w:p>
-      <w:r>
-        <w:t>Record the first repaired step and a different case to revisit after a delay.</w:t>
+        <w:t>22. Feedback · Repair and return</w:t>
+      </w:r>
+    </w:p>
+    <w:p>
+      <w:r>
+        <w:t>Keep this task’s complete inputs, stated rule and support record together.</w:t>
+      </w:r>
+    </w:p>
+    <w:p>
+      <w:pPr>
+        <w:pStyle w:val="Heading2"/>
+      </w:pPr>
+      <w:r>
+        <w:t>Task and evidence record</w:t>
       </w:r>
     </w:p>
     <w:tbl>
@@ -2312,12 +809,9 @@
     </w:tbl>
     <w:p>
       <w:pPr>
-        <w:spacing w:line="336" w:lineRule="auto" w:after="180"/>
-      </w:pPr>
-      <w:r>
-        <w:rPr>
-          <w:b w:val="0"/>
-        </w:rPr>
+        <w:pStyle w:val="ListBullet"/>
+      </w:pPr>
+      <w:r>
         <w:t>Revisit this idea with your teacher after a delay. Familiarity is different from explaining and using it on a changed case.</w:t>
       </w:r>
     </w:p>
@@ -2326,105 +820,1130 @@
         <w:pStyle w:val="Heading1"/>
       </w:pPr>
       <w:r>
-        <w:t>23. Pictorial case practice: Train a Classifier</w:t>
-      </w:r>
-    </w:p>
-    <w:p>
-      <w:r>
-        <w:t>Separate a reproducible fitted pipeline from merely displaying predictions. Explain the labelled step before checking the changed condition.</w:t>
-      </w:r>
-    </w:p>
-    <w:p>
-      <w:pPr>
-        <w:spacing w:line="336" w:lineRule="auto" w:after="180"/>
-      </w:pPr>
-      <w:r>
-        <w:rPr>
-          <w:b w:val="0"/>
-        </w:rPr>
-        <w:t xml:space="preserve">Separate a reproducible fitted </w:t>
-      </w:r>
-      <w:r>
-        <w:rPr>
-          <w:b/>
-        </w:rPr>
-        <w:t>pipeline</w:t>
-      </w:r>
-      <w:r>
-        <w:rPr>
-          <w:b w:val="0"/>
-        </w:rPr>
-        <w:t xml:space="preserve"> from merely displaying </w:t>
-      </w:r>
-      <w:r>
-        <w:rPr>
-          <w:b/>
-        </w:rPr>
-        <w:t>prediction</w:t>
-      </w:r>
-      <w:r>
-        <w:rPr>
-          <w:b w:val="0"/>
-        </w:rPr>
-        <w:t>s.</w:t>
-      </w:r>
-    </w:p>
-    <w:p>
-      <w:pPr>
-        <w:spacing w:line="336" w:lineRule="auto" w:after="180"/>
-      </w:pPr>
-      <w:r>
-        <w:rPr>
-          <w:b w:val="0"/>
-        </w:rPr>
-        <w:t xml:space="preserve">Toy </w:t>
-      </w:r>
-      <w:r>
-        <w:rPr>
-          <w:b/>
-        </w:rPr>
-        <w:t>training</w:t>
-      </w:r>
-      <w:r>
-        <w:rPr>
-          <w:b w:val="0"/>
-        </w:rPr>
-        <w:t xml:space="preserve"> lengths are [2, 6] cm with labels [healthy, spotted]. </w:t>
-      </w:r>
-      <w:r>
-        <w:rPr>
-          <w:b/>
-        </w:rPr>
-        <w:t>Pipeline</w:t>
-      </w:r>
-      <w:r>
-        <w:rPr>
-          <w:b w:val="0"/>
-        </w:rPr>
-        <w:t xml:space="preserve"> converts cm to mm, then uses k=1 absolute distance. Query is 5 cm.</w:t>
-      </w:r>
-    </w:p>
-    <w:p>
-      <w:pPr>
-        <w:spacing w:line="336" w:lineRule="auto" w:after="180"/>
-      </w:pPr>
-      <w:r>
-        <w:rPr>
-          <w:b w:val="0"/>
-        </w:rPr>
-        <w:t xml:space="preserve">All </w:t>
-      </w:r>
-      <w:r>
-        <w:rPr>
-          <w:b/>
-        </w:rPr>
-        <w:t>input</w:t>
-      </w:r>
-      <w:r>
-        <w:rPr>
-          <w:b w:val="0"/>
-        </w:rPr>
-        <w:t>s and outcomes in this worked example are invented classroom data; no real model run is claimed.</w:t>
+        <w:t>10. Finish · Judge your evidence</w:t>
+      </w:r>
+    </w:p>
+    <w:p>
+      <w:r>
+        <w:t>Keep this task’s complete inputs, stated rule and support record together.</w:t>
+      </w:r>
+    </w:p>
+    <w:p>
+      <w:pPr>
+        <w:pStyle w:val="Heading2"/>
+      </w:pPr>
+      <w:r>
+        <w:t>Task and evidence record</w:t>
+      </w:r>
+    </w:p>
+    <w:p>
+      <w:pPr>
+        <w:pStyle w:val="ListBullet"/>
+      </w:pPr>
+      <w:r>
+        <w:t>I can explain the mechanism. I can show evidence. I can handle a changed case. I can name a limit. Mark each as not yet, with help or independently, and attach supporting work.</w:t>
+      </w:r>
+    </w:p>
+    <w:p>
+      <w:pPr>
+        <w:pStyle w:val="ListBullet"/>
+      </w:pPr>
+      <w:r>
+        <w:t>Teacher review ____________________  Next step ____________________</w:t>
+      </w:r>
+    </w:p>
+    <w:p>
+      <w:pPr>
+        <w:pStyle w:val="Heading1"/>
+      </w:pPr>
+      <w:r>
+        <w:t>Reference bank and extra practice</w:t>
+      </w:r>
+    </w:p>
+    <w:p>
+      <w:pPr>
+        <w:pStyle w:val="Heading1"/>
+      </w:pPr>
+      <w:r>
+        <w:t>02. Reference · Supported W2 record</w:t>
+      </w:r>
+    </w:p>
+    <w:p>
+      <w:r>
+        <w:t>Keep this task’s complete inputs, stated rule and support record together.</w:t>
+      </w:r>
+    </w:p>
+    <w:p>
+      <w:pPr>
+        <w:pStyle w:val="Heading2"/>
+      </w:pPr>
+      <w:r>
+        <w:t>Task and evidence record</w:t>
+      </w:r>
+    </w:p>
+    <w:p>
+      <w:pPr>
+        <w:pStyle w:val="ListBullet"/>
+      </w:pPr>
+      <w:r>
+        <w:t>Use W2: Trace and score the saved run for A reproducible classifier pipeline. Record the answer once; the lesson and workbook refer to the same attempt.</w:t>
+      </w:r>
+    </w:p>
+    <w:tbl>
+      <w:tblPr>
+        <w:tblStyle w:val="LightShading-Accent1"/>
+        <w:tblW w:type="auto" w:w="0"/>
+        <w:tblLook w:firstColumn="1" w:firstRow="1" w:lastColumn="0" w:lastRow="0" w:noHBand="0" w:noVBand="1" w:val="04A0"/>
+      </w:tblPr>
+      <w:tblGrid>
+        <w:gridCol w:w="2556"/>
+        <w:gridCol w:w="2556"/>
+        <w:gridCol w:w="2556"/>
+        <w:gridCol w:w="2556"/>
+      </w:tblGrid>
+      <w:tr>
+        <w:trPr>
+          <w:tblHeader/>
+        </w:trPr>
+        <w:tc>
+          <w:tcPr>
+            <w:tcW w:type="dxa" w:w="2556"/>
+          </w:tcPr>
+          <w:p>
+            <w:r>
+              <w:t>Given inputs</w:t>
+            </w:r>
+          </w:p>
+        </w:tc>
+        <w:tc>
+          <w:tcPr>
+            <w:tcW w:type="dxa" w:w="2556"/>
+          </w:tcPr>
+          <w:p>
+            <w:r>
+              <w:t>Procedure I chose</w:t>
+            </w:r>
+          </w:p>
+        </w:tc>
+        <w:tc>
+          <w:tcPr>
+            <w:tcW w:type="dxa" w:w="2556"/>
+          </w:tcPr>
+          <w:p>
+            <w:r>
+              <w:t>Middle steps</w:t>
+            </w:r>
+          </w:p>
+        </w:tc>
+        <w:tc>
+          <w:tcPr>
+            <w:tcW w:type="dxa" w:w="2556"/>
+          </w:tcPr>
+          <w:p>
+            <w:r>
+              <w:t>Result and check</w:t>
+            </w:r>
+          </w:p>
+        </w:tc>
+      </w:tr>
+      <w:tr>
+        <w:tc>
+          <w:tcPr>
+            <w:tcW w:type="dxa" w:w="2556"/>
+          </w:tcPr>
+          <w:p>
+            <w:r/>
+          </w:p>
+        </w:tc>
+        <w:tc>
+          <w:tcPr>
+            <w:tcW w:type="dxa" w:w="2556"/>
+          </w:tcPr>
+          <w:p>
+            <w:r/>
+          </w:p>
+        </w:tc>
+        <w:tc>
+          <w:tcPr>
+            <w:tcW w:type="dxa" w:w="2556"/>
+          </w:tcPr>
+          <w:p>
+            <w:r/>
+          </w:p>
+        </w:tc>
+        <w:tc>
+          <w:tcPr>
+            <w:tcW w:type="dxa" w:w="2556"/>
+          </w:tcPr>
+          <w:p>
+            <w:r/>
+          </w:p>
+        </w:tc>
+      </w:tr>
+    </w:tbl>
+    <w:p>
+      <w:pPr>
+        <w:pStyle w:val="Heading3"/>
+      </w:pPr>
+      <w:r>
+        <w:t>The step I completed without help, and the hint I needed</w:t>
+      </w:r>
+    </w:p>
+    <w:p>
+      <w:r>
+        <w:t>________________________________________________________________</w:t>
+      </w:r>
+    </w:p>
+    <w:p>
+      <w:r>
+        <w:t>________________________________________________________________</w:t>
+      </w:r>
+    </w:p>
+    <w:p>
+      <w:r>
+        <w:t>________________________________________________________________</w:t>
+      </w:r>
+    </w:p>
+    <w:p>
+      <w:pPr>
+        <w:pStyle w:val="Heading1"/>
+      </w:pPr>
+      <w:r>
+        <w:t>03. Extra practice · Individual reasoning check</w:t>
+      </w:r>
+    </w:p>
+    <w:p>
+      <w:r>
+        <w:t>Keep this task’s complete inputs, stated rule and support record together.</w:t>
+      </w:r>
+    </w:p>
+    <w:p>
+      <w:pPr>
+        <w:pStyle w:val="Heading2"/>
+      </w:pPr>
+      <w:r>
+        <w:t>Task and evidence record</w:t>
+      </w:r>
+    </w:p>
+    <w:p>
+      <w:pPr>
+        <w:pStyle w:val="ListBullet"/>
+      </w:pPr>
+      <w:r>
+        <w:t>Use the worked case for A reproducible classifier pipeline. Proposed explanation: “A pipeline prevents every leak automatically”. Decide whether this explanation is supported. Point to the step or supplied fact that decides; explain your repair if needed.</w:t>
+      </w:r>
+    </w:p>
+    <w:p>
+      <w:pPr>
+        <w:pStyle w:val="Heading3"/>
+      </w:pPr>
+      <w:r>
+        <w:t>My explanation before partner discussion</w:t>
+      </w:r>
+    </w:p>
+    <w:p>
+      <w:r>
+        <w:t>________________________________________________________________</w:t>
+      </w:r>
+    </w:p>
+    <w:p>
+      <w:r>
+        <w:t>________________________________________________________________</w:t>
+      </w:r>
+    </w:p>
+    <w:p>
+      <w:r>
+        <w:t>________________________________________________________________</w:t>
+      </w:r>
+    </w:p>
+    <w:p>
+      <w:r>
+        <w:t>________________________________________________________________</w:t>
+      </w:r>
+    </w:p>
+    <w:p>
+      <w:pPr>
+        <w:pStyle w:val="Heading1"/>
+      </w:pPr>
+      <w:r>
+        <w:t>05. Reference · Earlier learning target</w:t>
+      </w:r>
+    </w:p>
+    <w:p>
+      <w:r>
+        <w:t>Keep this task’s complete inputs, stated rule and support record together.</w:t>
+      </w:r>
+    </w:p>
+    <w:p>
+      <w:pPr>
+        <w:pStyle w:val="Heading2"/>
+      </w:pPr>
+      <w:r>
+        <w:t>Task and evidence record</w:t>
+      </w:r>
+    </w:p>
+    <w:p>
+      <w:pPr>
+        <w:pStyle w:val="ListBullet"/>
+      </w:pPr>
+      <w:r>
+        <w:t>Training: spots 0:H,2:H,4:S,6:S. Compare rules S if spots&gt;=1,&gt;=3,&gt;=5. Choose by training accuracy, then predict held-out 1:H and 5:S without revising. Report both stages.</w:t>
+      </w:r>
+    </w:p>
+    <w:p>
+      <w:pPr>
+        <w:pStyle w:val="Heading1"/>
+      </w:pPr>
+      <w:r>
+        <w:t>06. Extra practice · Earlier complete case</w:t>
+      </w:r>
+    </w:p>
+    <w:p>
+      <w:r>
+        <w:t>Keep this task’s complete inputs, stated rule and support record together.</w:t>
+      </w:r>
+    </w:p>
+    <w:p>
+      <w:pPr>
+        <w:pStyle w:val="Heading2"/>
+      </w:pPr>
+      <w:r>
+        <w:t>Task and evidence record</w:t>
+      </w:r>
+    </w:p>
+    <w:p>
+      <w:pPr>
+        <w:pStyle w:val="ListBullet"/>
+      </w:pPr>
+      <w:r>
+        <w:t>Training is (0,H),(1,H),(4,S),(5,S). Candidate rule predicts S for spots&gt;=3. Held-out cases are (2,H),(3,S).</w:t>
+      </w:r>
+    </w:p>
+    <w:p>
+      <w:pPr>
+        <w:pStyle w:val="ListBullet"/>
+      </w:pPr>
+      <w:r>
+        <w:t>Apply the rule and distinguish fitting from inference.</w:t>
+      </w:r>
+    </w:p>
+    <w:p>
+      <w:pPr>
+        <w:pStyle w:val="ListBullet"/>
+      </w:pPr>
+      <w:r>
+        <w:t>Show your trace, calculation or evidence</w:t>
+      </w:r>
+    </w:p>
+    <w:p>
+      <w:pPr>
+        <w:pStyle w:val="Heading3"/>
+      </w:pPr>
+      <w:r>
+        <w:t>Write or draw your reasoning and evidence.</w:t>
+      </w:r>
+    </w:p>
+    <w:p>
+      <w:r>
+        <w:t>________________________________________________________________</w:t>
+      </w:r>
+    </w:p>
+    <w:p>
+      <w:r>
+        <w:t>________________________________________________________________</w:t>
+      </w:r>
+    </w:p>
+    <w:p>
+      <w:r>
+        <w:t>________________________________________________________________</w:t>
+      </w:r>
+    </w:p>
+    <w:p>
+      <w:r>
+        <w:t>________________________________________________________________</w:t>
+      </w:r>
+    </w:p>
+    <w:p>
+      <w:r>
+        <w:t>________________________________________________________________</w:t>
+      </w:r>
+    </w:p>
+    <w:p>
+      <w:pPr>
+        <w:pStyle w:val="Heading1"/>
+      </w:pPr>
+      <w:r>
+        <w:t>07. Extra practice · Changed case</w:t>
+      </w:r>
+    </w:p>
+    <w:p>
+      <w:r>
+        <w:t>Keep this task’s complete inputs, stated rule and support record together.</w:t>
+      </w:r>
+    </w:p>
+    <w:p>
+      <w:pPr>
+        <w:pStyle w:val="Heading2"/>
+      </w:pPr>
+      <w:r>
+        <w:t>Task and evidence record</w:t>
+      </w:r>
+    </w:p>
+    <w:p>
+      <w:pPr>
+        <w:pStyle w:val="ListBullet"/>
+      </w:pPr>
+      <w:r>
+        <w:t>A classifier fits on rows 1–80 and is evaluated on those same rows. Its accuracy is 100%. What additional evidence is needed before claiming generalization?</w:t>
+      </w:r>
+    </w:p>
+    <w:p>
+      <w:pPr>
+        <w:pStyle w:val="ListBullet"/>
+      </w:pPr>
+      <w:r>
+        <w:t>My independent answer and reason</w:t>
+      </w:r>
+    </w:p>
+    <w:p>
+      <w:pPr>
+        <w:pStyle w:val="Heading3"/>
+      </w:pPr>
+      <w:r>
+        <w:t>Write or draw your reasoning and evidence.</w:t>
+      </w:r>
+    </w:p>
+    <w:p>
+      <w:r>
+        <w:t>________________________________________________________________</w:t>
+      </w:r>
+    </w:p>
+    <w:p>
+      <w:r>
+        <w:t>________________________________________________________________</w:t>
+      </w:r>
+    </w:p>
+    <w:p>
+      <w:r>
+        <w:t>________________________________________________________________</w:t>
+      </w:r>
+    </w:p>
+    <w:p>
+      <w:r>
+        <w:t>________________________________________________________________</w:t>
+      </w:r>
+    </w:p>
+    <w:p>
+      <w:r>
+        <w:t>________________________________________________________________</w:t>
+      </w:r>
+    </w:p>
+    <w:p>
+      <w:pPr>
+        <w:pStyle w:val="Heading3"/>
+      </w:pPr>
+      <w:r>
+        <w:t>Week 13 Test and reflect</w:t>
+      </w:r>
+    </w:p>
+    <w:p>
+      <w:pPr>
+        <w:pStyle w:val="Heading1"/>
+      </w:pPr>
+      <w:r>
+        <w:t>08. Extra practice · Design a revealing test</w:t>
+      </w:r>
+    </w:p>
+    <w:p>
+      <w:r>
+        <w:t>Keep this task’s complete inputs, stated rule and support record together.</w:t>
+      </w:r>
+    </w:p>
+    <w:p>
+      <w:pPr>
+        <w:pStyle w:val="Heading2"/>
+      </w:pPr>
+      <w:r>
+        <w:t>Task and evidence record</w:t>
+      </w:r>
+    </w:p>
+    <w:p>
+      <w:pPr>
+        <w:pStyle w:val="ListBullet"/>
+      </w:pPr>
+      <w:r>
+        <w:t>Create a changed input, boundary case or missing-information case. Write the expected answer or safe response before testing.</w:t>
+      </w:r>
+    </w:p>
+    <w:tbl>
+      <w:tblPr>
+        <w:tblStyle w:val="LightShading-Accent1"/>
+        <w:tblW w:type="auto" w:w="0"/>
+        <w:tblLook w:firstColumn="1" w:firstRow="1" w:lastColumn="0" w:lastRow="0" w:noHBand="0" w:noVBand="1" w:val="04A0"/>
+      </w:tblPr>
+      <w:tblGrid>
+        <w:gridCol w:w="5112"/>
+        <w:gridCol w:w="5112"/>
+      </w:tblGrid>
+      <w:tr>
+        <w:trPr>
+          <w:tblHeader/>
+        </w:trPr>
+        <w:tc>
+          <w:tcPr>
+            <w:tcW w:type="dxa" w:w="5112"/>
+          </w:tcPr>
+          <w:p>
+            <w:r>
+              <w:t>Test record</w:t>
+            </w:r>
+          </w:p>
+        </w:tc>
+        <w:tc>
+          <w:tcPr>
+            <w:tcW w:type="dxa" w:w="5112"/>
+          </w:tcPr>
+          <w:p>
+            <w:r>
+              <w:t>My evidence</w:t>
+            </w:r>
+          </w:p>
+        </w:tc>
+      </w:tr>
+      <w:tr>
+        <w:tc>
+          <w:tcPr>
+            <w:tcW w:type="dxa" w:w="5112"/>
+          </w:tcPr>
+          <w:p>
+            <w:r>
+              <w:t>Changed input or condition</w:t>
+            </w:r>
+          </w:p>
+        </w:tc>
+        <w:tc>
+          <w:tcPr>
+            <w:tcW w:type="dxa" w:w="5112"/>
+          </w:tcPr>
+          <w:p>
+            <w:r/>
+          </w:p>
+        </w:tc>
+      </w:tr>
+      <w:tr>
+        <w:tc>
+          <w:tcPr>
+            <w:tcW w:type="dxa" w:w="5112"/>
+          </w:tcPr>
+          <w:p>
+            <w:r>
+              <w:t>Expected answer or fallback</w:t>
+            </w:r>
+          </w:p>
+        </w:tc>
+        <w:tc>
+          <w:tcPr>
+            <w:tcW w:type="dxa" w:w="5112"/>
+          </w:tcPr>
+          <w:p>
+            <w:r/>
+          </w:p>
+        </w:tc>
+      </w:tr>
+      <w:tr>
+        <w:tc>
+          <w:tcPr>
+            <w:tcW w:type="dxa" w:w="5112"/>
+          </w:tcPr>
+          <w:p>
+            <w:r>
+              <w:t>Observed result</w:t>
+            </w:r>
+          </w:p>
+        </w:tc>
+        <w:tc>
+          <w:tcPr>
+            <w:tcW w:type="dxa" w:w="5112"/>
+          </w:tcPr>
+          <w:p>
+            <w:r/>
+          </w:p>
+        </w:tc>
+      </w:tr>
+      <w:tr>
+        <w:tc>
+          <w:tcPr>
+            <w:tcW w:type="dxa" w:w="5112"/>
+          </w:tcPr>
+          <w:p>
+            <w:r>
+              <w:t>Why the result occurred</w:t>
+            </w:r>
+          </w:p>
+        </w:tc>
+        <w:tc>
+          <w:tcPr>
+            <w:tcW w:type="dxa" w:w="5112"/>
+          </w:tcPr>
+          <w:p>
+            <w:r/>
+          </w:p>
+        </w:tc>
+      </w:tr>
+    </w:tbl>
+    <w:p>
+      <w:pPr>
+        <w:pStyle w:val="Heading1"/>
+      </w:pPr>
+      <w:r>
+        <w:t>11. Extra practice · Earlier transfer</w:t>
+      </w:r>
+    </w:p>
+    <w:p>
+      <w:r>
+        <w:t>Keep this task’s complete inputs, stated rule and support record together.</w:t>
+      </w:r>
+    </w:p>
+    <w:p>
+      <w:pPr>
+        <w:pStyle w:val="Heading2"/>
+      </w:pPr>
+      <w:r>
+        <w:t>Task and evidence record</w:t>
+      </w:r>
+    </w:p>
+    <w:p>
+      <w:pPr>
+        <w:pStyle w:val="ListBullet"/>
+      </w:pPr>
+      <w:r>
+        <w:t>Training: spots 0:H,2:H,4:S,6:S. Compare rules S if spots&gt;=1,&gt;=3,&gt;=5. Choose by training accuracy, then predict held-out 1:H and 5:S without revising. Report both stages.</w:t>
+      </w:r>
+    </w:p>
+    <w:p>
+      <w:pPr>
+        <w:pStyle w:val="Heading3"/>
+      </w:pPr>
+      <w:r>
+        <w:t>My independently reasoned answer</w:t>
+      </w:r>
+    </w:p>
+    <w:p>
+      <w:r>
+        <w:t>________________________________________________________________</w:t>
+      </w:r>
+    </w:p>
+    <w:p>
+      <w:r>
+        <w:t>________________________________________________________________</w:t>
+      </w:r>
+    </w:p>
+    <w:p>
+      <w:r>
+        <w:t>________________________________________________________________</w:t>
+      </w:r>
+    </w:p>
+    <w:p>
+      <w:r>
+        <w:t>________________________________________________________________</w:t>
+      </w:r>
+    </w:p>
+    <w:p>
+      <w:r>
+        <w:t>________________________________________________________________</w:t>
+      </w:r>
+    </w:p>
+    <w:p>
+      <w:r>
+        <w:t>________________________________________________________________</w:t>
+      </w:r>
+    </w:p>
+    <w:p>
+      <w:r>
+        <w:t>________________________________________________________________</w:t>
+      </w:r>
+    </w:p>
+    <w:p>
+      <w:pPr>
+        <w:pStyle w:val="ListBullet"/>
+      </w:pPr>
+      <w:r>
+        <w:t>Record support used: none, hint or teacher explanation.</w:t>
+      </w:r>
+    </w:p>
+    <w:p>
+      <w:pPr>
+        <w:pStyle w:val="Heading1"/>
+      </w:pPr>
+      <w:r>
+        <w:t>15. Reference · Earlier W4 record</w:t>
+      </w:r>
+    </w:p>
+    <w:p>
+      <w:r>
+        <w:t>Keep this task’s complete inputs, stated rule and support record together.</w:t>
+      </w:r>
+    </w:p>
+    <w:p>
+      <w:pPr>
+        <w:pStyle w:val="Heading2"/>
+      </w:pPr>
+      <w:r>
+        <w:t>Task and evidence record</w:t>
+      </w:r>
+    </w:p>
+    <w:p>
+      <w:pPr>
+        <w:pStyle w:val="ListBullet"/>
+      </w:pPr>
+      <w:r>
+        <w:t>Pipeline rules: fit each feature’s minimum and range (maximum minus minimum) using training rows only. Scale every training and query component as (value − fitted minimum) / fitted range, without clipping. For k=1, sum absolute component differences and break distance ties by alphabetical ID. The baseline is the training-majority label. Do not refit on validation queries.</w:t>
+      </w:r>
+    </w:p>
+    <w:p>
+      <w:pPr>
+        <w:pStyle w:val="ListBullet"/>
+      </w:pPr>
+      <w:r>
+        <w:t>Use P (0,60) blocked, Q (20,20) clear, R (20,60) clear as new training rows. Fit the same pipeline. Predict validation queries (2,28),(18,56),(4,12) with references blocked,clear,blocked. Give fitted minima and ranges, transformed queries, selected IDs, predictions, accuracy and training-majority baseline.</w:t>
+      </w:r>
+    </w:p>
+    <w:p>
+      <w:pPr>
+        <w:pStyle w:val="Heading3"/>
+      </w:pPr>
+      <w:r>
+        <w:t>My reasoning and evidence</w:t>
+      </w:r>
+    </w:p>
+    <w:p>
+      <w:r>
+        <w:t>________________________________________________________________</w:t>
+      </w:r>
+    </w:p>
+    <w:p>
+      <w:r>
+        <w:t>________________________________________________________________</w:t>
+      </w:r>
+    </w:p>
+    <w:p>
+      <w:r>
+        <w:t>________________________________________________________________</w:t>
+      </w:r>
+    </w:p>
+    <w:p>
+      <w:r>
+        <w:t>________________________________________________________________</w:t>
+      </w:r>
+    </w:p>
+    <w:p>
+      <w:r>
+        <w:t>________________________________________________________________</w:t>
+      </w:r>
+    </w:p>
+    <w:p>
+      <w:r>
+        <w:t>________________________________________________________________</w:t>
+      </w:r>
+    </w:p>
+    <w:p>
+      <w:r>
+        <w:t>________________________________________________________________</w:t>
+      </w:r>
+    </w:p>
+    <w:p>
+      <w:r>
+        <w:t>________________________________________________________________</w:t>
+      </w:r>
+    </w:p>
+    <w:p>
+      <w:pPr>
+        <w:pStyle w:val="Heading1"/>
+      </w:pPr>
+      <w:r>
+        <w:t>17. Extension · Searching candidate rules — W1 State the search before running it</w:t>
+      </w:r>
+    </w:p>
+    <w:p>
+      <w:r>
+        <w:t>Retained extension task with its own values and teacher key.</w:t>
+      </w:r>
+    </w:p>
+    <w:p>
+      <w:pPr>
+        <w:pStyle w:val="Heading2"/>
+      </w:pPr>
+      <w:r>
+        <w:t>Extension question and evidence</w:t>
+      </w:r>
+    </w:p>
+    <w:p>
+      <w:pPr>
+        <w:pStyle w:val="ListBullet"/>
+      </w:pPr>
+      <w:r>
+        <w:t>Write the rule direction, equality behavior, candidate cutoffs and tie policy. Identify what humans supplied and what fitting selects.</w:t>
+      </w:r>
+    </w:p>
+    <w:p>
+      <w:pPr>
+        <w:pStyle w:val="Heading3"/>
+      </w:pPr>
+      <w:r>
+        <w:t>My reasoning and evidence</w:t>
+      </w:r>
+    </w:p>
+    <w:p>
+      <w:r>
+        <w:t>________________________________________________________________</w:t>
+      </w:r>
+    </w:p>
+    <w:p>
+      <w:r>
+        <w:t>________________________________________________________________</w:t>
+      </w:r>
+    </w:p>
+    <w:p>
+      <w:r>
+        <w:t>________________________________________________________________</w:t>
+      </w:r>
+    </w:p>
+    <w:p>
+      <w:r>
+        <w:t>________________________________________________________________</w:t>
+      </w:r>
+    </w:p>
+    <w:p>
+      <w:r>
+        <w:t>________________________________________________________________</w:t>
+      </w:r>
+    </w:p>
+    <w:p>
+      <w:r>
+        <w:t>________________________________________________________________</w:t>
+      </w:r>
+    </w:p>
+    <w:p>
+      <w:pPr>
+        <w:pStyle w:val="Heading1"/>
+      </w:pPr>
+      <w:r>
+        <w:t>18. Extension · Searching candidate rules — W2 Trace the training mistakes</w:t>
+      </w:r>
+    </w:p>
+    <w:p>
+      <w:r>
+        <w:t>Retained extension task with its own values and teacher key.</w:t>
+      </w:r>
+    </w:p>
+    <w:p>
+      <w:pPr>
+        <w:pStyle w:val="Heading2"/>
+      </w:pPr>
+      <w:r>
+        <w:t>Extension question and evidence</w:t>
+      </w:r>
+    </w:p>
+    <w:p>
+      <w:pPr>
+        <w:pStyle w:val="ListBullet"/>
+      </w:pPr>
+      <w:r>
+        <w:t>List errors for cutoffs 3, 5 and 7 on the worked training rows. Identify the mistaken row for each imperfect candidate. Which cutoff is stored?</w:t>
+      </w:r>
+    </w:p>
+    <w:p>
+      <w:pPr>
+        <w:pStyle w:val="Heading3"/>
+      </w:pPr>
+      <w:r>
+        <w:t>My reasoning and evidence</w:t>
+      </w:r>
+    </w:p>
+    <w:p>
+      <w:r>
+        <w:t>________________________________________________________________</w:t>
+      </w:r>
+    </w:p>
+    <w:p>
+      <w:r>
+        <w:t>________________________________________________________________</w:t>
+      </w:r>
+    </w:p>
+    <w:p>
+      <w:r>
+        <w:t>________________________________________________________________</w:t>
+      </w:r>
+    </w:p>
+    <w:p>
+      <w:r>
+        <w:t>________________________________________________________________</w:t>
+      </w:r>
+    </w:p>
+    <w:p>
+      <w:r>
+        <w:t>________________________________________________________________</w:t>
+      </w:r>
+    </w:p>
+    <w:p>
+      <w:r>
+        <w:t>________________________________________________________________</w:t>
+      </w:r>
+    </w:p>
+    <w:p>
+      <w:pPr>
+        <w:pStyle w:val="Heading1"/>
+      </w:pPr>
+      <w:r>
+        <w:t>19. Extension · Searching candidate rules — W3 Audit the boundary and comparison</w:t>
+      </w:r>
+    </w:p>
+    <w:p>
+      <w:r>
+        <w:t>Retained extension task with its own values and teacher key.</w:t>
+      </w:r>
+    </w:p>
+    <w:p>
+      <w:pPr>
+        <w:pStyle w:val="Heading2"/>
+      </w:pPr>
+      <w:r>
+        <w:t>Extension question and evidence</w:t>
+      </w:r>
+    </w:p>
+    <w:p>
+      <w:pPr>
+        <w:pStyle w:val="ListBullet"/>
+      </w:pPr>
+      <w:r>
+        <w:t>What happens at distance 5 if prediction uses &lt; instead of &lt;= with cutoff 5? Explain why the search uses a strict &lt; for error counts even though prediction uses &lt;= for distance.</w:t>
+      </w:r>
+    </w:p>
+    <w:p>
+      <w:pPr>
+        <w:pStyle w:val="Heading3"/>
+      </w:pPr>
+      <w:r>
+        <w:t>My reasoning and evidence</w:t>
+      </w:r>
+    </w:p>
+    <w:p>
+      <w:r>
+        <w:t>________________________________________________________________</w:t>
+      </w:r>
+    </w:p>
+    <w:p>
+      <w:r>
+        <w:t>________________________________________________________________</w:t>
+      </w:r>
+    </w:p>
+    <w:p>
+      <w:r>
+        <w:t>________________________________________________________________</w:t>
+      </w:r>
+    </w:p>
+    <w:p>
+      <w:r>
+        <w:t>________________________________________________________________</w:t>
+      </w:r>
+    </w:p>
+    <w:p>
+      <w:r>
+        <w:t>________________________________________________________________</w:t>
+      </w:r>
+    </w:p>
+    <w:p>
+      <w:r>
+        <w:t>________________________________________________________________</w:t>
+      </w:r>
+    </w:p>
+    <w:p>
+      <w:pPr>
+        <w:pStyle w:val="Heading1"/>
+      </w:pPr>
+      <w:r>
+        <w:t>20. Extension · Searching candidate rules — W4 Search and evaluate independently</w:t>
+      </w:r>
+    </w:p>
+    <w:p>
+      <w:r>
+        <w:t>Retained extension task with its own values and teacher key.</w:t>
+      </w:r>
+    </w:p>
+    <w:p>
+      <w:pPr>
+        <w:pStyle w:val="Heading2"/>
+      </w:pPr>
+      <w:r>
+        <w:t>Extension question and evidence</w:t>
+      </w:r>
+    </w:p>
+    <w:p>
+      <w:pPr>
+        <w:pStyle w:val="ListBullet"/>
+      </w:pPr>
+      <w:r>
+        <w:t>New training rows are (1,blocked), (3,clear), (5,blocked), (7,clear). Try cutoffs 2,4,6, using the same direction and smaller-cutoff tie policy. Give every training error count and select a cutoff. Validation rows are (2,blocked), (4,blocked), (6,clear), (8,clear). List the selected rule’s predictions and score. Compare with the training-majority baseline using clear on ties.</w:t>
+      </w:r>
+    </w:p>
+    <w:p>
+      <w:pPr>
+        <w:pStyle w:val="Heading3"/>
+      </w:pPr>
+      <w:r>
+        <w:t>My reasoning and evidence</w:t>
+      </w:r>
+    </w:p>
+    <w:p>
+      <w:r>
+        <w:t>________________________________________________________________</w:t>
+      </w:r>
+    </w:p>
+    <w:p>
+      <w:r>
+        <w:t>________________________________________________________________</w:t>
+      </w:r>
+    </w:p>
+    <w:p>
+      <w:r>
+        <w:t>________________________________________________________________</w:t>
+      </w:r>
+    </w:p>
+    <w:p>
+      <w:r>
+        <w:t>________________________________________________________________</w:t>
+      </w:r>
+    </w:p>
+    <w:p>
+      <w:r>
+        <w:t>________________________________________________________________</w:t>
+      </w:r>
+    </w:p>
+    <w:p>
+      <w:r>
+        <w:t>________________________________________________________________</w:t>
+      </w:r>
+    </w:p>
+    <w:p>
+      <w:r>
+        <w:t>________________________________________________________________</w:t>
+      </w:r>
+    </w:p>
+    <w:p>
+      <w:r>
+        <w:t>________________________________________________________________</w:t>
+      </w:r>
+    </w:p>
+    <w:p>
+      <w:pPr>
+        <w:pStyle w:val="Heading1"/>
+      </w:pPr>
+      <w:r>
+        <w:t>21. Extension · Searching candidate rules — W5 Limit the claim</w:t>
+      </w:r>
+    </w:p>
+    <w:p>
+      <w:r>
+        <w:t>Retained extension task with its own values and teacher key.</w:t>
+      </w:r>
+    </w:p>
+    <w:p>
+      <w:pPr>
+        <w:pStyle w:val="Heading2"/>
+      </w:pPr>
+      <w:r>
+        <w:t>Extension question and evidence</w:t>
+      </w:r>
+    </w:p>
+    <w:p>
+      <w:pPr>
+        <w:pStyle w:val="ListBullet"/>
+      </w:pPr>
+      <w:r>
+        <w:t>The worked rule fits training perfectly but ties the baseline on validation accuracy. Explain why neither result proves it is the best possible model. Name two details to keep in the experiment record.</w:t>
+      </w:r>
+    </w:p>
+    <w:p>
+      <w:pPr>
+        <w:pStyle w:val="Heading3"/>
+      </w:pPr>
+      <w:r>
+        <w:t>My reasoning and evidence</w:t>
+      </w:r>
+    </w:p>
+    <w:p>
+      <w:r>
+        <w:t>________________________________________________________________</w:t>
+      </w:r>
+    </w:p>
+    <w:p>
+      <w:r>
+        <w:t>________________________________________________________________</w:t>
+      </w:r>
+    </w:p>
+    <w:p>
+      <w:r>
+        <w:t>________________________________________________________________</w:t>
+      </w:r>
+    </w:p>
+    <w:p>
+      <w:r>
+        <w:t>________________________________________________________________</w:t>
+      </w:r>
+    </w:p>
+    <w:p>
+      <w:r>
+        <w:t>________________________________________________________________</w:t>
+      </w:r>
+    </w:p>
+    <w:p>
+      <w:r>
+        <w:t>________________________________________________________________</w:t>
+      </w:r>
+    </w:p>
+    <w:p>
+      <w:pPr>
+        <w:pStyle w:val="Heading1"/>
+      </w:pPr>
+      <w:r>
+        <w:t>23. Extra practice · Pictured case</w:t>
+      </w:r>
+    </w:p>
+    <w:p>
+      <w:r>
+        <w:t>Keep this task’s complete inputs, stated rule and support record together.</w:t>
+      </w:r>
+    </w:p>
+    <w:p>
+      <w:pPr>
+        <w:pStyle w:val="Heading2"/>
+      </w:pPr>
+      <w:r>
+        <w:t>Task and evidence record</w:t>
+      </w:r>
+    </w:p>
+    <w:p>
+      <w:pPr>
+        <w:pStyle w:val="ListBullet"/>
+      </w:pPr>
+      <w:r>
+        <w:t>Separate a reproducible fitted pipeline from merely displaying predictions.</w:t>
+      </w:r>
+    </w:p>
+    <w:p>
+      <w:pPr>
+        <w:pStyle w:val="ListBullet"/>
+      </w:pPr>
+      <w:r>
+        <w:t>Toy training lengths are [2, 6] cm with labels [healthy, spotted]. Pipeline converts cm to mm, then uses k=1 absolute distance. Query is 5 cm.</w:t>
+      </w:r>
+    </w:p>
+    <w:p>
+      <w:pPr>
+        <w:pStyle w:val="ListBullet"/>
+      </w:pPr>
+      <w:r>
+        <w:t>All inputs and outcomes in this worked example are invented classroom data; no real model run is claimed.</w:t>
       </w:r>
     </w:p>
     <w:p>
@@ -2465,49 +1984,10 @@
     </w:p>
     <w:p>
       <w:pPr>
-        <w:spacing w:line="336" w:lineRule="auto" w:after="180"/>
-      </w:pPr>
-      <w:r>
-        <w:rPr>
-          <w:b w:val="0"/>
-        </w:rPr>
-        <w:t xml:space="preserve">Which </w:t>
-      </w:r>
-      <w:r>
-        <w:rPr>
-          <w:b/>
-        </w:rPr>
-        <w:t>pipeline</w:t>
-      </w:r>
-      <w:r>
-        <w:rPr>
-          <w:b w:val="0"/>
-        </w:rPr>
-        <w:t xml:space="preserve"> record would help another team </w:t>
-      </w:r>
-      <w:r>
-        <w:rPr>
-          <w:b/>
-        </w:rPr>
-        <w:t>reproduce</w:t>
-      </w:r>
-      <w:r>
-        <w:rPr>
-          <w:b w:val="0"/>
-        </w:rPr>
-        <w:t xml:space="preserve"> the result? Point to the relevant step in the picture, then write the changed result and the rule or </w:t>
-      </w:r>
-      <w:r>
-        <w:rPr>
-          <w:b/>
-        </w:rPr>
-        <w:t>evidence</w:t>
-      </w:r>
-      <w:r>
-        <w:rPr>
-          <w:b w:val="0"/>
-        </w:rPr>
-        <w:t xml:space="preserve"> that supports it.</w:t>
+        <w:pStyle w:val="ListBullet"/>
+      </w:pPr>
+      <w:r>
+        <w:t>Which pipeline record would help another team reproduce the result? Point to the relevant step in the picture, then write the changed result and the rule or evidence that supports it.</w:t>
       </w:r>
     </w:p>
     <w:p>
@@ -2550,68 +2030,18 @@
     </w:p>
     <w:p>
       <w:pPr>
-        <w:pStyle w:val="Heading3"/>
-      </w:pPr>
-      <w:r>
-        <w:t>Record the help used</w:t>
-      </w:r>
-    </w:p>
-    <w:p>
-      <w:pPr>
-        <w:spacing w:line="336" w:lineRule="auto" w:after="180"/>
-        <w:shd w:fill="F1F6F8"/>
-      </w:pPr>
-      <w:r>
-        <w:rPr>
-          <w:b w:val="0"/>
-        </w:rPr>
-        <w:t xml:space="preserve">Support used: alone / hint / worked example. This record is practice </w:t>
-      </w:r>
-      <w:r>
-        <w:rPr>
-          <w:b/>
-        </w:rPr>
-        <w:t>evidence</w:t>
-      </w:r>
-      <w:r>
-        <w:rPr>
-          <w:b w:val="0"/>
-        </w:rPr>
-        <w:t>.</w:t>
-      </w:r>
-    </w:p>
-    <w:p>
-      <w:pPr>
-        <w:spacing w:line="336" w:lineRule="auto" w:after="180"/>
-      </w:pPr>
-      <w:r>
-        <w:rPr>
-          <w:b w:val="0"/>
-        </w:rPr>
-        <w:t xml:space="preserve">Project connection: For your Responsible Plant Classifier, save the </w:t>
-      </w:r>
-      <w:r>
-        <w:rPr>
-          <w:b/>
-        </w:rPr>
-        <w:t>input</w:t>
-      </w:r>
-      <w:r>
-        <w:rPr>
-          <w:b w:val="0"/>
-        </w:rPr>
-        <w:t>, procedure, observed result and limitation of this check.</w:t>
-      </w:r>
-    </w:p>
-    <w:p>
-      <w:pPr>
-        <w:spacing w:line="336" w:lineRule="auto" w:after="180"/>
-      </w:pPr>
-      <w:r>
-        <w:rPr>
-          <w:b w:val="0"/>
-        </w:rPr>
-        <w:t>Label this worked example as practice; use a different, previously unreviewed case when checking independent understanding.</w:t>
+        <w:pStyle w:val="ListBullet"/>
+      </w:pPr>
+      <w:r>
+        <w:t>Support used: alone / hint / worked example. This record is practice evidence.</w:t>
+      </w:r>
+    </w:p>
+    <w:p>
+      <w:pPr>
+        <w:pStyle w:val="ListBullet"/>
+      </w:pPr>
+      <w:r>
+        <w:t>Project connection: For your Responsible Plant Classifier, save the input, procedure, observed result and limitation of this check. Label this worked example as practice; use a different, previously unreviewed case when checking independent understanding.</w:t>
       </w:r>
     </w:p>
     <w:p>
@@ -2619,68 +2049,44 @@
         <w:pStyle w:val="Heading1"/>
       </w:pPr>
       <w:r>
-        <w:t>24. Project portfolio milestone</w:t>
-      </w:r>
-    </w:p>
-    <w:p>
-      <w:r>
-        <w:t>Keep this week’s input, deciding step, result and limit together in the Responsible Plant Classifier record.</w:t>
-      </w:r>
-    </w:p>
-    <w:p>
-      <w:pPr>
-        <w:spacing w:line="336" w:lineRule="auto" w:after="180"/>
-      </w:pPr>
-      <w:r>
-        <w:rPr>
-          <w:b w:val="0"/>
-        </w:rPr>
+        <w:t>24. Reference · Project portfolio milestone</w:t>
+      </w:r>
+    </w:p>
+    <w:p>
+      <w:r>
+        <w:t>Keep this task’s complete inputs, stated rule and support record together.</w:t>
+      </w:r>
+    </w:p>
+    <w:p>
+      <w:pPr>
+        <w:pStyle w:val="Heading2"/>
+      </w:pPr>
+      <w:r>
+        <w:t>Task and evidence record</w:t>
+      </w:r>
+    </w:p>
+    <w:p>
+      <w:pPr>
+        <w:pStyle w:val="ListBullet"/>
+      </w:pPr>
+      <w:r>
         <w:t>Project: Responsible Plant Classifier</w:t>
       </w:r>
     </w:p>
     <w:p>
       <w:pPr>
-        <w:spacing w:line="336" w:lineRule="auto" w:after="180"/>
-      </w:pPr>
-      <w:r>
-        <w:rPr>
-          <w:b w:val="0"/>
-        </w:rPr>
+        <w:pStyle w:val="ListBullet"/>
+      </w:pPr>
+      <w:r>
         <w:t>Current milestone: Test changed cases. Keep normal, boundary and failure cases; compare expected and observed results.</w:t>
       </w:r>
     </w:p>
     <w:p>
       <w:pPr>
-        <w:spacing w:line="336" w:lineRule="auto" w:after="180"/>
-      </w:pPr>
-      <w:r>
-        <w:rPr>
-          <w:b w:val="0"/>
-        </w:rPr>
-        <w:t xml:space="preserve">For your Responsible Plant Classifier, save the </w:t>
-      </w:r>
-      <w:r>
-        <w:rPr>
-          <w:b/>
-        </w:rPr>
-        <w:t>input</w:t>
-      </w:r>
-      <w:r>
-        <w:rPr>
-          <w:b w:val="0"/>
-        </w:rPr>
-        <w:t>, procedure, observed result and limitation of this check.</w:t>
-      </w:r>
-    </w:p>
-    <w:p>
-      <w:pPr>
-        <w:spacing w:line="336" w:lineRule="auto" w:after="180"/>
-      </w:pPr>
-      <w:r>
-        <w:rPr>
-          <w:b w:val="0"/>
-        </w:rPr>
-        <w:t>Label this worked example as practice; use a different, previously unreviewed case when checking independent understanding.</w:t>
+        <w:pStyle w:val="ListBullet"/>
+      </w:pPr>
+      <w:r>
+        <w:t>For your Responsible Plant Classifier, save the input, procedure, observed result and limitation of this check. Label this worked example as practice; use a different, previously unreviewed case when checking independent understanding.</w:t>
       </w:r>
     </w:p>
     <w:tbl>
@@ -2837,12 +2243,587 @@
         <w:pStyle w:val="Heading1"/>
       </w:pPr>
       <w:r>
-        <w:t>25. Supported practice and learning evidence</w:t>
-      </w:r>
-    </w:p>
-    <w:p>
-      <w:r>
-        <w:t>Try the supported questions before comparing with hints and feedback. Record what you repaired and the evidence you retained.</w:t>
+        <w:t>25. Extra practice · Predict, check and repair</w:t>
+      </w:r>
+    </w:p>
+    <w:p>
+      <w:r>
+        <w:t>Keep supported feedback separate from the reserved independent case.</w:t>
+      </w:r>
+    </w:p>
+    <w:p>
+      <w:pPr>
+        <w:pStyle w:val="Heading2"/>
+      </w:pPr>
+      <w:r>
+        <w:t>First supported question and hint</w:t>
+      </w:r>
+    </w:p>
+    <w:p>
+      <w:pPr>
+        <w:pStyle w:val="ListBullet"/>
+      </w:pPr>
+      <w:r>
+        <w:t>Separate a reproducible fitted pipeline from merely displaying predictions.</w:t>
+      </w:r>
+    </w:p>
+    <w:p>
+      <w:pPr>
+        <w:pStyle w:val="Heading3"/>
+      </w:pPr>
+      <w:r>
+        <w:t>Practice 1: explain the deciding evidence</w:t>
+      </w:r>
+    </w:p>
+    <w:p>
+      <w:pPr>
+        <w:pStyle w:val="ListBullet"/>
+      </w:pPr>
+      <w:r>
+        <w:t>Which labelled step matches this detail? Distances 30 and 10 mm select the spotted training record.</w:t>
+      </w:r>
+    </w:p>
+    <w:p>
+      <w:pPr>
+        <w:pStyle w:val="ListBullet"/>
+      </w:pPr>
+      <w:r>
+        <w:t>1. Predict neighbour</w:t>
+      </w:r>
+    </w:p>
+    <w:p>
+      <w:pPr>
+        <w:pStyle w:val="ListBullet"/>
+      </w:pPr>
+      <w:r>
+        <w:t>2. Fit transform</w:t>
+      </w:r>
+    </w:p>
+    <w:p>
+      <w:pPr>
+        <w:pStyle w:val="ListBullet"/>
+      </w:pPr>
+      <w:r>
+        <w:t>3. Transform query</w:t>
+      </w:r>
+    </w:p>
+    <w:p>
+      <w:pPr>
+        <w:pStyle w:val="Heading3"/>
+      </w:pPr>
+      <w:r>
+        <w:t>My selected conclusion, deciding fact and explanation</w:t>
+      </w:r>
+    </w:p>
+    <w:p>
+      <w:r>
+        <w:t>________________________________________________________________</w:t>
+      </w:r>
+    </w:p>
+    <w:p>
+      <w:r>
+        <w:t>________________________________________________________________</w:t>
+      </w:r>
+    </w:p>
+    <w:p>
+      <w:r>
+        <w:t>________________________________________________________________</w:t>
+      </w:r>
+    </w:p>
+    <w:p>
+      <w:r>
+        <w:t>________________________________________________________________</w:t>
+      </w:r>
+    </w:p>
+    <w:p>
+      <w:r>
+        <w:t>________________________________________________________________</w:t>
+      </w:r>
+    </w:p>
+    <w:p>
+      <w:pPr>
+        <w:pStyle w:val="ListBullet"/>
+      </w:pPr>
+      <w:r>
+        <w:t>Hint if needed: Read the steps in the pictorial case. Match the supplied detail to the stage that performs or records it.</w:t>
+      </w:r>
+    </w:p>
+    <w:p>
+      <w:pPr>
+        <w:pStyle w:val="Heading2"/>
+      </w:pPr>
+      <w:r>
+        <w:t>Check the first explanation · reference / check after trying</w:t>
+      </w:r>
+    </w:p>
+    <w:p>
+      <w:pPr>
+        <w:spacing w:line="336" w:lineRule="auto" w:after="180"/>
+      </w:pPr>
+      <w:r>
+        <w:rPr>
+          <w:b w:val="0"/>
+        </w:rPr>
+        <w:t xml:space="preserve">After your attempt, compare with the supported explanation: </w:t>
+      </w:r>
+      <w:r>
+        <w:rPr>
+          <w:b/>
+        </w:rPr>
+        <w:t>Predict</w:t>
+      </w:r>
+      <w:r>
+        <w:rPr>
+          <w:b w:val="0"/>
+        </w:rPr>
+        <w:t xml:space="preserve"> neighbour Distances 30 and 10 mm select the spotted </w:t>
+      </w:r>
+      <w:r>
+        <w:rPr>
+          <w:b/>
+        </w:rPr>
+        <w:t>training</w:t>
+      </w:r>
+      <w:r>
+        <w:rPr>
+          <w:b w:val="0"/>
+        </w:rPr>
+        <w:t xml:space="preserve"> record. Read the picture in order. Distances 30 and 10 mm select the spotted </w:t>
+      </w:r>
+      <w:r>
+        <w:rPr>
+          <w:b/>
+        </w:rPr>
+        <w:t>training</w:t>
+      </w:r>
+      <w:r>
+        <w:rPr>
+          <w:b w:val="0"/>
+        </w:rPr>
+        <w:t xml:space="preserve"> record.</w:t>
+      </w:r>
+    </w:p>
+    <w:p>
+      <w:pPr>
+        <w:spacing w:line="336" w:lineRule="auto" w:after="180"/>
+      </w:pPr>
+      <w:r>
+        <w:rPr>
+          <w:b w:val="0"/>
+        </w:rPr>
+        <w:t xml:space="preserve">The arrows show which recorded </w:t>
+      </w:r>
+      <w:r>
+        <w:rPr>
+          <w:b/>
+        </w:rPr>
+        <w:t>input</w:t>
+      </w:r>
+      <w:r>
+        <w:rPr>
+          <w:b w:val="0"/>
+        </w:rPr>
+        <w:t xml:space="preserve"> or intermediate result each decision uses. Explain the deciding step aloud before checking the changed case; pointing to the final answer alone does not show how it follows.</w:t>
+      </w:r>
+    </w:p>
+    <w:p>
+      <w:pPr>
+        <w:pStyle w:val="Heading2"/>
+      </w:pPr>
+      <w:r>
+        <w:t>Changed-case question and hint</w:t>
+      </w:r>
+    </w:p>
+    <w:p>
+      <w:pPr>
+        <w:pStyle w:val="Heading3"/>
+      </w:pPr>
+      <w:r>
+        <w:t>Practice 2: explain the deciding evidence</w:t>
+      </w:r>
+    </w:p>
+    <w:p>
+      <w:pPr>
+        <w:pStyle w:val="ListBullet"/>
+      </w:pPr>
+      <w:r>
+        <w:t>Changed-case practice: Transform training but leave query numerically at 5. Which conclusion is supported by the supplied facts?</w:t>
+      </w:r>
+    </w:p>
+    <w:p>
+      <w:pPr>
+        <w:pStyle w:val="ListBullet"/>
+      </w:pPr>
+      <w:r>
+        <w:t>1. Distances become 15 and 55, incorrectly selecting healthy.</w:t>
+      </w:r>
+    </w:p>
+    <w:p>
+      <w:pPr>
+        <w:pStyle w:val="ListBullet"/>
+      </w:pPr>
+      <w:r>
+        <w:t>2. We can decide the result without examining the changed input or the procedure.</w:t>
+      </w:r>
+    </w:p>
+    <w:p>
+      <w:pPr>
+        <w:pStyle w:val="ListBullet"/>
+      </w:pPr>
+      <w:r>
+        <w:t>3. This one example guarantees correct results for every future input.</w:t>
+      </w:r>
+    </w:p>
+    <w:p>
+      <w:pPr>
+        <w:pStyle w:val="Heading3"/>
+      </w:pPr>
+      <w:r>
+        <w:t>My selected conclusion, deciding fact and explanation</w:t>
+      </w:r>
+    </w:p>
+    <w:p>
+      <w:r>
+        <w:t>________________________________________________________________</w:t>
+      </w:r>
+    </w:p>
+    <w:p>
+      <w:r>
+        <w:t>________________________________________________________________</w:t>
+      </w:r>
+    </w:p>
+    <w:p>
+      <w:r>
+        <w:t>________________________________________________________________</w:t>
+      </w:r>
+    </w:p>
+    <w:p>
+      <w:r>
+        <w:t>________________________________________________________________</w:t>
+      </w:r>
+    </w:p>
+    <w:p>
+      <w:r>
+        <w:t>________________________________________________________________</w:t>
+      </w:r>
+    </w:p>
+    <w:p>
+      <w:pPr>
+        <w:pStyle w:val="ListBullet"/>
+      </w:pPr>
+      <w:r>
+        <w:t>Hint if needed: Use the changed condition and the deciding step in the pictorial trace. The answer must say what follows from those facts.</w:t>
+      </w:r>
+    </w:p>
+    <w:p>
+      <w:pPr>
+        <w:pStyle w:val="Heading2"/>
+      </w:pPr>
+      <w:r>
+        <w:t>Check the changed explanation · reference / check after trying</w:t>
+      </w:r>
+    </w:p>
+    <w:p>
+      <w:pPr>
+        <w:spacing w:line="336" w:lineRule="auto" w:after="180"/>
+      </w:pPr>
+      <w:r>
+        <w:rPr>
+          <w:b w:val="0"/>
+        </w:rPr>
+        <w:t xml:space="preserve">After your attempt, compare with the supported explanation: Distances become 15 and 55, incorrectly selecting healthy. The query is now compared in inconsistent units; the changed result is a </w:t>
+      </w:r>
+      <w:r>
+        <w:rPr>
+          <w:b/>
+        </w:rPr>
+        <w:t>pipeline</w:t>
+      </w:r>
+      <w:r>
+        <w:rPr>
+          <w:b w:val="0"/>
+        </w:rPr>
+        <w:t xml:space="preserve"> defect.</w:t>
+      </w:r>
+    </w:p>
+    <w:p>
+      <w:pPr>
+        <w:pStyle w:val="Heading2"/>
+      </w:pPr>
+      <w:r>
+        <w:t>Repair and keep the record</w:t>
+      </w:r>
+    </w:p>
+    <w:p>
+      <w:pPr>
+        <w:spacing w:line="336" w:lineRule="auto" w:after="180"/>
+      </w:pPr>
+      <w:r>
+        <w:rPr>
+          <w:b w:val="0"/>
+        </w:rPr>
+        <w:t xml:space="preserve">Review Nearest Neighbors (ai-4/12). Goal: Compute absolute distances and rank </w:t>
+      </w:r>
+      <w:r>
+        <w:rPr>
+          <w:b/>
+        </w:rPr>
+        <w:t>training</w:t>
+      </w:r>
+      <w:r>
+        <w:rPr>
+          <w:b w:val="0"/>
+        </w:rPr>
+        <w:t xml:space="preserve"> neighbours. Short practice: Why is the k=1 outcome at length5 not uniquely determined without a tie rule?</w:t>
+      </w:r>
+    </w:p>
+    <w:p>
+      <w:pPr>
+        <w:spacing w:line="336" w:lineRule="auto" w:after="180"/>
+      </w:pPr>
+      <w:r>
+        <w:rPr>
+          <w:b w:val="0"/>
+        </w:rPr>
+        <w:t xml:space="preserve">Point to the relevant step in the picture, then write the changed result and the rule or </w:t>
+      </w:r>
+      <w:r>
+        <w:rPr>
+          <w:b/>
+        </w:rPr>
+        <w:t>evidence</w:t>
+      </w:r>
+      <w:r>
+        <w:rPr>
+          <w:b w:val="0"/>
+        </w:rPr>
+        <w:t xml:space="preserve"> that supports it.. Return to this week and explain what you changed.</w:t>
+      </w:r>
+    </w:p>
+    <w:p>
+      <w:pPr>
+        <w:spacing w:line="336" w:lineRule="auto" w:after="180"/>
+      </w:pPr>
+      <w:r>
+        <w:rPr>
+          <w:b w:val="0"/>
+        </w:rPr>
+        <w:t xml:space="preserve">Review Baselines First (ai-4/10). Goal: Fit a majority label baseline using </w:t>
+      </w:r>
+      <w:r>
+        <w:rPr>
+          <w:b/>
+        </w:rPr>
+        <w:t>training</w:t>
+      </w:r>
+      <w:r>
+        <w:rPr>
+          <w:b w:val="0"/>
+        </w:rPr>
+        <w:t xml:space="preserve"> labels only. Short practice: Can the candidate’s </w:t>
+      </w:r>
+      <w:r>
+        <w:rPr>
+          <w:b/>
+        </w:rPr>
+        <w:t>training</w:t>
+      </w:r>
+      <w:r>
+        <w:rPr>
+          <w:b w:val="0"/>
+        </w:rPr>
+        <w:t xml:space="preserve"> accuracy replace this validation comparison?</w:t>
+      </w:r>
+    </w:p>
+    <w:p>
+      <w:pPr>
+        <w:spacing w:line="336" w:lineRule="auto" w:after="180"/>
+      </w:pPr>
+      <w:r>
+        <w:rPr>
+          <w:b w:val="0"/>
+        </w:rPr>
+        <w:t xml:space="preserve">Point to the relevant step in the picture, then write the changed result and the rule or </w:t>
+      </w:r>
+      <w:r>
+        <w:rPr>
+          <w:b/>
+        </w:rPr>
+        <w:t>evidence</w:t>
+      </w:r>
+      <w:r>
+        <w:rPr>
+          <w:b w:val="0"/>
+        </w:rPr>
+        <w:t xml:space="preserve"> that supports it.. Return to this week and explain what you changed.</w:t>
+      </w:r>
+    </w:p>
+    <w:p>
+      <w:pPr>
+        <w:spacing w:line="336" w:lineRule="auto" w:after="180"/>
+      </w:pPr>
+      <w:r>
+        <w:rPr>
+          <w:b w:val="0"/>
+        </w:rPr>
+        <w:t xml:space="preserve">Review Sampling and Intended Use (ai-4/7). Goal: Define the population and conditions in an intended-use statement. Short practice: Which collection would address the intended-use gap most directly? Point to the relevant step in the picture, then write the changed result and the rule or </w:t>
+      </w:r>
+      <w:r>
+        <w:rPr>
+          <w:b/>
+        </w:rPr>
+        <w:t>evidence</w:t>
+      </w:r>
+      <w:r>
+        <w:rPr>
+          <w:b w:val="0"/>
+        </w:rPr>
+        <w:t xml:space="preserve"> that supports it.. Return to this week and explain what you changed.</w:t>
+      </w:r>
+    </w:p>
+    <w:p>
+      <w:pPr>
+        <w:spacing w:line="336" w:lineRule="auto" w:after="180"/>
+      </w:pPr>
+      <w:r>
+        <w:rPr>
+          <w:b w:val="0"/>
+        </w:rPr>
+        <w:t xml:space="preserve">The browser lab lets you edit the supported Python examples already included in this lesson. </w:t>
+      </w:r>
+      <w:r>
+        <w:rPr>
+          <w:b/>
+        </w:rPr>
+        <w:t>Predict</w:t>
+      </w:r>
+      <w:r>
+        <w:rPr>
+          <w:b w:val="0"/>
+        </w:rPr>
+        <w:t xml:space="preserve"> first, run, inspect the actual </w:t>
+      </w:r>
+      <w:r>
+        <w:rPr>
+          <w:b/>
+        </w:rPr>
+        <w:t>output</w:t>
+      </w:r>
+      <w:r>
+        <w:rPr>
+          <w:b w:val="0"/>
+        </w:rPr>
+        <w:t xml:space="preserve"> or error, change one </w:t>
+      </w:r>
+      <w:r>
+        <w:rPr>
+          <w:b/>
+        </w:rPr>
+        <w:t>input</w:t>
+      </w:r>
+      <w:r>
+        <w:rPr>
+          <w:b w:val="0"/>
+        </w:rPr>
+        <w:t>, then run again.</w:t>
+      </w:r>
+    </w:p>
+    <w:p>
+      <w:pPr>
+        <w:spacing w:line="336" w:lineRule="auto" w:after="180"/>
+      </w:pPr>
+      <w:r>
+        <w:rPr>
+          <w:b w:val="0"/>
+        </w:rPr>
+        <w:t xml:space="preserve">Keep code, </w:t>
+      </w:r>
+      <w:r>
+        <w:rPr>
+          <w:b/>
+        </w:rPr>
+        <w:t>prediction</w:t>
+      </w:r>
+      <w:r>
+        <w:rPr>
+          <w:b w:val="0"/>
+        </w:rPr>
+        <w:t>s, actual results and a reasoned revision together. On paper, label your result as a trace rather than an execution.</w:t>
+      </w:r>
+    </w:p>
+    <w:p>
+      <w:pPr>
+        <w:spacing w:line="336" w:lineRule="auto" w:after="180"/>
+      </w:pPr>
+      <w:r>
+        <w:rPr>
+          <w:b w:val="0"/>
+        </w:rPr>
+        <w:t xml:space="preserve">Use Download completed work in the hosted lesson to export your answers, reflections, practice feedback and code-run </w:t>
+      </w:r>
+      <w:r>
+        <w:rPr>
+          <w:b/>
+        </w:rPr>
+        <w:t>evidence</w:t>
+      </w:r>
+      <w:r>
+        <w:rPr>
+          <w:b w:val="0"/>
+        </w:rPr>
+        <w:t>. Open the HTML copy to read or print it.</w:t>
+      </w:r>
+    </w:p>
+    <w:p>
+      <w:pPr>
+        <w:spacing w:line="336" w:lineRule="auto" w:after="180"/>
+      </w:pPr>
+      <w:r>
+        <w:rPr>
+          <w:b w:val="0"/>
+        </w:rPr>
+        <w:t>Drafts stay in this browser when storage is available; clear drafts on a shared device.</w:t>
+      </w:r>
+    </w:p>
+    <w:p>
+      <w:pPr>
+        <w:pStyle w:val="Heading3"/>
+      </w:pPr>
+      <w:r>
+        <w:t>What I repaired, the evidence I kept and the next test</w:t>
+      </w:r>
+    </w:p>
+    <w:p>
+      <w:r>
+        <w:t>________________________________________________________________</w:t>
+      </w:r>
+    </w:p>
+    <w:p>
+      <w:r>
+        <w:t>________________________________________________________________</w:t>
+      </w:r>
+    </w:p>
+    <w:p>
+      <w:r>
+        <w:t>________________________________________________________________</w:t>
+      </w:r>
+    </w:p>
+    <w:p>
+      <w:r>
+        <w:t>________________________________________________________________</w:t>
+      </w:r>
+    </w:p>
+    <w:p>
+      <w:r>
+        <w:t>________________________________________________________________</w:t>
+      </w:r>
+    </w:p>
+    <w:p>
+      <w:pPr>
+        <w:pStyle w:val="Heading2"/>
+      </w:pPr>
+      <w:r>
+        <w:t>Earlier wording, alternatives and picture transcripts · reference / check after trying</w:t>
       </w:r>
     </w:p>
     <w:p>
@@ -2858,116 +2839,10 @@
     </w:p>
     <w:p>
       <w:pPr>
-        <w:spacing w:line="336" w:lineRule="auto" w:after="180"/>
-      </w:pPr>
-      <w:r>
-        <w:rPr>
-          <w:b w:val="0"/>
-        </w:rPr>
-        <w:t xml:space="preserve">Separate a reproducible fitted </w:t>
-      </w:r>
-      <w:r>
-        <w:rPr>
-          <w:b/>
-        </w:rPr>
-        <w:t>pipeline</w:t>
-      </w:r>
-      <w:r>
-        <w:rPr>
-          <w:b w:val="0"/>
-        </w:rPr>
-        <w:t xml:space="preserve"> from merely displaying </w:t>
-      </w:r>
-      <w:r>
-        <w:rPr>
-          <w:b/>
-        </w:rPr>
-        <w:t>prediction</w:t>
-      </w:r>
-      <w:r>
-        <w:rPr>
-          <w:b w:val="0"/>
-        </w:rPr>
-        <w:t>s.</w:t>
-      </w:r>
-    </w:p>
-    <w:p>
-      <w:pPr>
         <w:pStyle w:val="Heading3"/>
       </w:pPr>
       <w:r>
-        <w:t>Practice 1: explain the deciding evidence</w:t>
-      </w:r>
-    </w:p>
-    <w:p>
-      <w:pPr>
-        <w:spacing w:line="336" w:lineRule="auto" w:after="180"/>
-      </w:pPr>
-      <w:r>
-        <w:rPr>
-          <w:b w:val="0"/>
-        </w:rPr>
-        <w:t xml:space="preserve">Which labelled step matches this detail? Distances 30 and 10 mm select the spotted </w:t>
-      </w:r>
-      <w:r>
-        <w:rPr>
-          <w:b/>
-        </w:rPr>
-        <w:t>training</w:t>
-      </w:r>
-      <w:r>
-        <w:rPr>
-          <w:b w:val="0"/>
-        </w:rPr>
-        <w:t xml:space="preserve"> record.</w:t>
-      </w:r>
-    </w:p>
-    <w:p>
-      <w:pPr>
-        <w:spacing w:line="336" w:lineRule="auto" w:after="180"/>
-        <w:shd w:fill="F4F9FC"/>
-      </w:pPr>
-      <w:r>
-        <w:rPr>
-          <w:b w:val="0"/>
-        </w:rPr>
-        <w:t xml:space="preserve">1. </w:t>
-      </w:r>
-      <w:r>
-        <w:rPr>
-          <w:b/>
-        </w:rPr>
-        <w:t>Predict</w:t>
-      </w:r>
-      <w:r>
-        <w:rPr>
-          <w:b w:val="0"/>
-        </w:rPr>
-        <w:t xml:space="preserve"> neighbour</w:t>
-      </w:r>
-    </w:p>
-    <w:p>
-      <w:pPr>
-        <w:spacing w:line="336" w:lineRule="auto" w:after="180"/>
-        <w:shd w:fill="F4F9FC"/>
-      </w:pPr>
-      <w:r>
-        <w:rPr>
-          <w:b w:val="0"/>
-        </w:rPr>
-        <w:t>2. Fit transform</w:t>
-      </w:r>
-    </w:p>
-    <w:p>
-      <w:pPr>
-        <w:spacing w:line="336" w:lineRule="auto" w:after="180"/>
-        <w:shd w:fill="F4F9FC"/>
-      </w:pPr>
-      <w:r>
-        <w:rPr>
-          <w:b w:val="0"/>
-        </w:rPr>
-        <w:t>3. Transform query</w:t>
+        <w:t>Repair a missing building block</w:t>
       </w:r>
     </w:p>
     <w:p>
@@ -2975,32 +2850,7 @@
         <w:pStyle w:val="Heading3"/>
       </w:pPr>
       <w:r>
-        <w:t>My selected conclusion, deciding fact and explanation</w:t>
-      </w:r>
-    </w:p>
-    <w:p>
-      <w:r>
-        <w:t>________________________________________________________________</w:t>
-      </w:r>
-    </w:p>
-    <w:p>
-      <w:r>
-        <w:t>________________________________________________________________</w:t>
-      </w:r>
-    </w:p>
-    <w:p>
-      <w:r>
-        <w:t>________________________________________________________________</w:t>
-      </w:r>
-    </w:p>
-    <w:p>
-      <w:r>
-        <w:t>________________________________________________________________</w:t>
-      </w:r>
-    </w:p>
-    <w:p>
-      <w:r>
-        <w:t>________________________________________________________________</w:t>
+        <w:t>Predict, run and debug</w:t>
       </w:r>
     </w:p>
     <w:p>
@@ -3008,601 +2858,25 @@
         <w:pStyle w:val="Heading3"/>
       </w:pPr>
       <w:r>
-        <w:t>Hint · try first</w:t>
-      </w:r>
-    </w:p>
-    <w:p>
-      <w:pPr>
-        <w:spacing w:line="336" w:lineRule="auto" w:after="180"/>
-        <w:shd w:fill="F1F6F8"/>
-      </w:pPr>
-      <w:r>
-        <w:rPr>
-          <w:b w:val="0"/>
-        </w:rPr>
-        <w:t>Hint if needed: Read the steps in the pictorial case. Match the supplied detail to the stage that performs or records it.</w:t>
-      </w:r>
-    </w:p>
-    <w:p>
-      <w:pPr>
-        <w:pStyle w:val="Heading3"/>
-      </w:pPr>
-      <w:r>
-        <w:t>Feedback · compare after trying</w:t>
-      </w:r>
-    </w:p>
-    <w:p>
-      <w:pPr>
-        <w:spacing w:line="336" w:lineRule="auto" w:after="180"/>
-        <w:shd w:fill="F1F6FC"/>
-      </w:pPr>
-      <w:r>
-        <w:rPr>
-          <w:b w:val="0"/>
-        </w:rPr>
-        <w:t xml:space="preserve">After your attempt, compare with the supported explanation: </w:t>
-      </w:r>
-      <w:r>
-        <w:rPr>
-          <w:b/>
-        </w:rPr>
-        <w:t>Predict</w:t>
-      </w:r>
-      <w:r>
-        <w:rPr>
-          <w:b w:val="0"/>
-        </w:rPr>
-        <w:t xml:space="preserve"> neighbour Distances 30 and 10 mm select the spotted </w:t>
-      </w:r>
-      <w:r>
-        <w:rPr>
-          <w:b/>
-        </w:rPr>
-        <w:t>training</w:t>
-      </w:r>
-      <w:r>
-        <w:rPr>
-          <w:b w:val="0"/>
-        </w:rPr>
-        <w:t xml:space="preserve"> record. Read the picture in order. Distances 30 and 10 mm select the spotted </w:t>
-      </w:r>
-      <w:r>
-        <w:rPr>
-          <w:b/>
-        </w:rPr>
-        <w:t>training</w:t>
-      </w:r>
-      <w:r>
-        <w:rPr>
-          <w:b w:val="0"/>
-        </w:rPr>
-        <w:t xml:space="preserve"> record.</w:t>
-      </w:r>
-    </w:p>
-    <w:p>
-      <w:pPr>
-        <w:spacing w:line="336" w:lineRule="auto" w:after="180"/>
-        <w:shd w:fill="F1F6FC"/>
-      </w:pPr>
-      <w:r>
-        <w:rPr>
-          <w:b w:val="0"/>
-        </w:rPr>
-        <w:t xml:space="preserve">The arrows show which recorded </w:t>
-      </w:r>
-      <w:r>
-        <w:rPr>
-          <w:b/>
-        </w:rPr>
-        <w:t>input</w:t>
-      </w:r>
-      <w:r>
-        <w:rPr>
-          <w:b w:val="0"/>
-        </w:rPr>
-        <w:t xml:space="preserve"> or intermediate result each decision uses. Explain the deciding step aloud before checking the changed case; pointing to the final answer alone does not show how it follows.</w:t>
-      </w:r>
-    </w:p>
-    <w:p>
-      <w:pPr>
-        <w:pStyle w:val="Heading3"/>
-      </w:pPr>
-      <w:r>
-        <w:t>Practice 2: explain the deciding evidence</w:t>
-      </w:r>
-    </w:p>
-    <w:p>
-      <w:pPr>
-        <w:pStyle w:val="Heading3"/>
-      </w:pPr>
-      <w:r>
-        <w:t>Changed case · predict first</w:t>
-      </w:r>
-    </w:p>
-    <w:p>
-      <w:pPr>
-        <w:spacing w:line="336" w:lineRule="auto" w:after="180"/>
-        <w:shd w:fill="F5F1FB"/>
-      </w:pPr>
-      <w:r>
-        <w:rPr>
-          <w:b w:val="0"/>
-        </w:rPr>
-        <w:t xml:space="preserve">Changed-case practice: Transform </w:t>
-      </w:r>
-      <w:r>
-        <w:rPr>
-          <w:b/>
-        </w:rPr>
-        <w:t>training</w:t>
-      </w:r>
-      <w:r>
-        <w:rPr>
-          <w:b w:val="0"/>
-        </w:rPr>
-        <w:t xml:space="preserve"> but leave query numerically at 5. Which conclusion is supported by the supplied facts?</w:t>
-      </w:r>
-    </w:p>
-    <w:p>
-      <w:pPr>
-        <w:spacing w:line="336" w:lineRule="auto" w:after="180"/>
-        <w:shd w:fill="F4F9FC"/>
-      </w:pPr>
-      <w:r>
-        <w:rPr>
-          <w:b w:val="0"/>
-        </w:rPr>
-        <w:t>1. Distances become 15 and 55, incorrectly selecting healthy.</w:t>
-      </w:r>
-    </w:p>
-    <w:p>
-      <w:pPr>
-        <w:spacing w:line="336" w:lineRule="auto" w:after="180"/>
-        <w:shd w:fill="F4F9FC"/>
-      </w:pPr>
-      <w:r>
-        <w:rPr>
-          <w:b w:val="0"/>
-        </w:rPr>
-        <w:t xml:space="preserve">2. We can decide the result without examining the changed </w:t>
-      </w:r>
-      <w:r>
-        <w:rPr>
-          <w:b/>
-        </w:rPr>
-        <w:t>input</w:t>
-      </w:r>
-      <w:r>
-        <w:rPr>
-          <w:b w:val="0"/>
-        </w:rPr>
-        <w:t xml:space="preserve"> or the procedure.</w:t>
-      </w:r>
-    </w:p>
-    <w:p>
-      <w:pPr>
-        <w:spacing w:line="336" w:lineRule="auto" w:after="180"/>
-        <w:shd w:fill="F4F9FC"/>
-      </w:pPr>
-      <w:r>
-        <w:rPr>
-          <w:b w:val="0"/>
-        </w:rPr>
-        <w:t xml:space="preserve">3. This one example guarantees correct results for every future </w:t>
-      </w:r>
-      <w:r>
-        <w:rPr>
-          <w:b/>
-        </w:rPr>
-        <w:t>input</w:t>
-      </w:r>
-      <w:r>
-        <w:rPr>
-          <w:b w:val="0"/>
-        </w:rPr>
-        <w:t>.</w:t>
-      </w:r>
-    </w:p>
-    <w:p>
-      <w:pPr>
-        <w:pStyle w:val="Heading3"/>
-      </w:pPr>
-      <w:r>
-        <w:t>My selected conclusion, deciding fact and explanation</w:t>
-      </w:r>
-    </w:p>
-    <w:p>
-      <w:r>
-        <w:t>________________________________________________________________</w:t>
-      </w:r>
-    </w:p>
-    <w:p>
-      <w:r>
-        <w:t>________________________________________________________________</w:t>
-      </w:r>
-    </w:p>
-    <w:p>
-      <w:r>
-        <w:t>________________________________________________________________</w:t>
-      </w:r>
-    </w:p>
-    <w:p>
-      <w:r>
-        <w:t>________________________________________________________________</w:t>
-      </w:r>
-    </w:p>
-    <w:p>
-      <w:r>
-        <w:t>________________________________________________________________</w:t>
-      </w:r>
-    </w:p>
-    <w:p>
-      <w:pPr>
-        <w:pStyle w:val="Heading3"/>
-      </w:pPr>
-      <w:r>
-        <w:t>Hint · try first</w:t>
-      </w:r>
-    </w:p>
-    <w:p>
-      <w:pPr>
-        <w:spacing w:line="336" w:lineRule="auto" w:after="180"/>
-        <w:shd w:fill="F1F6F8"/>
-      </w:pPr>
-      <w:r>
-        <w:rPr>
-          <w:b w:val="0"/>
-        </w:rPr>
-        <w:t>Hint if needed: Use the changed condition and the deciding step in the pictorial trace. The answer must say what follows from those facts.</w:t>
-      </w:r>
-    </w:p>
-    <w:p>
-      <w:pPr>
-        <w:pStyle w:val="Heading3"/>
-      </w:pPr>
-      <w:r>
-        <w:t>Feedback · compare after trying</w:t>
-      </w:r>
-    </w:p>
-    <w:p>
-      <w:pPr>
-        <w:spacing w:line="336" w:lineRule="auto" w:after="180"/>
-        <w:shd w:fill="F1F6FC"/>
-      </w:pPr>
-      <w:r>
-        <w:rPr>
-          <w:b w:val="0"/>
-        </w:rPr>
-        <w:t xml:space="preserve">After your attempt, compare with the supported explanation: Distances become 15 and 55, incorrectly selecting healthy. The query is now compared in inconsistent units; the changed result is a </w:t>
-      </w:r>
-      <w:r>
-        <w:rPr>
-          <w:b/>
-        </w:rPr>
-        <w:t>pipeline</w:t>
-      </w:r>
-      <w:r>
-        <w:rPr>
-          <w:b w:val="0"/>
-        </w:rPr>
-        <w:t xml:space="preserve"> defect.</w:t>
-      </w:r>
-    </w:p>
-    <w:p>
-      <w:pPr>
-        <w:pStyle w:val="Heading3"/>
-      </w:pPr>
-      <w:r>
-        <w:t>Repair a missing building block</w:t>
-      </w:r>
-    </w:p>
-    <w:p>
-      <w:pPr>
-        <w:spacing w:line="336" w:lineRule="auto" w:after="180"/>
-      </w:pPr>
-      <w:r>
-        <w:rPr>
-          <w:b w:val="0"/>
-        </w:rPr>
-        <w:t xml:space="preserve">Review Nearest Neighbors (ai-4/12). Goal: Compute absolute distances and rank </w:t>
-      </w:r>
-      <w:r>
-        <w:rPr>
-          <w:b/>
-        </w:rPr>
-        <w:t>training</w:t>
-      </w:r>
-      <w:r>
-        <w:rPr>
-          <w:b w:val="0"/>
-        </w:rPr>
-        <w:t xml:space="preserve"> neighbours. Short practice: Why is the k=1 outcome at length5 not uniquely determined without a tie rule?</w:t>
-      </w:r>
-    </w:p>
-    <w:p>
-      <w:pPr>
-        <w:spacing w:line="336" w:lineRule="auto" w:after="180"/>
-      </w:pPr>
-      <w:r>
-        <w:rPr>
-          <w:b w:val="0"/>
-        </w:rPr>
-        <w:t xml:space="preserve">Point to the relevant step in the picture, then write the changed result and the rule or </w:t>
-      </w:r>
-      <w:r>
-        <w:rPr>
-          <w:b/>
-        </w:rPr>
-        <w:t>evidence</w:t>
-      </w:r>
-      <w:r>
-        <w:rPr>
-          <w:b w:val="0"/>
-        </w:rPr>
-        <w:t xml:space="preserve"> that supports it.. Return to this week and explain what you changed.</w:t>
-      </w:r>
-    </w:p>
-    <w:p>
-      <w:pPr>
-        <w:spacing w:line="336" w:lineRule="auto" w:after="180"/>
-      </w:pPr>
-      <w:r>
-        <w:rPr>
-          <w:b w:val="0"/>
-        </w:rPr>
-        <w:t xml:space="preserve">Review Baselines First (ai-4/10). Goal: Fit a majority label baseline using </w:t>
-      </w:r>
-      <w:r>
-        <w:rPr>
-          <w:b/>
-        </w:rPr>
-        <w:t>training</w:t>
-      </w:r>
-      <w:r>
-        <w:rPr>
-          <w:b w:val="0"/>
-        </w:rPr>
-        <w:t xml:space="preserve"> labels only. Short practice: Can the candidate’s </w:t>
-      </w:r>
-      <w:r>
-        <w:rPr>
-          <w:b/>
-        </w:rPr>
-        <w:t>training</w:t>
-      </w:r>
-      <w:r>
-        <w:rPr>
-          <w:b w:val="0"/>
-        </w:rPr>
-        <w:t xml:space="preserve"> accuracy replace this validation comparison?</w:t>
-      </w:r>
-    </w:p>
-    <w:p>
-      <w:pPr>
-        <w:spacing w:line="336" w:lineRule="auto" w:after="180"/>
-      </w:pPr>
-      <w:r>
-        <w:rPr>
-          <w:b w:val="0"/>
-        </w:rPr>
-        <w:t xml:space="preserve">Point to the relevant step in the picture, then write the changed result and the rule or </w:t>
-      </w:r>
-      <w:r>
-        <w:rPr>
-          <w:b/>
-        </w:rPr>
-        <w:t>evidence</w:t>
-      </w:r>
-      <w:r>
-        <w:rPr>
-          <w:b w:val="0"/>
-        </w:rPr>
-        <w:t xml:space="preserve"> that supports it.. Return to this week and explain what you changed.</w:t>
-      </w:r>
-    </w:p>
-    <w:p>
-      <w:pPr>
-        <w:spacing w:line="336" w:lineRule="auto" w:after="180"/>
-      </w:pPr>
-      <w:r>
-        <w:rPr>
-          <w:b w:val="0"/>
-        </w:rPr>
-        <w:t>Review Sampling and Intended Use (ai-4/7). Goal: Inspect row meaning missing values and repeated records. Short practice: Which collection would address the intended-use gap most directly?</w:t>
-      </w:r>
-    </w:p>
-    <w:p>
-      <w:pPr>
-        <w:spacing w:line="336" w:lineRule="auto" w:after="180"/>
-      </w:pPr>
-      <w:r>
-        <w:rPr>
-          <w:b w:val="0"/>
-        </w:rPr>
-        <w:t xml:space="preserve">Point to the relevant step in the picture, then write the changed result and the rule or </w:t>
-      </w:r>
-      <w:r>
-        <w:rPr>
-          <w:b/>
-        </w:rPr>
-        <w:t>evidence</w:t>
-      </w:r>
-      <w:r>
-        <w:rPr>
-          <w:b w:val="0"/>
-        </w:rPr>
-        <w:t xml:space="preserve"> that supports it.. Return to this week and explain what you changed.</w:t>
-      </w:r>
-    </w:p>
-    <w:p>
-      <w:pPr>
-        <w:pStyle w:val="Heading3"/>
-      </w:pPr>
-      <w:r>
-        <w:t>Predict, run and debug</w:t>
-      </w:r>
-    </w:p>
-    <w:p>
-      <w:pPr>
-        <w:spacing w:line="336" w:lineRule="auto" w:after="180"/>
-      </w:pPr>
-      <w:r>
-        <w:rPr>
-          <w:b w:val="0"/>
-        </w:rPr>
-        <w:t xml:space="preserve">The browser lab lets you edit the supported Python examples already included in this lesson. </w:t>
-      </w:r>
-      <w:r>
-        <w:rPr>
-          <w:b/>
-        </w:rPr>
-        <w:t>Predict</w:t>
-      </w:r>
-      <w:r>
-        <w:rPr>
-          <w:b w:val="0"/>
-        </w:rPr>
-        <w:t xml:space="preserve"> first, run, inspect the actual </w:t>
-      </w:r>
-      <w:r>
-        <w:rPr>
-          <w:b/>
-        </w:rPr>
-        <w:t>output</w:t>
-      </w:r>
-      <w:r>
-        <w:rPr>
-          <w:b w:val="0"/>
-        </w:rPr>
-        <w:t xml:space="preserve"> or error, change one </w:t>
-      </w:r>
-      <w:r>
-        <w:rPr>
-          <w:b/>
-        </w:rPr>
-        <w:t>input</w:t>
-      </w:r>
-      <w:r>
-        <w:rPr>
-          <w:b w:val="0"/>
-        </w:rPr>
-        <w:t>, then run again.</w:t>
-      </w:r>
-    </w:p>
-    <w:p>
-      <w:pPr>
-        <w:spacing w:line="336" w:lineRule="auto" w:after="180"/>
-      </w:pPr>
-      <w:r>
-        <w:rPr>
-          <w:b w:val="0"/>
-        </w:rPr>
-        <w:t xml:space="preserve">Keep code, </w:t>
-      </w:r>
-      <w:r>
-        <w:rPr>
-          <w:b/>
-        </w:rPr>
-        <w:t>prediction</w:t>
-      </w:r>
-      <w:r>
-        <w:rPr>
-          <w:b w:val="0"/>
-        </w:rPr>
-        <w:t>s, actual results and a reasoned revision together. On paper, label your result as a trace rather than an execution.</w:t>
-      </w:r>
-    </w:p>
-    <w:p>
-      <w:pPr>
-        <w:pStyle w:val="Heading3"/>
-      </w:pPr>
-      <w:r>
         <w:t>Keep your completed work</w:t>
       </w:r>
     </w:p>
     <w:p>
       <w:pPr>
-        <w:spacing w:line="336" w:lineRule="auto" w:after="180"/>
-      </w:pPr>
-      <w:r>
-        <w:rPr>
-          <w:b w:val="0"/>
-        </w:rPr>
-        <w:t xml:space="preserve">Use Download completed work in the hosted lesson to export your answers, reflections, practice feedback and code-run </w:t>
-      </w:r>
-      <w:r>
-        <w:rPr>
-          <w:b/>
-        </w:rPr>
-        <w:t>evidence</w:t>
-      </w:r>
-      <w:r>
-        <w:rPr>
-          <w:b w:val="0"/>
-        </w:rPr>
-        <w:t>. Open the HTML copy to read or print it.</w:t>
-      </w:r>
-    </w:p>
-    <w:p>
-      <w:pPr>
-        <w:spacing w:line="336" w:lineRule="auto" w:after="180"/>
-      </w:pPr>
-      <w:r>
-        <w:rPr>
-          <w:b w:val="0"/>
-        </w:rPr>
-        <w:t>Drafts stay in this browser when storage is available; clear drafts on a shared device.</w:t>
-      </w:r>
-    </w:p>
-    <w:p>
-      <w:pPr>
-        <w:pStyle w:val="Heading3"/>
-      </w:pPr>
-      <w:r>
-        <w:t>What I repaired, the evidence I kept and the next test</w:t>
-      </w:r>
-    </w:p>
-    <w:p>
-      <w:r>
-        <w:t>________________________________________________________________</w:t>
-      </w:r>
-    </w:p>
-    <w:p>
-      <w:r>
-        <w:t>________________________________________________________________</w:t>
-      </w:r>
-    </w:p>
-    <w:p>
-      <w:r>
-        <w:t>________________________________________________________________</w:t>
-      </w:r>
-    </w:p>
-    <w:p>
-      <w:r>
-        <w:t>________________________________________________________________</w:t>
-      </w:r>
-    </w:p>
-    <w:p>
-      <w:r>
-        <w:t>________________________________________________________________</w:t>
-      </w:r>
-    </w:p>
-    <w:p>
-      <w:pPr>
         <w:pStyle w:val="Heading1"/>
       </w:pPr>
       <w:r>
-        <w:t>26. Visual concept journey</w:t>
-      </w:r>
-    </w:p>
-    <w:p>
-      <w:r>
-        <w:t>Explain each Train a Classifier picture from its labels, then record a relevant limit.</w:t>
-      </w:r>
-    </w:p>
-    <w:p>
-      <w:pPr>
-        <w:pStyle w:val="Heading3"/>
+        <w:t>26. Reference · Six-picture response sheets</w:t>
+      </w:r>
+    </w:p>
+    <w:p>
+      <w:r>
+        <w:t>Choose the relevant picture instead of repeating every task.</w:t>
+      </w:r>
+    </w:p>
+    <w:p>
+      <w:pPr>
+        <w:pStyle w:val="Heading2"/>
       </w:pPr>
       <w:r>
         <w:t>01. Train a Classifier: the case</w:t>
@@ -3729,7 +3003,6 @@
     <w:p>
       <w:pPr>
         <w:spacing w:line="336" w:lineRule="auto" w:after="180"/>
-        <w:shd w:fill="F5F1FB"/>
       </w:pPr>
       <w:r>
         <w:rPr>
@@ -3768,7 +3041,7 @@
     </w:p>
     <w:p>
       <w:pPr>
-        <w:pStyle w:val="Heading3"/>
+        <w:pStyle w:val="Heading2"/>
       </w:pPr>
       <w:r>
         <w:t>02. Follow the deciding steps</w:t>
@@ -3860,7 +3133,6 @@
     <w:p>
       <w:pPr>
         <w:spacing w:line="336" w:lineRule="auto" w:after="180"/>
-        <w:shd w:fill="F5F1FB"/>
       </w:pPr>
       <w:r>
         <w:rPr>
@@ -3911,7 +3183,7 @@
     </w:p>
     <w:p>
       <w:pPr>
-        <w:pStyle w:val="Heading3"/>
+        <w:pStyle w:val="Heading2"/>
       </w:pPr>
       <w:r>
         <w:t>03. Separate search from later scoring</w:t>
@@ -3991,7 +3263,6 @@
     <w:p>
       <w:pPr>
         <w:spacing w:line="336" w:lineRule="auto" w:after="180"/>
-        <w:shd w:fill="F5F1FB"/>
       </w:pPr>
       <w:r>
         <w:rPr>
@@ -4030,7 +3301,7 @@
     </w:p>
     <w:p>
       <w:pPr>
-        <w:pStyle w:val="Heading3"/>
+        <w:pStyle w:val="Heading2"/>
       </w:pPr>
       <w:r>
         <w:t>04. Change one thing. Trace what follows.</w:t>
@@ -4133,7 +3404,6 @@
     <w:p>
       <w:pPr>
         <w:spacing w:line="336" w:lineRule="auto" w:after="180"/>
-        <w:shd w:fill="F5F1FB"/>
       </w:pPr>
       <w:r>
         <w:rPr>
@@ -4178,7 +3448,7 @@
     </w:p>
     <w:p>
       <w:pPr>
-        <w:pStyle w:val="Heading3"/>
+        <w:pStyle w:val="Heading2"/>
       </w:pPr>
       <w:r>
         <w:t>05. Connect the explanation to its limit</w:t>
@@ -4292,7 +3562,6 @@
     <w:p>
       <w:pPr>
         <w:spacing w:line="336" w:lineRule="auto" w:after="180"/>
-        <w:shd w:fill="F5F1FB"/>
       </w:pPr>
       <w:r>
         <w:rPr>
@@ -4331,7 +3600,7 @@
     </w:p>
     <w:p>
       <w:pPr>
-        <w:pStyle w:val="Heading3"/>
+        <w:pStyle w:val="Heading2"/>
       </w:pPr>
       <w:r>
         <w:t>06. Make the idea visible in your project</w:t>
@@ -4469,7 +3738,6 @@
     <w:p>
       <w:pPr>
         <w:spacing w:line="336" w:lineRule="auto" w:after="180"/>
-        <w:shd w:fill="F5F1FB"/>
       </w:pPr>
       <w:r>
         <w:rPr>
@@ -4516,6 +3784,62 @@
     <w:p>
       <w:r>
         <w:t>________________________________________________________________</w:t>
+      </w:r>
+    </w:p>
+    <w:p>
+      <w:pPr>
+        <w:pStyle w:val="Heading2"/>
+      </w:pPr>
+      <w:r>
+        <w:t>Earlier wording, alternatives and picture transcripts · reference / check after trying</w:t>
+      </w:r>
+    </w:p>
+    <w:p>
+      <w:pPr>
+        <w:pStyle w:val="Heading3"/>
+      </w:pPr>
+      <w:r>
+        <w:t>01. Train a Classifier: the case</w:t>
+      </w:r>
+    </w:p>
+    <w:p>
+      <w:pPr>
+        <w:pStyle w:val="Heading3"/>
+      </w:pPr>
+      <w:r>
+        <w:t>02. Follow the deciding steps</w:t>
+      </w:r>
+    </w:p>
+    <w:p>
+      <w:pPr>
+        <w:pStyle w:val="Heading3"/>
+      </w:pPr>
+      <w:r>
+        <w:t>03. Separate search from later scoring</w:t>
+      </w:r>
+    </w:p>
+    <w:p>
+      <w:pPr>
+        <w:pStyle w:val="Heading3"/>
+      </w:pPr>
+      <w:r>
+        <w:t>04. Change one thing. Trace what follows.</w:t>
+      </w:r>
+    </w:p>
+    <w:p>
+      <w:pPr>
+        <w:pStyle w:val="Heading3"/>
+      </w:pPr>
+      <w:r>
+        <w:t>05. Connect the explanation to its limit</w:t>
+      </w:r>
+    </w:p>
+    <w:p>
+      <w:pPr>
+        <w:pStyle w:val="Heading3"/>
+      </w:pPr>
+      <w:r>
+        <w:t>06. Make the idea visible in your project</w:t>
       </w:r>
     </w:p>
     <w:sectPr>
